--- a/IM_DOCU_FORMAT_Final_With_Technology_Stack_Graphic.docx
+++ b/IM_DOCU_FORMAT_Final_With_Technology_Stack_Graphic.docx
@@ -3150,6 +3150,7 @@
           <w:sz w:val="24"/>
           <w:szCs w:val="24"/>
         </w:rPr>
+        <w:lastRenderedPageBreak/>
         <w:t>Executive Summary</w:t>
       </w:r>
       <w:r>
@@ -3448,7 +3449,7 @@
     <w:p>
       <w:pPr>
         <w:keepNext/>
-        <w:spacing w:line="480" w:lineRule="auto" w:before="120" w:after="160"/>
+        <w:spacing w:before="120" w:after="160" w:line="480" w:lineRule="auto"/>
         <w:rPr>
           <w:rFonts w:ascii="Arial" w:eastAsia="Arial" w:hAnsi="Arial" w:cs="Arial"/>
           <w:b/>
@@ -3464,15 +3465,16 @@
           <w:color w:val="000000"/>
           <w:sz w:val="24"/>
         </w:rPr>
+        <w:lastRenderedPageBreak/>
         <w:t>CUSTOMER VALIDATION BOARD</w:t>
       </w:r>
     </w:p>
     <w:tbl>
       <w:tblPr>
-        <w:tblW w:type="auto" w:w="0"/>
+        <w:tblW w:w="0" w:type="auto"/>
         <w:jc w:val="center"/>
         <w:tblLayout w:type="fixed"/>
-        <w:tblLook w:firstColumn="1" w:firstRow="1" w:lastColumn="0" w:lastRow="0" w:noHBand="0" w:noVBand="1" w:val="04A0"/>
+        <w:tblLook w:val="04A0" w:firstRow="1" w:lastRow="0" w:firstColumn="1" w:lastColumn="0" w:noHBand="0" w:noVBand="1"/>
       </w:tblPr>
       <w:tblGrid>
         <w:gridCol w:w="2045"/>
@@ -3483,36 +3485,35 @@
       <w:tr>
         <w:trPr>
           <w:cantSplit/>
+          <w:jc w:val="center"/>
         </w:trPr>
         <w:tc>
           <w:tcPr>
-            <w:tcW w:type="dxa" w:w="2534"/>
+            <w:tcW w:w="2534" w:type="dxa"/>
             <w:gridSpan w:val="4"/>
-            <w:shd w:fill="FFFFFF"/>
             <w:tcBorders>
-              <w:top w:val="single" w:sz="6" w:color="707070"/>
-              <w:left w:val="single" w:sz="6" w:color="707070"/>
-              <w:bottom w:val="single" w:sz="6" w:color="707070"/>
-              <w:right w:val="single" w:sz="6" w:color="707070"/>
+              <w:top w:val="single" w:sz="6" w:space="0" w:color="707070"/>
+              <w:left w:val="single" w:sz="6" w:space="0" w:color="707070"/>
+              <w:bottom w:val="single" w:sz="6" w:space="0" w:color="707070"/>
+              <w:right w:val="single" w:sz="6" w:space="0" w:color="707070"/>
             </w:tcBorders>
+            <w:shd w:val="clear" w:color="auto" w:fill="FFFFFF"/>
             <w:tcMar>
               <w:top w:w="65" w:type="dxa"/>
-              <w:start w:w="70" w:type="dxa"/>
+              <w:left w:w="70" w:type="dxa"/>
               <w:bottom w:w="65" w:type="dxa"/>
-              <w:end w:w="70" w:type="dxa"/>
+              <w:right w:w="70" w:type="dxa"/>
             </w:tcMar>
             <w:vAlign w:val="center"/>
           </w:tcPr>
           <w:p>
             <w:pPr>
-              <w:spacing w:before="0" w:after="0" w:line="240" w:lineRule="auto"/>
               <w:jc w:val="center"/>
             </w:pPr>
             <w:r>
               <w:rPr>
                 <w:rFonts w:ascii="Arial" w:hAnsi="Arial"/>
                 <w:b/>
-                <w:i w:val="0"/>
                 <w:color w:val="000000"/>
                 <w:sz w:val="18"/>
               </w:rPr>
@@ -3524,34 +3525,31 @@
       <w:tr>
         <w:trPr>
           <w:cantSplit/>
+          <w:jc w:val="center"/>
         </w:trPr>
         <w:tc>
           <w:tcPr>
-            <w:tcW w:type="dxa" w:w="2045"/>
-            <w:shd w:fill="FFFFFF"/>
+            <w:tcW w:w="2045" w:type="dxa"/>
             <w:tcBorders>
-              <w:top w:val="single" w:sz="6" w:color="707070"/>
-              <w:left w:val="single" w:sz="6" w:color="707070"/>
-              <w:bottom w:val="single" w:sz="6" w:color="707070"/>
-              <w:right w:val="single" w:sz="6" w:color="707070"/>
+              <w:top w:val="single" w:sz="6" w:space="0" w:color="707070"/>
+              <w:left w:val="single" w:sz="6" w:space="0" w:color="707070"/>
+              <w:bottom w:val="single" w:sz="6" w:space="0" w:color="707070"/>
+              <w:right w:val="single" w:sz="6" w:space="0" w:color="707070"/>
             </w:tcBorders>
+            <w:shd w:val="clear" w:color="auto" w:fill="FFFFFF"/>
             <w:tcMar>
               <w:top w:w="65" w:type="dxa"/>
-              <w:start w:w="70" w:type="dxa"/>
+              <w:left w:w="70" w:type="dxa"/>
               <w:bottom w:w="65" w:type="dxa"/>
-              <w:end w:w="70" w:type="dxa"/>
+              <w:right w:w="70" w:type="dxa"/>
             </w:tcMar>
             <w:vAlign w:val="center"/>
           </w:tcPr>
           <w:p>
-            <w:pPr>
-              <w:spacing w:before="0" w:after="0" w:line="240" w:lineRule="auto"/>
-            </w:pPr>
             <w:r>
               <w:rPr>
                 <w:rFonts w:ascii="Arial" w:hAnsi="Arial"/>
                 <w:b/>
-                <w:i w:val="0"/>
                 <w:color w:val="000000"/>
                 <w:sz w:val="15"/>
               </w:rPr>
@@ -3561,32 +3559,28 @@
         </w:tc>
         <w:tc>
           <w:tcPr>
-            <w:tcW w:type="dxa" w:w="2534"/>
+            <w:tcW w:w="2534" w:type="dxa"/>
             <w:gridSpan w:val="3"/>
-            <w:shd w:fill="FFD966"/>
             <w:tcBorders>
-              <w:top w:val="single" w:sz="6" w:color="707070"/>
-              <w:left w:val="single" w:sz="6" w:color="707070"/>
-              <w:bottom w:val="single" w:sz="6" w:color="707070"/>
-              <w:right w:val="single" w:sz="6" w:color="707070"/>
+              <w:top w:val="single" w:sz="6" w:space="0" w:color="707070"/>
+              <w:left w:val="single" w:sz="6" w:space="0" w:color="707070"/>
+              <w:bottom w:val="single" w:sz="6" w:space="0" w:color="707070"/>
+              <w:right w:val="single" w:sz="6" w:space="0" w:color="707070"/>
             </w:tcBorders>
+            <w:shd w:val="clear" w:color="auto" w:fill="FFD966"/>
             <w:tcMar>
               <w:top w:w="65" w:type="dxa"/>
-              <w:start w:w="70" w:type="dxa"/>
+              <w:left w:w="70" w:type="dxa"/>
               <w:bottom w:w="65" w:type="dxa"/>
-              <w:end w:w="70" w:type="dxa"/>
+              <w:right w:w="70" w:type="dxa"/>
             </w:tcMar>
             <w:vAlign w:val="center"/>
           </w:tcPr>
           <w:p>
-            <w:pPr>
-              <w:spacing w:before="0" w:after="0" w:line="240" w:lineRule="auto"/>
-            </w:pPr>
             <w:r>
               <w:rPr>
                 <w:rFonts w:ascii="Arial" w:hAnsi="Arial"/>
                 <w:b/>
-                <w:i w:val="0"/>
                 <w:color w:val="000000"/>
                 <w:sz w:val="17"/>
               </w:rPr>
@@ -3598,34 +3592,31 @@
       <w:tr>
         <w:trPr>
           <w:cantSplit/>
+          <w:jc w:val="center"/>
         </w:trPr>
         <w:tc>
           <w:tcPr>
-            <w:tcW w:type="dxa" w:w="2045"/>
-            <w:shd w:fill="FFFFFF"/>
+            <w:tcW w:w="2045" w:type="dxa"/>
             <w:tcBorders>
-              <w:top w:val="single" w:sz="6" w:color="707070"/>
-              <w:left w:val="single" w:sz="6" w:color="707070"/>
-              <w:bottom w:val="single" w:sz="6" w:color="707070"/>
-              <w:right w:val="single" w:sz="6" w:color="707070"/>
+              <w:top w:val="single" w:sz="6" w:space="0" w:color="707070"/>
+              <w:left w:val="single" w:sz="6" w:space="0" w:color="707070"/>
+              <w:bottom w:val="single" w:sz="6" w:space="0" w:color="707070"/>
+              <w:right w:val="single" w:sz="6" w:space="0" w:color="707070"/>
             </w:tcBorders>
+            <w:shd w:val="clear" w:color="auto" w:fill="FFFFFF"/>
             <w:tcMar>
               <w:top w:w="65" w:type="dxa"/>
-              <w:start w:w="70" w:type="dxa"/>
+              <w:left w:w="70" w:type="dxa"/>
               <w:bottom w:w="65" w:type="dxa"/>
-              <w:end w:w="70" w:type="dxa"/>
+              <w:right w:w="70" w:type="dxa"/>
             </w:tcMar>
             <w:vAlign w:val="center"/>
           </w:tcPr>
           <w:p>
-            <w:pPr>
-              <w:spacing w:before="0" w:after="0" w:line="240" w:lineRule="auto"/>
-            </w:pPr>
             <w:r>
               <w:rPr>
                 <w:rFonts w:ascii="Arial" w:hAnsi="Arial"/>
                 <w:b/>
-                <w:i w:val="0"/>
                 <w:color w:val="000000"/>
                 <w:sz w:val="15"/>
               </w:rPr>
@@ -3635,32 +3626,28 @@
         </w:tc>
         <w:tc>
           <w:tcPr>
-            <w:tcW w:type="dxa" w:w="2534"/>
+            <w:tcW w:w="2534" w:type="dxa"/>
             <w:gridSpan w:val="3"/>
-            <w:shd w:fill="FFD966"/>
             <w:tcBorders>
-              <w:top w:val="single" w:sz="6" w:color="707070"/>
-              <w:left w:val="single" w:sz="6" w:color="707070"/>
-              <w:bottom w:val="single" w:sz="6" w:color="707070"/>
-              <w:right w:val="single" w:sz="6" w:color="707070"/>
+              <w:top w:val="single" w:sz="6" w:space="0" w:color="707070"/>
+              <w:left w:val="single" w:sz="6" w:space="0" w:color="707070"/>
+              <w:bottom w:val="single" w:sz="6" w:space="0" w:color="707070"/>
+              <w:right w:val="single" w:sz="6" w:space="0" w:color="707070"/>
             </w:tcBorders>
+            <w:shd w:val="clear" w:color="auto" w:fill="FFD966"/>
             <w:tcMar>
               <w:top w:w="65" w:type="dxa"/>
-              <w:start w:w="70" w:type="dxa"/>
+              <w:left w:w="70" w:type="dxa"/>
               <w:bottom w:w="65" w:type="dxa"/>
-              <w:end w:w="70" w:type="dxa"/>
+              <w:right w:w="70" w:type="dxa"/>
             </w:tcMar>
             <w:vAlign w:val="center"/>
           </w:tcPr>
           <w:p>
-            <w:pPr>
-              <w:spacing w:before="0" w:after="0" w:line="240" w:lineRule="auto"/>
-            </w:pPr>
             <w:r>
               <w:rPr>
                 <w:rFonts w:ascii="Arial" w:hAnsi="Arial"/>
                 <w:b/>
-                <w:i w:val="0"/>
                 <w:color w:val="000000"/>
                 <w:sz w:val="17"/>
               </w:rPr>
@@ -3672,35 +3659,34 @@
       <w:tr>
         <w:trPr>
           <w:cantSplit/>
+          <w:jc w:val="center"/>
         </w:trPr>
         <w:tc>
           <w:tcPr>
-            <w:tcW w:type="dxa" w:w="2045"/>
-            <w:shd w:fill="FFFFFF"/>
+            <w:tcW w:w="2045" w:type="dxa"/>
             <w:tcBorders>
-              <w:top w:val="single" w:sz="6" w:color="707070"/>
-              <w:left w:val="single" w:sz="6" w:color="707070"/>
-              <w:bottom w:val="single" w:sz="6" w:color="707070"/>
-              <w:right w:val="single" w:sz="6" w:color="707070"/>
+              <w:top w:val="single" w:sz="6" w:space="0" w:color="707070"/>
+              <w:left w:val="single" w:sz="6" w:space="0" w:color="707070"/>
+              <w:bottom w:val="single" w:sz="6" w:space="0" w:color="707070"/>
+              <w:right w:val="single" w:sz="6" w:space="0" w:color="707070"/>
             </w:tcBorders>
+            <w:shd w:val="clear" w:color="auto" w:fill="FFFFFF"/>
             <w:tcMar>
               <w:top w:w="65" w:type="dxa"/>
-              <w:start w:w="70" w:type="dxa"/>
+              <w:left w:w="70" w:type="dxa"/>
               <w:bottom w:w="65" w:type="dxa"/>
-              <w:end w:w="70" w:type="dxa"/>
+              <w:right w:w="70" w:type="dxa"/>
             </w:tcMar>
             <w:vAlign w:val="center"/>
           </w:tcPr>
           <w:p>
             <w:pPr>
-              <w:spacing w:before="0" w:after="0" w:line="240" w:lineRule="auto"/>
               <w:jc w:val="center"/>
             </w:pPr>
             <w:r>
               <w:rPr>
                 <w:rFonts w:ascii="Arial" w:hAnsi="Arial"/>
                 <w:b/>
-                <w:i w:val="0"/>
                 <w:color w:val="000000"/>
                 <w:sz w:val="15"/>
               </w:rPr>
@@ -3710,32 +3696,30 @@
         </w:tc>
         <w:tc>
           <w:tcPr>
-            <w:tcW w:type="dxa" w:w="2534"/>
-            <w:shd w:fill="FFFFFF"/>
+            <w:tcW w:w="2534" w:type="dxa"/>
             <w:tcBorders>
-              <w:top w:val="single" w:sz="6" w:color="707070"/>
-              <w:left w:val="single" w:sz="6" w:color="707070"/>
-              <w:bottom w:val="single" w:sz="6" w:color="707070"/>
-              <w:right w:val="single" w:sz="6" w:color="707070"/>
+              <w:top w:val="single" w:sz="6" w:space="0" w:color="707070"/>
+              <w:left w:val="single" w:sz="6" w:space="0" w:color="707070"/>
+              <w:bottom w:val="single" w:sz="6" w:space="0" w:color="707070"/>
+              <w:right w:val="single" w:sz="6" w:space="0" w:color="707070"/>
             </w:tcBorders>
+            <w:shd w:val="clear" w:color="auto" w:fill="FFFFFF"/>
             <w:tcMar>
               <w:top w:w="65" w:type="dxa"/>
-              <w:start w:w="70" w:type="dxa"/>
+              <w:left w:w="70" w:type="dxa"/>
               <w:bottom w:w="65" w:type="dxa"/>
-              <w:end w:w="70" w:type="dxa"/>
+              <w:right w:w="70" w:type="dxa"/>
             </w:tcMar>
             <w:vAlign w:val="center"/>
           </w:tcPr>
           <w:p>
             <w:pPr>
-              <w:spacing w:before="0" w:after="0" w:line="240" w:lineRule="auto"/>
               <w:jc w:val="center"/>
             </w:pPr>
             <w:r>
               <w:rPr>
                 <w:rFonts w:ascii="Arial" w:hAnsi="Arial"/>
                 <w:b/>
-                <w:i w:val="0"/>
                 <w:color w:val="000000"/>
                 <w:sz w:val="15"/>
               </w:rPr>
@@ -3745,32 +3729,30 @@
         </w:tc>
         <w:tc>
           <w:tcPr>
-            <w:tcW w:type="dxa" w:w="2534"/>
-            <w:shd w:fill="FFFFFF"/>
+            <w:tcW w:w="2534" w:type="dxa"/>
             <w:tcBorders>
-              <w:top w:val="single" w:sz="6" w:color="707070"/>
-              <w:left w:val="single" w:sz="6" w:color="707070"/>
-              <w:bottom w:val="single" w:sz="6" w:color="707070"/>
-              <w:right w:val="single" w:sz="6" w:color="707070"/>
+              <w:top w:val="single" w:sz="6" w:space="0" w:color="707070"/>
+              <w:left w:val="single" w:sz="6" w:space="0" w:color="707070"/>
+              <w:bottom w:val="single" w:sz="6" w:space="0" w:color="707070"/>
+              <w:right w:val="single" w:sz="6" w:space="0" w:color="707070"/>
             </w:tcBorders>
+            <w:shd w:val="clear" w:color="auto" w:fill="FFFFFF"/>
             <w:tcMar>
               <w:top w:w="65" w:type="dxa"/>
-              <w:start w:w="70" w:type="dxa"/>
+              <w:left w:w="70" w:type="dxa"/>
               <w:bottom w:w="65" w:type="dxa"/>
-              <w:end w:w="70" w:type="dxa"/>
+              <w:right w:w="70" w:type="dxa"/>
             </w:tcMar>
             <w:vAlign w:val="center"/>
           </w:tcPr>
           <w:p>
             <w:pPr>
-              <w:spacing w:before="0" w:after="0" w:line="240" w:lineRule="auto"/>
               <w:jc w:val="center"/>
             </w:pPr>
             <w:r>
               <w:rPr>
                 <w:rFonts w:ascii="Arial" w:hAnsi="Arial"/>
                 <w:b/>
-                <w:i w:val="0"/>
                 <w:color w:val="000000"/>
                 <w:sz w:val="15"/>
               </w:rPr>
@@ -3780,32 +3762,30 @@
         </w:tc>
         <w:tc>
           <w:tcPr>
-            <w:tcW w:type="dxa" w:w="2534"/>
-            <w:shd w:fill="FFFFFF"/>
+            <w:tcW w:w="2534" w:type="dxa"/>
             <w:tcBorders>
-              <w:top w:val="single" w:sz="6" w:color="707070"/>
-              <w:left w:val="single" w:sz="6" w:color="707070"/>
-              <w:bottom w:val="single" w:sz="6" w:color="707070"/>
-              <w:right w:val="single" w:sz="6" w:color="707070"/>
+              <w:top w:val="single" w:sz="6" w:space="0" w:color="707070"/>
+              <w:left w:val="single" w:sz="6" w:space="0" w:color="707070"/>
+              <w:bottom w:val="single" w:sz="6" w:space="0" w:color="707070"/>
+              <w:right w:val="single" w:sz="6" w:space="0" w:color="707070"/>
             </w:tcBorders>
+            <w:shd w:val="clear" w:color="auto" w:fill="FFFFFF"/>
             <w:tcMar>
               <w:top w:w="65" w:type="dxa"/>
-              <w:start w:w="70" w:type="dxa"/>
+              <w:left w:w="70" w:type="dxa"/>
               <w:bottom w:w="65" w:type="dxa"/>
-              <w:end w:w="70" w:type="dxa"/>
+              <w:right w:w="70" w:type="dxa"/>
             </w:tcMar>
             <w:vAlign w:val="center"/>
           </w:tcPr>
           <w:p>
             <w:pPr>
-              <w:spacing w:before="0" w:after="0" w:line="240" w:lineRule="auto"/>
               <w:jc w:val="center"/>
             </w:pPr>
             <w:r>
               <w:rPr>
                 <w:rFonts w:ascii="Arial" w:hAnsi="Arial"/>
                 <w:b/>
-                <w:i w:val="0"/>
                 <w:color w:val="000000"/>
                 <w:sz w:val="15"/>
               </w:rPr>
@@ -3817,35 +3797,34 @@
       <w:tr>
         <w:trPr>
           <w:cantSplit/>
+          <w:jc w:val="center"/>
         </w:trPr>
         <w:tc>
           <w:tcPr>
-            <w:tcW w:type="dxa" w:w="2045"/>
-            <w:shd w:fill="111111"/>
+            <w:tcW w:w="2045" w:type="dxa"/>
             <w:tcBorders>
-              <w:top w:val="single" w:sz="6" w:color="707070"/>
-              <w:left w:val="single" w:sz="6" w:color="707070"/>
-              <w:bottom w:val="single" w:sz="6" w:color="707070"/>
-              <w:right w:val="single" w:sz="6" w:color="707070"/>
+              <w:top w:val="single" w:sz="6" w:space="0" w:color="707070"/>
+              <w:left w:val="single" w:sz="6" w:space="0" w:color="707070"/>
+              <w:bottom w:val="single" w:sz="6" w:space="0" w:color="707070"/>
+              <w:right w:val="single" w:sz="6" w:space="0" w:color="707070"/>
             </w:tcBorders>
+            <w:shd w:val="clear" w:color="auto" w:fill="111111"/>
             <w:tcMar>
               <w:top w:w="65" w:type="dxa"/>
-              <w:start w:w="70" w:type="dxa"/>
+              <w:left w:w="70" w:type="dxa"/>
               <w:bottom w:w="65" w:type="dxa"/>
-              <w:end w:w="70" w:type="dxa"/>
+              <w:right w:w="70" w:type="dxa"/>
             </w:tcMar>
             <w:vAlign w:val="center"/>
           </w:tcPr>
           <w:p>
             <w:pPr>
-              <w:spacing w:before="0" w:after="0" w:line="240" w:lineRule="auto"/>
               <w:jc w:val="center"/>
             </w:pPr>
             <w:r>
               <w:rPr>
                 <w:rFonts w:ascii="Arial" w:hAnsi="Arial"/>
                 <w:b/>
-                <w:i w:val="0"/>
                 <w:color w:val="FFFFFF"/>
                 <w:sz w:val="15"/>
               </w:rPr>
@@ -3855,31 +3834,29 @@
         </w:tc>
         <w:tc>
           <w:tcPr>
-            <w:tcW w:type="dxa" w:w="2534"/>
-            <w:shd w:fill="F4CCCC"/>
+            <w:tcW w:w="2534" w:type="dxa"/>
             <w:tcBorders>
-              <w:top w:val="single" w:sz="6" w:color="707070"/>
-              <w:left w:val="single" w:sz="6" w:color="707070"/>
-              <w:bottom w:val="single" w:sz="6" w:color="707070"/>
-              <w:right w:val="single" w:sz="6" w:color="707070"/>
+              <w:top w:val="single" w:sz="6" w:space="0" w:color="707070"/>
+              <w:left w:val="single" w:sz="6" w:space="0" w:color="707070"/>
+              <w:bottom w:val="single" w:sz="6" w:space="0" w:color="707070"/>
+              <w:right w:val="single" w:sz="6" w:space="0" w:color="707070"/>
             </w:tcBorders>
+            <w:shd w:val="clear" w:color="auto" w:fill="F4CCCC"/>
             <w:tcMar>
               <w:top w:w="65" w:type="dxa"/>
-              <w:start w:w="70" w:type="dxa"/>
+              <w:left w:w="70" w:type="dxa"/>
               <w:bottom w:w="65" w:type="dxa"/>
-              <w:end w:w="70" w:type="dxa"/>
+              <w:right w:w="70" w:type="dxa"/>
             </w:tcMar>
             <w:vAlign w:val="center"/>
           </w:tcPr>
           <w:p>
             <w:pPr>
-              <w:spacing w:before="0" w:after="0" w:line="240" w:lineRule="auto"/>
               <w:jc w:val="center"/>
             </w:pPr>
             <w:r>
               <w:rPr>
                 <w:rFonts w:ascii="Arial" w:hAnsi="Arial"/>
-                <w:b w:val="0"/>
                 <w:color w:val="000000"/>
                 <w:sz w:val="15"/>
               </w:rPr>
@@ -3889,31 +3866,29 @@
         </w:tc>
         <w:tc>
           <w:tcPr>
-            <w:tcW w:type="dxa" w:w="2534"/>
-            <w:shd w:fill="D9E2F3"/>
+            <w:tcW w:w="2534" w:type="dxa"/>
             <w:tcBorders>
-              <w:top w:val="single" w:sz="6" w:color="707070"/>
-              <w:left w:val="single" w:sz="6" w:color="707070"/>
-              <w:bottom w:val="single" w:sz="6" w:color="707070"/>
-              <w:right w:val="single" w:sz="6" w:color="707070"/>
+              <w:top w:val="single" w:sz="6" w:space="0" w:color="707070"/>
+              <w:left w:val="single" w:sz="6" w:space="0" w:color="707070"/>
+              <w:bottom w:val="single" w:sz="6" w:space="0" w:color="707070"/>
+              <w:right w:val="single" w:sz="6" w:space="0" w:color="707070"/>
             </w:tcBorders>
+            <w:shd w:val="clear" w:color="auto" w:fill="D9E2F3"/>
             <w:tcMar>
               <w:top w:w="65" w:type="dxa"/>
-              <w:start w:w="70" w:type="dxa"/>
+              <w:left w:w="70" w:type="dxa"/>
               <w:bottom w:w="65" w:type="dxa"/>
-              <w:end w:w="70" w:type="dxa"/>
+              <w:right w:w="70" w:type="dxa"/>
             </w:tcMar>
             <w:vAlign w:val="center"/>
           </w:tcPr>
           <w:p>
             <w:pPr>
-              <w:spacing w:before="0" w:after="0" w:line="240" w:lineRule="auto"/>
               <w:jc w:val="center"/>
             </w:pPr>
             <w:r>
               <w:rPr>
                 <w:rFonts w:ascii="Arial" w:hAnsi="Arial"/>
-                <w:b w:val="0"/>
                 <w:color w:val="000000"/>
                 <w:sz w:val="15"/>
               </w:rPr>
@@ -3923,35 +3898,41 @@
         </w:tc>
         <w:tc>
           <w:tcPr>
-            <w:tcW w:type="dxa" w:w="2534"/>
-            <w:shd w:fill="E2F0D9"/>
+            <w:tcW w:w="2534" w:type="dxa"/>
             <w:tcBorders>
-              <w:top w:val="single" w:sz="6" w:color="707070"/>
-              <w:left w:val="single" w:sz="6" w:color="707070"/>
-              <w:bottom w:val="single" w:sz="6" w:color="707070"/>
-              <w:right w:val="single" w:sz="6" w:color="707070"/>
+              <w:top w:val="single" w:sz="6" w:space="0" w:color="707070"/>
+              <w:left w:val="single" w:sz="6" w:space="0" w:color="707070"/>
+              <w:bottom w:val="single" w:sz="6" w:space="0" w:color="707070"/>
+              <w:right w:val="single" w:sz="6" w:space="0" w:color="707070"/>
             </w:tcBorders>
+            <w:shd w:val="clear" w:color="auto" w:fill="E2F0D9"/>
             <w:tcMar>
               <w:top w:w="65" w:type="dxa"/>
-              <w:start w:w="70" w:type="dxa"/>
+              <w:left w:w="70" w:type="dxa"/>
               <w:bottom w:w="65" w:type="dxa"/>
-              <w:end w:w="70" w:type="dxa"/>
+              <w:right w:w="70" w:type="dxa"/>
             </w:tcMar>
             <w:vAlign w:val="center"/>
           </w:tcPr>
           <w:p>
             <w:pPr>
-              <w:spacing w:before="0" w:after="0" w:line="240" w:lineRule="auto"/>
               <w:jc w:val="center"/>
             </w:pPr>
             <w:r>
               <w:rPr>
                 <w:rFonts w:ascii="Arial" w:hAnsi="Arial"/>
-                <w:b w:val="0"/>
                 <w:color w:val="000000"/>
                 <w:sz w:val="15"/>
               </w:rPr>
-              <w:t>Platform administrators</w:t>
+              <w:t xml:space="preserve">Platform </w:t>
+            </w:r>
+            <w:r>
+              <w:rPr>
+                <w:rFonts w:ascii="Arial" w:hAnsi="Arial"/>
+                <w:color w:val="000000"/>
+                <w:sz w:val="15"/>
+              </w:rPr>
+              <w:t>administrators</w:t>
             </w:r>
           </w:p>
         </w:tc>
@@ -3959,35 +3940,34 @@
       <w:tr>
         <w:trPr>
           <w:cantSplit/>
+          <w:jc w:val="center"/>
         </w:trPr>
         <w:tc>
           <w:tcPr>
-            <w:tcW w:type="dxa" w:w="2045"/>
-            <w:shd w:fill="111111"/>
+            <w:tcW w:w="2045" w:type="dxa"/>
             <w:tcBorders>
-              <w:top w:val="single" w:sz="6" w:color="707070"/>
-              <w:left w:val="single" w:sz="6" w:color="707070"/>
-              <w:bottom w:val="single" w:sz="6" w:color="707070"/>
-              <w:right w:val="single" w:sz="6" w:color="707070"/>
+              <w:top w:val="single" w:sz="6" w:space="0" w:color="707070"/>
+              <w:left w:val="single" w:sz="6" w:space="0" w:color="707070"/>
+              <w:bottom w:val="single" w:sz="6" w:space="0" w:color="707070"/>
+              <w:right w:val="single" w:sz="6" w:space="0" w:color="707070"/>
             </w:tcBorders>
+            <w:shd w:val="clear" w:color="auto" w:fill="111111"/>
             <w:tcMar>
               <w:top w:w="65" w:type="dxa"/>
-              <w:start w:w="70" w:type="dxa"/>
+              <w:left w:w="70" w:type="dxa"/>
               <w:bottom w:w="65" w:type="dxa"/>
-              <w:end w:w="70" w:type="dxa"/>
+              <w:right w:w="70" w:type="dxa"/>
             </w:tcMar>
             <w:vAlign w:val="center"/>
           </w:tcPr>
           <w:p>
             <w:pPr>
-              <w:spacing w:before="0" w:after="0" w:line="240" w:lineRule="auto"/>
               <w:jc w:val="center"/>
             </w:pPr>
             <w:r>
               <w:rPr>
                 <w:rFonts w:ascii="Arial" w:hAnsi="Arial"/>
                 <w:b/>
-                <w:i w:val="0"/>
                 <w:color w:val="FFFFFF"/>
                 <w:sz w:val="15"/>
               </w:rPr>
@@ -3997,31 +3977,29 @@
         </w:tc>
         <w:tc>
           <w:tcPr>
-            <w:tcW w:type="dxa" w:w="2534"/>
-            <w:shd w:fill="F4CCCC"/>
+            <w:tcW w:w="2534" w:type="dxa"/>
             <w:tcBorders>
-              <w:top w:val="single" w:sz="6" w:color="707070"/>
-              <w:left w:val="single" w:sz="6" w:color="707070"/>
-              <w:bottom w:val="single" w:sz="6" w:color="707070"/>
-              <w:right w:val="single" w:sz="6" w:color="707070"/>
+              <w:top w:val="single" w:sz="6" w:space="0" w:color="707070"/>
+              <w:left w:val="single" w:sz="6" w:space="0" w:color="707070"/>
+              <w:bottom w:val="single" w:sz="6" w:space="0" w:color="707070"/>
+              <w:right w:val="single" w:sz="6" w:space="0" w:color="707070"/>
             </w:tcBorders>
+            <w:shd w:val="clear" w:color="auto" w:fill="F4CCCC"/>
             <w:tcMar>
               <w:top w:w="65" w:type="dxa"/>
-              <w:start w:w="70" w:type="dxa"/>
+              <w:left w:w="70" w:type="dxa"/>
               <w:bottom w:w="65" w:type="dxa"/>
-              <w:end w:w="70" w:type="dxa"/>
+              <w:right w:w="70" w:type="dxa"/>
             </w:tcMar>
             <w:vAlign w:val="center"/>
           </w:tcPr>
           <w:p>
             <w:pPr>
-              <w:spacing w:before="0" w:after="0" w:line="240" w:lineRule="auto"/>
               <w:jc w:val="center"/>
             </w:pPr>
             <w:r>
               <w:rPr>
                 <w:rFonts w:ascii="Arial" w:hAnsi="Arial"/>
-                <w:b w:val="0"/>
                 <w:color w:val="000000"/>
                 <w:sz w:val="15"/>
               </w:rPr>
@@ -4031,65 +4009,69 @@
         </w:tc>
         <w:tc>
           <w:tcPr>
-            <w:tcW w:type="dxa" w:w="2534"/>
-            <w:shd w:fill="D9E2F3"/>
+            <w:tcW w:w="2534" w:type="dxa"/>
             <w:tcBorders>
-              <w:top w:val="single" w:sz="6" w:color="707070"/>
-              <w:left w:val="single" w:sz="6" w:color="707070"/>
-              <w:bottom w:val="single" w:sz="6" w:color="707070"/>
-              <w:right w:val="single" w:sz="6" w:color="707070"/>
+              <w:top w:val="single" w:sz="6" w:space="0" w:color="707070"/>
+              <w:left w:val="single" w:sz="6" w:space="0" w:color="707070"/>
+              <w:bottom w:val="single" w:sz="6" w:space="0" w:color="707070"/>
+              <w:right w:val="single" w:sz="6" w:space="0" w:color="707070"/>
             </w:tcBorders>
+            <w:shd w:val="clear" w:color="auto" w:fill="D9E2F3"/>
             <w:tcMar>
               <w:top w:w="65" w:type="dxa"/>
-              <w:start w:w="70" w:type="dxa"/>
+              <w:left w:w="70" w:type="dxa"/>
               <w:bottom w:w="65" w:type="dxa"/>
-              <w:end w:w="70" w:type="dxa"/>
+              <w:right w:w="70" w:type="dxa"/>
             </w:tcMar>
             <w:vAlign w:val="center"/>
           </w:tcPr>
           <w:p>
             <w:pPr>
-              <w:spacing w:before="0" w:after="0" w:line="240" w:lineRule="auto"/>
               <w:jc w:val="center"/>
             </w:pPr>
             <w:r>
               <w:rPr>
                 <w:rFonts w:ascii="Arial" w:hAnsi="Arial"/>
-                <w:b w:val="0"/>
                 <w:color w:val="000000"/>
                 <w:sz w:val="15"/>
               </w:rPr>
-              <w:t>The client might worry that the system will become slow, unavailable, or unreliable when several users or modules are active.</w:t>
+              <w:t xml:space="preserve">The client might worry that the system will become slow, unavailable, or unreliable when several users or </w:t>
+            </w:r>
+            <w:r>
+              <w:rPr>
+                <w:rFonts w:ascii="Arial" w:hAnsi="Arial"/>
+                <w:color w:val="000000"/>
+                <w:sz w:val="15"/>
+              </w:rPr>
+              <w:t>modules are active.</w:t>
             </w:r>
           </w:p>
         </w:tc>
         <w:tc>
           <w:tcPr>
-            <w:tcW w:type="dxa" w:w="2534"/>
-            <w:shd w:fill="E2F0D9"/>
+            <w:tcW w:w="2534" w:type="dxa"/>
             <w:tcBorders>
-              <w:top w:val="single" w:sz="6" w:color="707070"/>
-              <w:left w:val="single" w:sz="6" w:color="707070"/>
-              <w:bottom w:val="single" w:sz="6" w:color="707070"/>
-              <w:right w:val="single" w:sz="6" w:color="707070"/>
+              <w:top w:val="single" w:sz="6" w:space="0" w:color="707070"/>
+              <w:left w:val="single" w:sz="6" w:space="0" w:color="707070"/>
+              <w:bottom w:val="single" w:sz="6" w:space="0" w:color="707070"/>
+              <w:right w:val="single" w:sz="6" w:space="0" w:color="707070"/>
             </w:tcBorders>
+            <w:shd w:val="clear" w:color="auto" w:fill="E2F0D9"/>
             <w:tcMar>
               <w:top w:w="65" w:type="dxa"/>
-              <w:start w:w="70" w:type="dxa"/>
+              <w:left w:w="70" w:type="dxa"/>
               <w:bottom w:w="65" w:type="dxa"/>
-              <w:end w:w="70" w:type="dxa"/>
+              <w:right w:w="70" w:type="dxa"/>
             </w:tcMar>
             <w:vAlign w:val="center"/>
           </w:tcPr>
           <w:p>
             <w:pPr>
-              <w:spacing w:before="0" w:after="0" w:line="240" w:lineRule="auto"/>
               <w:jc w:val="center"/>
             </w:pPr>
             <w:r>
               <w:rPr>
                 <w:rFonts w:ascii="Arial" w:hAnsi="Arial"/>
-                <w:b w:val="0"/>
                 <w:color w:val="000000"/>
                 <w:sz w:val="15"/>
               </w:rPr>
@@ -4101,35 +4083,34 @@
       <w:tr>
         <w:trPr>
           <w:cantSplit/>
+          <w:jc w:val="center"/>
         </w:trPr>
         <w:tc>
           <w:tcPr>
-            <w:tcW w:type="dxa" w:w="2045"/>
-            <w:shd w:fill="111111"/>
+            <w:tcW w:w="2045" w:type="dxa"/>
             <w:tcBorders>
-              <w:top w:val="single" w:sz="6" w:color="707070"/>
-              <w:left w:val="single" w:sz="6" w:color="707070"/>
-              <w:bottom w:val="single" w:sz="6" w:color="707070"/>
-              <w:right w:val="single" w:sz="6" w:color="707070"/>
+              <w:top w:val="single" w:sz="6" w:space="0" w:color="707070"/>
+              <w:left w:val="single" w:sz="6" w:space="0" w:color="707070"/>
+              <w:bottom w:val="single" w:sz="6" w:space="0" w:color="707070"/>
+              <w:right w:val="single" w:sz="6" w:space="0" w:color="707070"/>
             </w:tcBorders>
+            <w:shd w:val="clear" w:color="auto" w:fill="111111"/>
             <w:tcMar>
               <w:top w:w="65" w:type="dxa"/>
-              <w:start w:w="70" w:type="dxa"/>
+              <w:left w:w="70" w:type="dxa"/>
               <w:bottom w:w="65" w:type="dxa"/>
-              <w:end w:w="70" w:type="dxa"/>
+              <w:right w:w="70" w:type="dxa"/>
             </w:tcMar>
             <w:vAlign w:val="center"/>
           </w:tcPr>
           <w:p>
             <w:pPr>
-              <w:spacing w:before="0" w:after="0" w:line="240" w:lineRule="auto"/>
               <w:jc w:val="center"/>
             </w:pPr>
             <w:r>
               <w:rPr>
                 <w:rFonts w:ascii="Arial" w:hAnsi="Arial"/>
                 <w:b/>
-                <w:i w:val="0"/>
                 <w:color w:val="FFFFFF"/>
                 <w:sz w:val="15"/>
               </w:rPr>
@@ -4139,65 +4120,69 @@
         </w:tc>
         <w:tc>
           <w:tcPr>
-            <w:tcW w:type="dxa" w:w="2534"/>
-            <w:shd w:fill="F4CCCC"/>
+            <w:tcW w:w="2534" w:type="dxa"/>
             <w:tcBorders>
-              <w:top w:val="single" w:sz="6" w:color="707070"/>
-              <w:left w:val="single" w:sz="6" w:color="707070"/>
-              <w:bottom w:val="single" w:sz="6" w:color="707070"/>
-              <w:right w:val="single" w:sz="6" w:color="707070"/>
+              <w:top w:val="single" w:sz="6" w:space="0" w:color="707070"/>
+              <w:left w:val="single" w:sz="6" w:space="0" w:color="707070"/>
+              <w:bottom w:val="single" w:sz="6" w:space="0" w:color="707070"/>
+              <w:right w:val="single" w:sz="6" w:space="0" w:color="707070"/>
             </w:tcBorders>
+            <w:shd w:val="clear" w:color="auto" w:fill="F4CCCC"/>
             <w:tcMar>
               <w:top w:w="65" w:type="dxa"/>
-              <w:start w:w="70" w:type="dxa"/>
+              <w:left w:w="70" w:type="dxa"/>
               <w:bottom w:w="65" w:type="dxa"/>
-              <w:end w:w="70" w:type="dxa"/>
+              <w:right w:w="70" w:type="dxa"/>
             </w:tcMar>
             <w:vAlign w:val="center"/>
           </w:tcPr>
           <w:p>
             <w:pPr>
-              <w:spacing w:before="0" w:after="0" w:line="240" w:lineRule="auto"/>
               <w:jc w:val="center"/>
             </w:pPr>
             <w:r>
               <w:rPr>
                 <w:rFonts w:ascii="Arial" w:hAnsi="Arial"/>
-                <w:b w:val="0"/>
                 <w:color w:val="000000"/>
                 <w:sz w:val="15"/>
               </w:rPr>
-              <w:t>Use clear role-based navigation, plain labels, guided setup steps, and short onboarding instructions.</w:t>
+              <w:t>Use clear role-based navigation, plain labels, guided setup steps, and short onboarding instruct</w:t>
+            </w:r>
+            <w:r>
+              <w:rPr>
+                <w:rFonts w:ascii="Arial" w:hAnsi="Arial"/>
+                <w:color w:val="000000"/>
+                <w:sz w:val="15"/>
+              </w:rPr>
+              <w:t>ions.</w:t>
             </w:r>
           </w:p>
         </w:tc>
         <w:tc>
           <w:tcPr>
-            <w:tcW w:type="dxa" w:w="2534"/>
-            <w:shd w:fill="D9E2F3"/>
+            <w:tcW w:w="2534" w:type="dxa"/>
             <w:tcBorders>
-              <w:top w:val="single" w:sz="6" w:color="707070"/>
-              <w:left w:val="single" w:sz="6" w:color="707070"/>
-              <w:bottom w:val="single" w:sz="6" w:color="707070"/>
-              <w:right w:val="single" w:sz="6" w:color="707070"/>
+              <w:top w:val="single" w:sz="6" w:space="0" w:color="707070"/>
+              <w:left w:val="single" w:sz="6" w:space="0" w:color="707070"/>
+              <w:bottom w:val="single" w:sz="6" w:space="0" w:color="707070"/>
+              <w:right w:val="single" w:sz="6" w:space="0" w:color="707070"/>
             </w:tcBorders>
+            <w:shd w:val="clear" w:color="auto" w:fill="D9E2F3"/>
             <w:tcMar>
               <w:top w:w="65" w:type="dxa"/>
-              <w:start w:w="70" w:type="dxa"/>
+              <w:left w:w="70" w:type="dxa"/>
               <w:bottom w:w="65" w:type="dxa"/>
-              <w:end w:w="70" w:type="dxa"/>
+              <w:right w:w="70" w:type="dxa"/>
             </w:tcMar>
             <w:vAlign w:val="center"/>
           </w:tcPr>
           <w:p>
             <w:pPr>
-              <w:spacing w:before="0" w:after="0" w:line="240" w:lineRule="auto"/>
               <w:jc w:val="center"/>
             </w:pPr>
             <w:r>
               <w:rPr>
                 <w:rFonts w:ascii="Arial" w:hAnsi="Arial"/>
-                <w:b w:val="0"/>
                 <w:color w:val="000000"/>
                 <w:sz w:val="15"/>
               </w:rPr>
@@ -4207,31 +4192,29 @@
         </w:tc>
         <w:tc>
           <w:tcPr>
-            <w:tcW w:type="dxa" w:w="2534"/>
-            <w:shd w:fill="E2F0D9"/>
+            <w:tcW w:w="2534" w:type="dxa"/>
             <w:tcBorders>
-              <w:top w:val="single" w:sz="6" w:color="707070"/>
-              <w:left w:val="single" w:sz="6" w:color="707070"/>
-              <w:bottom w:val="single" w:sz="6" w:color="707070"/>
-              <w:right w:val="single" w:sz="6" w:color="707070"/>
+              <w:top w:val="single" w:sz="6" w:space="0" w:color="707070"/>
+              <w:left w:val="single" w:sz="6" w:space="0" w:color="707070"/>
+              <w:bottom w:val="single" w:sz="6" w:space="0" w:color="707070"/>
+              <w:right w:val="single" w:sz="6" w:space="0" w:color="707070"/>
             </w:tcBorders>
+            <w:shd w:val="clear" w:color="auto" w:fill="E2F0D9"/>
             <w:tcMar>
               <w:top w:w="65" w:type="dxa"/>
-              <w:start w:w="70" w:type="dxa"/>
+              <w:left w:w="70" w:type="dxa"/>
               <w:bottom w:w="65" w:type="dxa"/>
-              <w:end w:w="70" w:type="dxa"/>
+              <w:right w:w="70" w:type="dxa"/>
             </w:tcMar>
             <w:vAlign w:val="center"/>
           </w:tcPr>
           <w:p>
             <w:pPr>
-              <w:spacing w:before="0" w:after="0" w:line="240" w:lineRule="auto"/>
               <w:jc w:val="center"/>
             </w:pPr>
             <w:r>
               <w:rPr>
                 <w:rFonts w:ascii="Arial" w:hAnsi="Arial"/>
-                <w:b w:val="0"/>
                 <w:color w:val="000000"/>
                 <w:sz w:val="15"/>
               </w:rPr>
@@ -4243,69 +4226,75 @@
       <w:tr>
         <w:trPr>
           <w:cantSplit/>
+          <w:jc w:val="center"/>
         </w:trPr>
         <w:tc>
           <w:tcPr>
-            <w:tcW w:type="dxa" w:w="2045"/>
-            <w:shd w:fill="111111"/>
+            <w:tcW w:w="2045" w:type="dxa"/>
             <w:tcBorders>
-              <w:top w:val="single" w:sz="6" w:color="707070"/>
-              <w:left w:val="single" w:sz="6" w:color="707070"/>
-              <w:bottom w:val="single" w:sz="6" w:color="707070"/>
-              <w:right w:val="single" w:sz="6" w:color="707070"/>
+              <w:top w:val="single" w:sz="6" w:space="0" w:color="707070"/>
+              <w:left w:val="single" w:sz="6" w:space="0" w:color="707070"/>
+              <w:bottom w:val="single" w:sz="6" w:space="0" w:color="707070"/>
+              <w:right w:val="single" w:sz="6" w:space="0" w:color="707070"/>
             </w:tcBorders>
+            <w:shd w:val="clear" w:color="auto" w:fill="111111"/>
             <w:tcMar>
               <w:top w:w="65" w:type="dxa"/>
-              <w:start w:w="70" w:type="dxa"/>
+              <w:left w:w="70" w:type="dxa"/>
               <w:bottom w:w="65" w:type="dxa"/>
-              <w:end w:w="70" w:type="dxa"/>
+              <w:right w:w="70" w:type="dxa"/>
             </w:tcMar>
             <w:vAlign w:val="center"/>
           </w:tcPr>
           <w:p>
             <w:pPr>
-              <w:spacing w:before="0" w:after="0" w:line="240" w:lineRule="auto"/>
               <w:jc w:val="center"/>
             </w:pPr>
             <w:r>
               <w:rPr>
                 <w:rFonts w:ascii="Arial" w:hAnsi="Arial"/>
                 <w:b/>
-                <w:i w:val="0"/>
                 <w:color w:val="FFFFFF"/>
                 <w:sz w:val="15"/>
               </w:rPr>
-              <w:t>Riskiest Assumption</w:t>
+              <w:t xml:space="preserve">Riskiest </w:t>
+            </w:r>
+            <w:r>
+              <w:rPr>
+                <w:rFonts w:ascii="Arial" w:hAnsi="Arial"/>
+                <w:b/>
+                <w:color w:val="FFFFFF"/>
+                <w:sz w:val="15"/>
+              </w:rPr>
+              <w:t>Assumption</w:t>
             </w:r>
           </w:p>
         </w:tc>
         <w:tc>
           <w:tcPr>
-            <w:tcW w:type="dxa" w:w="2534"/>
-            <w:shd w:fill="F4CCCC"/>
+            <w:tcW w:w="2534" w:type="dxa"/>
             <w:tcBorders>
-              <w:top w:val="single" w:sz="6" w:color="707070"/>
-              <w:left w:val="single" w:sz="6" w:color="707070"/>
-              <w:bottom w:val="single" w:sz="6" w:color="707070"/>
-              <w:right w:val="single" w:sz="6" w:color="707070"/>
+              <w:top w:val="single" w:sz="6" w:space="0" w:color="707070"/>
+              <w:left w:val="single" w:sz="6" w:space="0" w:color="707070"/>
+              <w:bottom w:val="single" w:sz="6" w:space="0" w:color="707070"/>
+              <w:right w:val="single" w:sz="6" w:space="0" w:color="707070"/>
             </w:tcBorders>
+            <w:shd w:val="clear" w:color="auto" w:fill="F4CCCC"/>
             <w:tcMar>
               <w:top w:w="65" w:type="dxa"/>
-              <w:start w:w="70" w:type="dxa"/>
+              <w:left w:w="70" w:type="dxa"/>
               <w:bottom w:w="65" w:type="dxa"/>
-              <w:end w:w="70" w:type="dxa"/>
+              <w:right w:w="70" w:type="dxa"/>
             </w:tcMar>
             <w:vAlign w:val="center"/>
           </w:tcPr>
           <w:p>
             <w:pPr>
-              <w:spacing w:before="0" w:after="0" w:line="240" w:lineRule="auto"/>
               <w:jc w:val="center"/>
             </w:pPr>
             <w:r>
               <w:rPr>
                 <w:rFonts w:ascii="Arial" w:hAnsi="Arial"/>
-                <w:b w:val="0"/>
                 <w:color w:val="000000"/>
                 <w:sz w:val="15"/>
               </w:rPr>
@@ -4315,65 +4304,69 @@
         </w:tc>
         <w:tc>
           <w:tcPr>
-            <w:tcW w:type="dxa" w:w="2534"/>
-            <w:shd w:fill="D9E2F3"/>
+            <w:tcW w:w="2534" w:type="dxa"/>
             <w:tcBorders>
-              <w:top w:val="single" w:sz="6" w:color="707070"/>
-              <w:left w:val="single" w:sz="6" w:color="707070"/>
-              <w:bottom w:val="single" w:sz="6" w:color="707070"/>
-              <w:right w:val="single" w:sz="6" w:color="707070"/>
+              <w:top w:val="single" w:sz="6" w:space="0" w:color="707070"/>
+              <w:left w:val="single" w:sz="6" w:space="0" w:color="707070"/>
+              <w:bottom w:val="single" w:sz="6" w:space="0" w:color="707070"/>
+              <w:right w:val="single" w:sz="6" w:space="0" w:color="707070"/>
             </w:tcBorders>
+            <w:shd w:val="clear" w:color="auto" w:fill="D9E2F3"/>
             <w:tcMar>
               <w:top w:w="65" w:type="dxa"/>
-              <w:start w:w="70" w:type="dxa"/>
+              <w:left w:w="70" w:type="dxa"/>
               <w:bottom w:w="65" w:type="dxa"/>
-              <w:end w:w="70" w:type="dxa"/>
+              <w:right w:w="70" w:type="dxa"/>
             </w:tcMar>
             <w:vAlign w:val="center"/>
           </w:tcPr>
           <w:p>
             <w:pPr>
-              <w:spacing w:before="0" w:after="0" w:line="240" w:lineRule="auto"/>
               <w:jc w:val="center"/>
             </w:pPr>
             <w:r>
               <w:rPr>
                 <w:rFonts w:ascii="Arial" w:hAnsi="Arial"/>
-                <w:b w:val="0"/>
                 <w:color w:val="000000"/>
                 <w:sz w:val="15"/>
               </w:rPr>
-              <w:t>We assume clients will stop using the system if its speed or availability does not remain acceptable during normal multi-user activity.</w:t>
+              <w:t>We assume clients will stop using the system if its speed or availability does not remain acceptable dur</w:t>
+            </w:r>
+            <w:r>
+              <w:rPr>
+                <w:rFonts w:ascii="Arial" w:hAnsi="Arial"/>
+                <w:color w:val="000000"/>
+                <w:sz w:val="15"/>
+              </w:rPr>
+              <w:t>ing normal multi-user activity.</w:t>
             </w:r>
           </w:p>
         </w:tc>
         <w:tc>
           <w:tcPr>
-            <w:tcW w:type="dxa" w:w="2534"/>
-            <w:shd w:fill="E2F0D9"/>
+            <w:tcW w:w="2534" w:type="dxa"/>
             <w:tcBorders>
-              <w:top w:val="single" w:sz="6" w:color="707070"/>
-              <w:left w:val="single" w:sz="6" w:color="707070"/>
-              <w:bottom w:val="single" w:sz="6" w:color="707070"/>
-              <w:right w:val="single" w:sz="6" w:color="707070"/>
+              <w:top w:val="single" w:sz="6" w:space="0" w:color="707070"/>
+              <w:left w:val="single" w:sz="6" w:space="0" w:color="707070"/>
+              <w:bottom w:val="single" w:sz="6" w:space="0" w:color="707070"/>
+              <w:right w:val="single" w:sz="6" w:space="0" w:color="707070"/>
             </w:tcBorders>
+            <w:shd w:val="clear" w:color="auto" w:fill="E2F0D9"/>
             <w:tcMar>
               <w:top w:w="65" w:type="dxa"/>
-              <w:start w:w="70" w:type="dxa"/>
+              <w:left w:w="70" w:type="dxa"/>
               <w:bottom w:w="65" w:type="dxa"/>
-              <w:end w:w="70" w:type="dxa"/>
+              <w:right w:w="70" w:type="dxa"/>
             </w:tcMar>
             <w:vAlign w:val="center"/>
           </w:tcPr>
           <w:p>
             <w:pPr>
-              <w:spacing w:before="0" w:after="0" w:line="240" w:lineRule="auto"/>
               <w:jc w:val="center"/>
             </w:pPr>
             <w:r>
               <w:rPr>
                 <w:rFonts w:ascii="Arial" w:hAnsi="Arial"/>
-                <w:b w:val="0"/>
                 <w:color w:val="000000"/>
                 <w:sz w:val="15"/>
               </w:rPr>
@@ -4385,35 +4378,34 @@
       <w:tr>
         <w:trPr>
           <w:cantSplit/>
+          <w:jc w:val="center"/>
         </w:trPr>
         <w:tc>
           <w:tcPr>
-            <w:tcW w:type="dxa" w:w="2045"/>
-            <w:shd w:fill="111111"/>
+            <w:tcW w:w="2045" w:type="dxa"/>
             <w:tcBorders>
-              <w:top w:val="single" w:sz="6" w:color="707070"/>
-              <w:left w:val="single" w:sz="6" w:color="707070"/>
-              <w:bottom w:val="single" w:sz="6" w:color="707070"/>
-              <w:right w:val="single" w:sz="6" w:color="707070"/>
+              <w:top w:val="single" w:sz="6" w:space="0" w:color="707070"/>
+              <w:left w:val="single" w:sz="6" w:space="0" w:color="707070"/>
+              <w:bottom w:val="single" w:sz="6" w:space="0" w:color="707070"/>
+              <w:right w:val="single" w:sz="6" w:space="0" w:color="707070"/>
             </w:tcBorders>
+            <w:shd w:val="clear" w:color="auto" w:fill="111111"/>
             <w:tcMar>
               <w:top w:w="65" w:type="dxa"/>
-              <w:start w:w="70" w:type="dxa"/>
+              <w:left w:w="70" w:type="dxa"/>
               <w:bottom w:w="65" w:type="dxa"/>
-              <w:end w:w="70" w:type="dxa"/>
+              <w:right w:w="70" w:type="dxa"/>
             </w:tcMar>
             <w:vAlign w:val="center"/>
           </w:tcPr>
           <w:p>
             <w:pPr>
-              <w:spacing w:before="0" w:after="0" w:line="240" w:lineRule="auto"/>
               <w:jc w:val="center"/>
             </w:pPr>
             <w:r>
               <w:rPr>
                 <w:rFonts w:ascii="Arial" w:hAnsi="Arial"/>
                 <w:b/>
-                <w:i w:val="0"/>
                 <w:color w:val="FFFFFF"/>
                 <w:sz w:val="15"/>
               </w:rPr>
@@ -4423,65 +4415,69 @@
         </w:tc>
         <w:tc>
           <w:tcPr>
-            <w:tcW w:type="dxa" w:w="2534"/>
-            <w:shd w:fill="F4CCCC"/>
+            <w:tcW w:w="2534" w:type="dxa"/>
             <w:tcBorders>
-              <w:top w:val="single" w:sz="6" w:color="707070"/>
-              <w:left w:val="single" w:sz="6" w:color="707070"/>
-              <w:bottom w:val="single" w:sz="6" w:color="707070"/>
-              <w:right w:val="single" w:sz="6" w:color="707070"/>
+              <w:top w:val="single" w:sz="6" w:space="0" w:color="707070"/>
+              <w:left w:val="single" w:sz="6" w:space="0" w:color="707070"/>
+              <w:bottom w:val="single" w:sz="6" w:space="0" w:color="707070"/>
+              <w:right w:val="single" w:sz="6" w:space="0" w:color="707070"/>
             </w:tcBorders>
+            <w:shd w:val="clear" w:color="auto" w:fill="F4CCCC"/>
             <w:tcMar>
               <w:top w:w="65" w:type="dxa"/>
-              <w:start w:w="70" w:type="dxa"/>
+              <w:left w:w="70" w:type="dxa"/>
               <w:bottom w:w="65" w:type="dxa"/>
-              <w:end w:w="70" w:type="dxa"/>
+              <w:right w:w="70" w:type="dxa"/>
             </w:tcMar>
             <w:vAlign w:val="center"/>
           </w:tcPr>
           <w:p>
             <w:pPr>
-              <w:spacing w:before="0" w:after="0" w:line="240" w:lineRule="auto"/>
               <w:jc w:val="center"/>
             </w:pPr>
             <w:r>
               <w:rPr>
                 <w:rFonts w:ascii="Arial" w:hAnsi="Arial"/>
-                <w:b w:val="0"/>
                 <w:color w:val="000000"/>
                 <w:sz w:val="15"/>
               </w:rPr>
-              <w:t>Conduct task-based usability testing with five intended users and observe navigation errors, requests for help, and task completion time.</w:t>
+              <w:t>Conduct task-based usability testing with five intended users and observe na</w:t>
+            </w:r>
+            <w:r>
+              <w:rPr>
+                <w:rFonts w:ascii="Arial" w:hAnsi="Arial"/>
+                <w:color w:val="000000"/>
+                <w:sz w:val="15"/>
+              </w:rPr>
+              <w:t>vigation errors, requests for help, and task completion time.</w:t>
             </w:r>
           </w:p>
         </w:tc>
         <w:tc>
           <w:tcPr>
-            <w:tcW w:type="dxa" w:w="2534"/>
-            <w:shd w:fill="D9E2F3"/>
+            <w:tcW w:w="2534" w:type="dxa"/>
             <w:tcBorders>
-              <w:top w:val="single" w:sz="6" w:color="707070"/>
-              <w:left w:val="single" w:sz="6" w:color="707070"/>
-              <w:bottom w:val="single" w:sz="6" w:color="707070"/>
-              <w:right w:val="single" w:sz="6" w:color="707070"/>
+              <w:top w:val="single" w:sz="6" w:space="0" w:color="707070"/>
+              <w:left w:val="single" w:sz="6" w:space="0" w:color="707070"/>
+              <w:bottom w:val="single" w:sz="6" w:space="0" w:color="707070"/>
+              <w:right w:val="single" w:sz="6" w:space="0" w:color="707070"/>
             </w:tcBorders>
+            <w:shd w:val="clear" w:color="auto" w:fill="D9E2F3"/>
             <w:tcMar>
               <w:top w:w="65" w:type="dxa"/>
-              <w:start w:w="70" w:type="dxa"/>
+              <w:left w:w="70" w:type="dxa"/>
               <w:bottom w:w="65" w:type="dxa"/>
-              <w:end w:w="70" w:type="dxa"/>
+              <w:right w:w="70" w:type="dxa"/>
             </w:tcMar>
             <w:vAlign w:val="center"/>
           </w:tcPr>
           <w:p>
             <w:pPr>
-              <w:spacing w:before="0" w:after="0" w:line="240" w:lineRule="auto"/>
               <w:jc w:val="center"/>
             </w:pPr>
             <w:r>
               <w:rPr>
                 <w:rFonts w:ascii="Arial" w:hAnsi="Arial"/>
-                <w:b w:val="0"/>
                 <w:color w:val="000000"/>
                 <w:sz w:val="15"/>
               </w:rPr>
@@ -4491,35 +4487,41 @@
         </w:tc>
         <w:tc>
           <w:tcPr>
-            <w:tcW w:type="dxa" w:w="2534"/>
-            <w:shd w:fill="E2F0D9"/>
+            <w:tcW w:w="2534" w:type="dxa"/>
             <w:tcBorders>
-              <w:top w:val="single" w:sz="6" w:color="707070"/>
-              <w:left w:val="single" w:sz="6" w:color="707070"/>
-              <w:bottom w:val="single" w:sz="6" w:color="707070"/>
-              <w:right w:val="single" w:sz="6" w:color="707070"/>
+              <w:top w:val="single" w:sz="6" w:space="0" w:color="707070"/>
+              <w:left w:val="single" w:sz="6" w:space="0" w:color="707070"/>
+              <w:bottom w:val="single" w:sz="6" w:space="0" w:color="707070"/>
+              <w:right w:val="single" w:sz="6" w:space="0" w:color="707070"/>
             </w:tcBorders>
+            <w:shd w:val="clear" w:color="auto" w:fill="E2F0D9"/>
             <w:tcMar>
               <w:top w:w="65" w:type="dxa"/>
-              <w:start w:w="70" w:type="dxa"/>
+              <w:left w:w="70" w:type="dxa"/>
               <w:bottom w:w="65" w:type="dxa"/>
-              <w:end w:w="70" w:type="dxa"/>
+              <w:right w:w="70" w:type="dxa"/>
             </w:tcMar>
             <w:vAlign w:val="center"/>
           </w:tcPr>
           <w:p>
             <w:pPr>
-              <w:spacing w:before="0" w:after="0" w:line="240" w:lineRule="auto"/>
               <w:jc w:val="center"/>
             </w:pPr>
             <w:r>
               <w:rPr>
                 <w:rFonts w:ascii="Arial" w:hAnsi="Arial"/>
-                <w:b w:val="0"/>
                 <w:color w:val="000000"/>
                 <w:sz w:val="15"/>
               </w:rPr>
-              <w:t>Interview five intended users and conduct a guided pilot comparing the manual process with the proposed system workflow.</w:t>
+              <w:t>Interview five intended users and conduct a guided pilot comp</w:t>
+            </w:r>
+            <w:r>
+              <w:rPr>
+                <w:rFonts w:ascii="Arial" w:hAnsi="Arial"/>
+                <w:color w:val="000000"/>
+                <w:sz w:val="15"/>
+              </w:rPr>
+              <w:t>aring the manual process with the proposed system workflow.</w:t>
             </w:r>
           </w:p>
         </w:tc>
@@ -4527,35 +4529,34 @@
       <w:tr>
         <w:trPr>
           <w:cantSplit/>
+          <w:jc w:val="center"/>
         </w:trPr>
         <w:tc>
           <w:tcPr>
-            <w:tcW w:type="dxa" w:w="2045"/>
-            <w:shd w:fill="111111"/>
+            <w:tcW w:w="2045" w:type="dxa"/>
             <w:tcBorders>
-              <w:top w:val="single" w:sz="6" w:color="707070"/>
-              <w:left w:val="single" w:sz="6" w:color="707070"/>
-              <w:bottom w:val="single" w:sz="6" w:color="707070"/>
-              <w:right w:val="single" w:sz="6" w:color="707070"/>
+              <w:top w:val="single" w:sz="6" w:space="0" w:color="707070"/>
+              <w:left w:val="single" w:sz="6" w:space="0" w:color="707070"/>
+              <w:bottom w:val="single" w:sz="6" w:space="0" w:color="707070"/>
+              <w:right w:val="single" w:sz="6" w:space="0" w:color="707070"/>
             </w:tcBorders>
+            <w:shd w:val="clear" w:color="auto" w:fill="111111"/>
             <w:tcMar>
               <w:top w:w="65" w:type="dxa"/>
-              <w:start w:w="70" w:type="dxa"/>
+              <w:left w:w="70" w:type="dxa"/>
               <w:bottom w:w="65" w:type="dxa"/>
-              <w:end w:w="70" w:type="dxa"/>
+              <w:right w:w="70" w:type="dxa"/>
             </w:tcMar>
             <w:vAlign w:val="center"/>
           </w:tcPr>
           <w:p>
             <w:pPr>
-              <w:spacing w:before="0" w:after="0" w:line="240" w:lineRule="auto"/>
               <w:jc w:val="center"/>
             </w:pPr>
             <w:r>
               <w:rPr>
                 <w:rFonts w:ascii="Arial" w:hAnsi="Arial"/>
                 <w:b/>
-                <w:i w:val="0"/>
                 <w:color w:val="FFFFFF"/>
                 <w:sz w:val="15"/>
               </w:rPr>
@@ -4565,31 +4566,29 @@
         </w:tc>
         <w:tc>
           <w:tcPr>
-            <w:tcW w:type="dxa" w:w="2534"/>
-            <w:shd w:fill="F4CCCC"/>
+            <w:tcW w:w="2534" w:type="dxa"/>
             <w:tcBorders>
-              <w:top w:val="single" w:sz="6" w:color="707070"/>
-              <w:left w:val="single" w:sz="6" w:color="707070"/>
-              <w:bottom w:val="single" w:sz="6" w:color="707070"/>
-              <w:right w:val="single" w:sz="6" w:color="707070"/>
+              <w:top w:val="single" w:sz="6" w:space="0" w:color="707070"/>
+              <w:left w:val="single" w:sz="6" w:space="0" w:color="707070"/>
+              <w:bottom w:val="single" w:sz="6" w:space="0" w:color="707070"/>
+              <w:right w:val="single" w:sz="6" w:space="0" w:color="707070"/>
             </w:tcBorders>
+            <w:shd w:val="clear" w:color="auto" w:fill="F4CCCC"/>
             <w:tcMar>
               <w:top w:w="65" w:type="dxa"/>
-              <w:start w:w="70" w:type="dxa"/>
+              <w:left w:w="70" w:type="dxa"/>
               <w:bottom w:w="65" w:type="dxa"/>
-              <w:end w:w="70" w:type="dxa"/>
+              <w:right w:w="70" w:type="dxa"/>
             </w:tcMar>
             <w:vAlign w:val="center"/>
           </w:tcPr>
           <w:p>
             <w:pPr>
-              <w:spacing w:before="0" w:after="0" w:line="240" w:lineRule="auto"/>
               <w:jc w:val="center"/>
             </w:pPr>
             <w:r>
               <w:rPr>
                 <w:rFonts w:ascii="Arial" w:hAnsi="Arial"/>
-                <w:b w:val="0"/>
                 <w:color w:val="000000"/>
                 <w:sz w:val="15"/>
               </w:rPr>
@@ -4599,65 +4598,69 @@
         </w:tc>
         <w:tc>
           <w:tcPr>
-            <w:tcW w:type="dxa" w:w="2534"/>
-            <w:shd w:fill="D9E2F3"/>
+            <w:tcW w:w="2534" w:type="dxa"/>
             <w:tcBorders>
-              <w:top w:val="single" w:sz="6" w:color="707070"/>
-              <w:left w:val="single" w:sz="6" w:color="707070"/>
-              <w:bottom w:val="single" w:sz="6" w:color="707070"/>
-              <w:right w:val="single" w:sz="6" w:color="707070"/>
+              <w:top w:val="single" w:sz="6" w:space="0" w:color="707070"/>
+              <w:left w:val="single" w:sz="6" w:space="0" w:color="707070"/>
+              <w:bottom w:val="single" w:sz="6" w:space="0" w:color="707070"/>
+              <w:right w:val="single" w:sz="6" w:space="0" w:color="707070"/>
             </w:tcBorders>
+            <w:shd w:val="clear" w:color="auto" w:fill="D9E2F3"/>
             <w:tcMar>
               <w:top w:w="65" w:type="dxa"/>
-              <w:start w:w="70" w:type="dxa"/>
+              <w:left w:w="70" w:type="dxa"/>
               <w:bottom w:w="65" w:type="dxa"/>
-              <w:end w:w="70" w:type="dxa"/>
+              <w:right w:w="70" w:type="dxa"/>
             </w:tcMar>
             <w:vAlign w:val="center"/>
           </w:tcPr>
           <w:p>
             <w:pPr>
-              <w:spacing w:before="0" w:after="0" w:line="240" w:lineRule="auto"/>
               <w:jc w:val="center"/>
             </w:pPr>
             <w:r>
               <w:rPr>
                 <w:rFonts w:ascii="Arial" w:hAnsi="Arial"/>
-                <w:b w:val="0"/>
                 <w:color w:val="000000"/>
                 <w:sz w:val="15"/>
               </w:rPr>
-              <w:t>The system completes tested tasks within the target response time, and at least 4 of 5 users consider its performance acceptable.</w:t>
+              <w:t xml:space="preserve">The system completes tested tasks within the </w:t>
+            </w:r>
+            <w:r>
+              <w:rPr>
+                <w:rFonts w:ascii="Arial" w:hAnsi="Arial"/>
+                <w:color w:val="000000"/>
+                <w:sz w:val="15"/>
+              </w:rPr>
+              <w:t>target response time, and at least 4 of 5 users consider its performance acceptable.</w:t>
             </w:r>
           </w:p>
         </w:tc>
         <w:tc>
           <w:tcPr>
-            <w:tcW w:type="dxa" w:w="2534"/>
-            <w:shd w:fill="E2F0D9"/>
+            <w:tcW w:w="2534" w:type="dxa"/>
             <w:tcBorders>
-              <w:top w:val="single" w:sz="6" w:color="707070"/>
-              <w:left w:val="single" w:sz="6" w:color="707070"/>
-              <w:bottom w:val="single" w:sz="6" w:color="707070"/>
-              <w:right w:val="single" w:sz="6" w:color="707070"/>
+              <w:top w:val="single" w:sz="6" w:space="0" w:color="707070"/>
+              <w:left w:val="single" w:sz="6" w:space="0" w:color="707070"/>
+              <w:bottom w:val="single" w:sz="6" w:space="0" w:color="707070"/>
+              <w:right w:val="single" w:sz="6" w:space="0" w:color="707070"/>
             </w:tcBorders>
+            <w:shd w:val="clear" w:color="auto" w:fill="E2F0D9"/>
             <w:tcMar>
               <w:top w:w="65" w:type="dxa"/>
-              <w:start w:w="70" w:type="dxa"/>
+              <w:left w:w="70" w:type="dxa"/>
               <w:bottom w:w="65" w:type="dxa"/>
-              <w:end w:w="70" w:type="dxa"/>
+              <w:right w:w="70" w:type="dxa"/>
             </w:tcMar>
             <w:vAlign w:val="center"/>
           </w:tcPr>
           <w:p>
             <w:pPr>
-              <w:spacing w:before="0" w:after="0" w:line="240" w:lineRule="auto"/>
               <w:jc w:val="center"/>
             </w:pPr>
             <w:r>
               <w:rPr>
                 <w:rFonts w:ascii="Arial" w:hAnsi="Arial"/>
-                <w:b w:val="0"/>
                 <w:color w:val="000000"/>
                 <w:sz w:val="15"/>
               </w:rPr>
@@ -4669,75 +4672,65 @@
       <w:tr>
         <w:trPr>
           <w:cantSplit/>
+          <w:jc w:val="center"/>
         </w:trPr>
         <w:tc>
           <w:tcPr>
-            <w:tcW w:type="dxa" w:w="2534"/>
+            <w:tcW w:w="2534" w:type="dxa"/>
             <w:gridSpan w:val="4"/>
-            <w:shd w:fill="A6A6A6"/>
             <w:tcBorders>
-              <w:top w:val="single" w:sz="6" w:color="707070"/>
-              <w:left w:val="single" w:sz="6" w:color="707070"/>
-              <w:bottom w:val="single" w:sz="6" w:color="707070"/>
-              <w:right w:val="single" w:sz="6" w:color="707070"/>
+              <w:top w:val="single" w:sz="6" w:space="0" w:color="707070"/>
+              <w:left w:val="single" w:sz="6" w:space="0" w:color="707070"/>
+              <w:bottom w:val="single" w:sz="6" w:space="0" w:color="707070"/>
+              <w:right w:val="single" w:sz="6" w:space="0" w:color="707070"/>
             </w:tcBorders>
+            <w:shd w:val="clear" w:color="auto" w:fill="A6A6A6"/>
             <w:tcMar>
               <w:top w:w="65" w:type="dxa"/>
-              <w:start w:w="70" w:type="dxa"/>
+              <w:left w:w="70" w:type="dxa"/>
               <w:bottom w:w="65" w:type="dxa"/>
-              <w:end w:w="70" w:type="dxa"/>
+              <w:right w:w="70" w:type="dxa"/>
             </w:tcMar>
             <w:vAlign w:val="center"/>
           </w:tcPr>
           <w:p>
             <w:pPr>
-              <w:spacing w:before="0" w:after="0" w:line="240" w:lineRule="auto"/>
               <w:jc w:val="center"/>
             </w:pPr>
-            <w:r>
-              <w:rPr>
-                <w:rFonts w:ascii="Arial" w:hAnsi="Arial"/>
-                <w:b w:val="0"/>
-                <w:i w:val="0"/>
-                <w:color w:val="000000"/>
-                <w:sz w:val="10"/>
-              </w:rPr>
-            </w:r>
           </w:p>
         </w:tc>
       </w:tr>
       <w:tr>
         <w:trPr>
           <w:cantSplit/>
+          <w:jc w:val="center"/>
         </w:trPr>
         <w:tc>
           <w:tcPr>
-            <w:tcW w:type="dxa" w:w="2045"/>
-            <w:shd w:fill="111111"/>
+            <w:tcW w:w="2045" w:type="dxa"/>
             <w:tcBorders>
-              <w:top w:val="single" w:sz="6" w:color="707070"/>
-              <w:left w:val="single" w:sz="6" w:color="707070"/>
-              <w:bottom w:val="single" w:sz="6" w:color="707070"/>
-              <w:right w:val="single" w:sz="6" w:color="707070"/>
+              <w:top w:val="single" w:sz="6" w:space="0" w:color="707070"/>
+              <w:left w:val="single" w:sz="6" w:space="0" w:color="707070"/>
+              <w:bottom w:val="single" w:sz="6" w:space="0" w:color="707070"/>
+              <w:right w:val="single" w:sz="6" w:space="0" w:color="707070"/>
             </w:tcBorders>
+            <w:shd w:val="clear" w:color="auto" w:fill="111111"/>
             <w:tcMar>
               <w:top w:w="65" w:type="dxa"/>
-              <w:start w:w="70" w:type="dxa"/>
+              <w:left w:w="70" w:type="dxa"/>
               <w:bottom w:w="65" w:type="dxa"/>
-              <w:end w:w="70" w:type="dxa"/>
+              <w:right w:w="70" w:type="dxa"/>
             </w:tcMar>
             <w:vAlign w:val="center"/>
           </w:tcPr>
           <w:p>
             <w:pPr>
-              <w:spacing w:before="0" w:after="0" w:line="240" w:lineRule="auto"/>
               <w:jc w:val="center"/>
             </w:pPr>
             <w:r>
               <w:rPr>
                 <w:rFonts w:ascii="Arial" w:hAnsi="Arial"/>
                 <w:b/>
-                <w:i w:val="0"/>
                 <w:color w:val="FFFFFF"/>
                 <w:sz w:val="15"/>
               </w:rPr>
@@ -4747,65 +4740,69 @@
         </w:tc>
         <w:tc>
           <w:tcPr>
-            <w:tcW w:type="dxa" w:w="2534"/>
-            <w:shd w:fill="F4CCCC"/>
+            <w:tcW w:w="2534" w:type="dxa"/>
             <w:tcBorders>
-              <w:top w:val="single" w:sz="6" w:color="707070"/>
-              <w:left w:val="single" w:sz="6" w:color="707070"/>
-              <w:bottom w:val="single" w:sz="6" w:color="707070"/>
-              <w:right w:val="single" w:sz="6" w:color="707070"/>
+              <w:top w:val="single" w:sz="6" w:space="0" w:color="707070"/>
+              <w:left w:val="single" w:sz="6" w:space="0" w:color="707070"/>
+              <w:bottom w:val="single" w:sz="6" w:space="0" w:color="707070"/>
+              <w:right w:val="single" w:sz="6" w:space="0" w:color="707070"/>
             </w:tcBorders>
+            <w:shd w:val="clear" w:color="auto" w:fill="F4CCCC"/>
             <w:tcMar>
               <w:top w:w="65" w:type="dxa"/>
-              <w:start w:w="70" w:type="dxa"/>
+              <w:left w:w="70" w:type="dxa"/>
               <w:bottom w:w="65" w:type="dxa"/>
-              <w:end w:w="70" w:type="dxa"/>
+              <w:right w:w="70" w:type="dxa"/>
             </w:tcMar>
             <w:vAlign w:val="center"/>
           </w:tcPr>
           <w:p>
             <w:pPr>
-              <w:spacing w:before="0" w:after="0" w:line="240" w:lineRule="auto"/>
               <w:jc w:val="center"/>
             </w:pPr>
             <w:r>
               <w:rPr>
                 <w:rFonts w:ascii="Arial" w:hAnsi="Arial"/>
-                <w:b w:val="0"/>
                 <w:color w:val="000000"/>
                 <w:sz w:val="15"/>
               </w:rPr>
-              <w:t>Pending validation. Enter the usability test results and the navigation difficulties observed during testing.</w:t>
+              <w:t xml:space="preserve">Pending validation. Enter the </w:t>
+            </w:r>
+            <w:r>
+              <w:rPr>
+                <w:rFonts w:ascii="Arial" w:hAnsi="Arial"/>
+                <w:color w:val="000000"/>
+                <w:sz w:val="15"/>
+              </w:rPr>
+              <w:t>usability test results and the navigation difficulties observed during testing.</w:t>
             </w:r>
           </w:p>
         </w:tc>
         <w:tc>
           <w:tcPr>
-            <w:tcW w:type="dxa" w:w="2534"/>
-            <w:shd w:fill="D9E2F3"/>
+            <w:tcW w:w="2534" w:type="dxa"/>
             <w:tcBorders>
-              <w:top w:val="single" w:sz="6" w:color="707070"/>
-              <w:left w:val="single" w:sz="6" w:color="707070"/>
-              <w:bottom w:val="single" w:sz="6" w:color="707070"/>
-              <w:right w:val="single" w:sz="6" w:color="707070"/>
+              <w:top w:val="single" w:sz="6" w:space="0" w:color="707070"/>
+              <w:left w:val="single" w:sz="6" w:space="0" w:color="707070"/>
+              <w:bottom w:val="single" w:sz="6" w:space="0" w:color="707070"/>
+              <w:right w:val="single" w:sz="6" w:space="0" w:color="707070"/>
             </w:tcBorders>
+            <w:shd w:val="clear" w:color="auto" w:fill="D9E2F3"/>
             <w:tcMar>
               <w:top w:w="65" w:type="dxa"/>
-              <w:start w:w="70" w:type="dxa"/>
+              <w:left w:w="70" w:type="dxa"/>
               <w:bottom w:w="65" w:type="dxa"/>
-              <w:end w:w="70" w:type="dxa"/>
+              <w:right w:w="70" w:type="dxa"/>
             </w:tcMar>
             <w:vAlign w:val="center"/>
           </w:tcPr>
           <w:p>
             <w:pPr>
-              <w:spacing w:before="0" w:after="0" w:line="240" w:lineRule="auto"/>
               <w:jc w:val="center"/>
             </w:pPr>
             <w:r>
               <w:rPr>
                 <w:rFonts w:ascii="Arial" w:hAnsi="Arial"/>
-                <w:b w:val="0"/>
                 <w:color w:val="000000"/>
                 <w:sz w:val="15"/>
               </w:rPr>
@@ -4815,35 +4812,41 @@
         </w:tc>
         <w:tc>
           <w:tcPr>
-            <w:tcW w:type="dxa" w:w="2534"/>
-            <w:shd w:fill="E2F0D9"/>
+            <w:tcW w:w="2534" w:type="dxa"/>
             <w:tcBorders>
-              <w:top w:val="single" w:sz="6" w:color="707070"/>
-              <w:left w:val="single" w:sz="6" w:color="707070"/>
-              <w:bottom w:val="single" w:sz="6" w:color="707070"/>
-              <w:right w:val="single" w:sz="6" w:color="707070"/>
+              <w:top w:val="single" w:sz="6" w:space="0" w:color="707070"/>
+              <w:left w:val="single" w:sz="6" w:space="0" w:color="707070"/>
+              <w:bottom w:val="single" w:sz="6" w:space="0" w:color="707070"/>
+              <w:right w:val="single" w:sz="6" w:space="0" w:color="707070"/>
             </w:tcBorders>
+            <w:shd w:val="clear" w:color="auto" w:fill="E2F0D9"/>
             <w:tcMar>
               <w:top w:w="65" w:type="dxa"/>
-              <w:start w:w="70" w:type="dxa"/>
+              <w:left w:w="70" w:type="dxa"/>
               <w:bottom w:w="65" w:type="dxa"/>
-              <w:end w:w="70" w:type="dxa"/>
+              <w:right w:w="70" w:type="dxa"/>
             </w:tcMar>
             <w:vAlign w:val="center"/>
           </w:tcPr>
           <w:p>
             <w:pPr>
-              <w:spacing w:before="0" w:after="0" w:line="240" w:lineRule="auto"/>
               <w:jc w:val="center"/>
             </w:pPr>
             <w:r>
               <w:rPr>
                 <w:rFonts w:ascii="Arial" w:hAnsi="Arial"/>
-                <w:b w:val="0"/>
                 <w:color w:val="000000"/>
                 <w:sz w:val="15"/>
               </w:rPr>
-              <w:t>Pending validation. Enter the interview and pilot results concerning willingness to change processes.</w:t>
+              <w:t>Pending validation. Enter the interview and pilot results concerning w</w:t>
+            </w:r>
+            <w:r>
+              <w:rPr>
+                <w:rFonts w:ascii="Arial" w:hAnsi="Arial"/>
+                <w:color w:val="000000"/>
+                <w:sz w:val="15"/>
+              </w:rPr>
+              <w:t>illingness to change processes.</w:t>
             </w:r>
           </w:p>
         </w:tc>
@@ -4851,35 +4854,34 @@
       <w:tr>
         <w:trPr>
           <w:cantSplit/>
+          <w:jc w:val="center"/>
         </w:trPr>
         <w:tc>
           <w:tcPr>
-            <w:tcW w:type="dxa" w:w="2045"/>
-            <w:shd w:fill="111111"/>
+            <w:tcW w:w="2045" w:type="dxa"/>
             <w:tcBorders>
-              <w:top w:val="single" w:sz="6" w:color="707070"/>
-              <w:left w:val="single" w:sz="6" w:color="707070"/>
-              <w:bottom w:val="single" w:sz="6" w:color="707070"/>
-              <w:right w:val="single" w:sz="6" w:color="707070"/>
+              <w:top w:val="single" w:sz="6" w:space="0" w:color="707070"/>
+              <w:left w:val="single" w:sz="6" w:space="0" w:color="707070"/>
+              <w:bottom w:val="single" w:sz="6" w:space="0" w:color="707070"/>
+              <w:right w:val="single" w:sz="6" w:space="0" w:color="707070"/>
             </w:tcBorders>
+            <w:shd w:val="clear" w:color="auto" w:fill="111111"/>
             <w:tcMar>
               <w:top w:w="65" w:type="dxa"/>
-              <w:start w:w="70" w:type="dxa"/>
+              <w:left w:w="70" w:type="dxa"/>
               <w:bottom w:w="65" w:type="dxa"/>
-              <w:end w:w="70" w:type="dxa"/>
+              <w:right w:w="70" w:type="dxa"/>
             </w:tcMar>
             <w:vAlign w:val="center"/>
           </w:tcPr>
           <w:p>
             <w:pPr>
-              <w:spacing w:before="0" w:after="0" w:line="240" w:lineRule="auto"/>
               <w:jc w:val="center"/>
             </w:pPr>
             <w:r>
               <w:rPr>
                 <w:rFonts w:ascii="Arial" w:hAnsi="Arial"/>
                 <w:b/>
-                <w:i w:val="0"/>
                 <w:color w:val="FFFFFF"/>
                 <w:sz w:val="15"/>
               </w:rPr>
@@ -4889,31 +4891,29 @@
         </w:tc>
         <w:tc>
           <w:tcPr>
-            <w:tcW w:type="dxa" w:w="2534"/>
-            <w:shd w:fill="F4CCCC"/>
+            <w:tcW w:w="2534" w:type="dxa"/>
             <w:tcBorders>
-              <w:top w:val="single" w:sz="6" w:color="707070"/>
-              <w:left w:val="single" w:sz="6" w:color="707070"/>
-              <w:bottom w:val="single" w:sz="6" w:color="707070"/>
-              <w:right w:val="single" w:sz="6" w:color="707070"/>
+              <w:top w:val="single" w:sz="6" w:space="0" w:color="707070"/>
+              <w:left w:val="single" w:sz="6" w:space="0" w:color="707070"/>
+              <w:bottom w:val="single" w:sz="6" w:space="0" w:color="707070"/>
+              <w:right w:val="single" w:sz="6" w:space="0" w:color="707070"/>
             </w:tcBorders>
+            <w:shd w:val="clear" w:color="auto" w:fill="F4CCCC"/>
             <w:tcMar>
               <w:top w:w="65" w:type="dxa"/>
-              <w:start w:w="70" w:type="dxa"/>
+              <w:left w:w="70" w:type="dxa"/>
               <w:bottom w:w="65" w:type="dxa"/>
-              <w:end w:w="70" w:type="dxa"/>
+              <w:right w:w="70" w:type="dxa"/>
             </w:tcMar>
             <w:vAlign w:val="center"/>
           </w:tcPr>
           <w:p>
             <w:pPr>
-              <w:spacing w:before="0" w:after="0" w:line="240" w:lineRule="auto"/>
               <w:jc w:val="center"/>
             </w:pPr>
             <w:r>
               <w:rPr>
                 <w:rFonts w:ascii="Arial" w:hAnsi="Arial"/>
-                <w:b w:val="0"/>
                 <w:color w:val="000000"/>
                 <w:sz w:val="15"/>
               </w:rPr>
@@ -4923,65 +4923,69 @@
         </w:tc>
         <w:tc>
           <w:tcPr>
-            <w:tcW w:type="dxa" w:w="2534"/>
-            <w:shd w:fill="D9E2F3"/>
+            <w:tcW w:w="2534" w:type="dxa"/>
             <w:tcBorders>
-              <w:top w:val="single" w:sz="6" w:color="707070"/>
-              <w:left w:val="single" w:sz="6" w:color="707070"/>
-              <w:bottom w:val="single" w:sz="6" w:color="707070"/>
-              <w:right w:val="single" w:sz="6" w:color="707070"/>
+              <w:top w:val="single" w:sz="6" w:space="0" w:color="707070"/>
+              <w:left w:val="single" w:sz="6" w:space="0" w:color="707070"/>
+              <w:bottom w:val="single" w:sz="6" w:space="0" w:color="707070"/>
+              <w:right w:val="single" w:sz="6" w:space="0" w:color="707070"/>
             </w:tcBorders>
+            <w:shd w:val="clear" w:color="auto" w:fill="D9E2F3"/>
             <w:tcMar>
               <w:top w:w="65" w:type="dxa"/>
-              <w:start w:w="70" w:type="dxa"/>
+              <w:left w:w="70" w:type="dxa"/>
               <w:bottom w:w="65" w:type="dxa"/>
-              <w:end w:w="70" w:type="dxa"/>
+              <w:right w:w="70" w:type="dxa"/>
             </w:tcMar>
             <w:vAlign w:val="center"/>
           </w:tcPr>
           <w:p>
             <w:pPr>
-              <w:spacing w:before="0" w:after="0" w:line="240" w:lineRule="auto"/>
               <w:jc w:val="center"/>
             </w:pPr>
             <w:r>
               <w:rPr>
                 <w:rFonts w:ascii="Arial" w:hAnsi="Arial"/>
-                <w:b w:val="0"/>
                 <w:color w:val="000000"/>
                 <w:sz w:val="15"/>
               </w:rPr>
-              <w:t>Record the load conditions that affected performance and the improvements required before deployment.</w:t>
+              <w:t xml:space="preserve">Record the load conditions that affected performance and the improvements required before </w:t>
+            </w:r>
+            <w:r>
+              <w:rPr>
+                <w:rFonts w:ascii="Arial" w:hAnsi="Arial"/>
+                <w:color w:val="000000"/>
+                <w:sz w:val="15"/>
+              </w:rPr>
+              <w:t>deployment.</w:t>
             </w:r>
           </w:p>
         </w:tc>
         <w:tc>
           <w:tcPr>
-            <w:tcW w:type="dxa" w:w="2534"/>
-            <w:shd w:fill="E2F0D9"/>
+            <w:tcW w:w="2534" w:type="dxa"/>
             <w:tcBorders>
-              <w:top w:val="single" w:sz="6" w:color="707070"/>
-              <w:left w:val="single" w:sz="6" w:color="707070"/>
-              <w:bottom w:val="single" w:sz="6" w:color="707070"/>
-              <w:right w:val="single" w:sz="6" w:color="707070"/>
+              <w:top w:val="single" w:sz="6" w:space="0" w:color="707070"/>
+              <w:left w:val="single" w:sz="6" w:space="0" w:color="707070"/>
+              <w:bottom w:val="single" w:sz="6" w:space="0" w:color="707070"/>
+              <w:right w:val="single" w:sz="6" w:space="0" w:color="707070"/>
             </w:tcBorders>
+            <w:shd w:val="clear" w:color="auto" w:fill="E2F0D9"/>
             <w:tcMar>
               <w:top w:w="65" w:type="dxa"/>
-              <w:start w:w="70" w:type="dxa"/>
+              <w:left w:w="70" w:type="dxa"/>
               <w:bottom w:w="65" w:type="dxa"/>
-              <w:end w:w="70" w:type="dxa"/>
+              <w:right w:w="70" w:type="dxa"/>
             </w:tcMar>
             <w:vAlign w:val="center"/>
           </w:tcPr>
           <w:p>
             <w:pPr>
-              <w:spacing w:before="0" w:after="0" w:line="240" w:lineRule="auto"/>
               <w:jc w:val="center"/>
             </w:pPr>
             <w:r>
               <w:rPr>
                 <w:rFonts w:ascii="Arial" w:hAnsi="Arial"/>
-                <w:b w:val="0"/>
                 <w:color w:val="000000"/>
                 <w:sz w:val="15"/>
               </w:rPr>
@@ -5027,6 +5031,7 @@
           <w:sz w:val="24"/>
           <w:szCs w:val="24"/>
         </w:rPr>
+        <w:lastRenderedPageBreak/>
         <w:t>STARTUP DESCRIPTION</w:t>
       </w:r>
     </w:p>
@@ -5468,7 +5473,6 @@
           <w:sz w:val="24"/>
           <w:szCs w:val="24"/>
         </w:rPr>
-        <w:lastRenderedPageBreak/>
         <w:t>Market research: Surveyed founders and owners to identify top needs: government setup guides, financial recording, reporting, and affordable access.</w:t>
       </w:r>
     </w:p>
@@ -5496,6 +5500,7 @@
           <w:sz w:val="24"/>
           <w:szCs w:val="24"/>
         </w:rPr>
+        <w:lastRenderedPageBreak/>
         <w:t>Concept development: Designed a two-role system (Admin + Client) combining guides, financial recording, reporting, and subscription management.</w:t>
       </w:r>
     </w:p>
@@ -6010,63 +6015,63 @@
           <w:sz w:val="24"/>
           <w:szCs w:val="24"/>
         </w:rPr>
+        <w:t>Phase 3: Testing and Iteration</w:t>
+      </w:r>
+    </w:p>
+    <w:p>
+      <w:pPr>
+        <w:spacing w:line="480" w:lineRule="auto"/>
+        <w:ind w:left="720"/>
+        <w:rPr>
+          <w:rFonts w:ascii="Arial" w:eastAsia="Arial" w:hAnsi="Arial" w:cs="Arial"/>
+          <w:bCs/>
+          <w:spacing w:val="-2"/>
+          <w:sz w:val="24"/>
+          <w:szCs w:val="24"/>
+        </w:rPr>
+      </w:pPr>
+      <w:r>
+        <w:rPr>
+          <w:rFonts w:ascii="Arial" w:eastAsia="Arial" w:hAnsi="Arial" w:cs="Arial"/>
+          <w:bCs/>
+          <w:spacing w:val="-2"/>
+          <w:sz w:val="24"/>
+          <w:szCs w:val="24"/>
+        </w:rPr>
+        <w:t>• Usability testing</w:t>
+      </w:r>
+      <w:r>
+        <w:rPr>
+          <w:rFonts w:ascii="Arial" w:eastAsia="Arial" w:hAnsi="Arial" w:cs="Arial"/>
+          <w:bCs/>
+          <w:spacing w:val="-2"/>
+          <w:sz w:val="24"/>
+          <w:szCs w:val="24"/>
+        </w:rPr>
+        <w:t>:</w:t>
+      </w:r>
+    </w:p>
+    <w:p>
+      <w:pPr>
+        <w:spacing w:line="480" w:lineRule="auto"/>
+        <w:ind w:left="720"/>
+        <w:rPr>
+          <w:rFonts w:ascii="Arial" w:eastAsia="Arial" w:hAnsi="Arial" w:cs="Arial"/>
+          <w:bCs/>
+          <w:spacing w:val="-2"/>
+          <w:sz w:val="24"/>
+          <w:szCs w:val="24"/>
+        </w:rPr>
+      </w:pPr>
+      <w:r>
+        <w:rPr>
+          <w:rFonts w:ascii="Arial" w:eastAsia="Arial" w:hAnsi="Arial" w:cs="Arial"/>
+          <w:bCs/>
+          <w:spacing w:val="-2"/>
+          <w:sz w:val="24"/>
+          <w:szCs w:val="24"/>
+        </w:rPr>
         <w:lastRenderedPageBreak/>
-        <w:t>Phase 3: Testing and Iteration</w:t>
-      </w:r>
-    </w:p>
-    <w:p>
-      <w:pPr>
-        <w:spacing w:line="480" w:lineRule="auto"/>
-        <w:ind w:left="720"/>
-        <w:rPr>
-          <w:rFonts w:ascii="Arial" w:eastAsia="Arial" w:hAnsi="Arial" w:cs="Arial"/>
-          <w:bCs/>
-          <w:spacing w:val="-2"/>
-          <w:sz w:val="24"/>
-          <w:szCs w:val="24"/>
-        </w:rPr>
-      </w:pPr>
-      <w:r>
-        <w:rPr>
-          <w:rFonts w:ascii="Arial" w:eastAsia="Arial" w:hAnsi="Arial" w:cs="Arial"/>
-          <w:bCs/>
-          <w:spacing w:val="-2"/>
-          <w:sz w:val="24"/>
-          <w:szCs w:val="24"/>
-        </w:rPr>
-        <w:t>• Usability testing</w:t>
-      </w:r>
-      <w:r>
-        <w:rPr>
-          <w:rFonts w:ascii="Arial" w:eastAsia="Arial" w:hAnsi="Arial" w:cs="Arial"/>
-          <w:bCs/>
-          <w:spacing w:val="-2"/>
-          <w:sz w:val="24"/>
-          <w:szCs w:val="24"/>
-        </w:rPr>
-        <w:t>:</w:t>
-      </w:r>
-    </w:p>
-    <w:p>
-      <w:pPr>
-        <w:spacing w:line="480" w:lineRule="auto"/>
-        <w:ind w:left="720"/>
-        <w:rPr>
-          <w:rFonts w:ascii="Arial" w:eastAsia="Arial" w:hAnsi="Arial" w:cs="Arial"/>
-          <w:bCs/>
-          <w:spacing w:val="-2"/>
-          <w:sz w:val="24"/>
-          <w:szCs w:val="24"/>
-        </w:rPr>
-      </w:pPr>
-      <w:r>
-        <w:rPr>
-          <w:rFonts w:ascii="Arial" w:eastAsia="Arial" w:hAnsi="Arial" w:cs="Arial"/>
-          <w:bCs/>
-          <w:spacing w:val="-2"/>
-          <w:sz w:val="24"/>
-          <w:szCs w:val="24"/>
-        </w:rPr>
         <w:t>• User feedback collection</w:t>
       </w:r>
       <w:r>
@@ -6525,65 +6530,55 @@
           <w:sz w:val="24"/>
           <w:szCs w:val="24"/>
         </w:rPr>
-        <w:t xml:space="preserve">and receive a special loyalty reward: six years of continuous use grants permanent </w:t>
-      </w:r>
-      <w:r>
-        <w:rPr>
-          <w:rFonts w:ascii="Arial" w:eastAsia="Arial" w:hAnsi="Arial" w:cs="Arial"/>
-          <w:bCs/>
+        <w:t>and receive a special loyalty reward: six years of continuous use grants permanent free access. Accessible via any web browser, the system requires no specialized training so founders can organize operations professionally from day one.</w:t>
+      </w:r>
+      <w:r>
+        <w:rPr>
+          <w:rFonts w:ascii="Arial" w:eastAsia="Arial" w:hAnsi="Arial" w:cs="Arial"/>
+          <w:bCs/>
+          <w:color w:val="FF0000"/>
+          <w:spacing w:val="-2"/>
+          <w:sz w:val="24"/>
+          <w:szCs w:val="24"/>
+        </w:rPr>
+        <w:t xml:space="preserve"> </w:t>
+      </w:r>
+    </w:p>
+    <w:p>
+      <w:pPr>
+        <w:pStyle w:val="ListParagraph"/>
+        <w:spacing w:line="480" w:lineRule="auto"/>
+        <w:rPr>
+          <w:rFonts w:ascii="Arial" w:eastAsia="Arial" w:hAnsi="Arial" w:cs="Arial"/>
+          <w:bCs/>
+          <w:spacing w:val="-2"/>
+          <w:sz w:val="24"/>
+          <w:szCs w:val="24"/>
+        </w:rPr>
+      </w:pPr>
+    </w:p>
+    <w:p>
+      <w:pPr>
+        <w:pStyle w:val="ListParagraph"/>
+        <w:spacing w:line="480" w:lineRule="auto"/>
+        <w:ind w:left="0"/>
+        <w:rPr>
+          <w:rFonts w:ascii="Arial" w:eastAsia="Arial" w:hAnsi="Arial" w:cs="Arial"/>
+          <w:b/>
+          <w:spacing w:val="-2"/>
+          <w:sz w:val="24"/>
+          <w:szCs w:val="24"/>
+        </w:rPr>
+      </w:pPr>
+      <w:r>
+        <w:rPr>
+          <w:rFonts w:ascii="Arial" w:eastAsia="Arial" w:hAnsi="Arial" w:cs="Arial"/>
+          <w:b/>
           <w:spacing w:val="-2"/>
           <w:sz w:val="24"/>
           <w:szCs w:val="24"/>
         </w:rPr>
         <w:lastRenderedPageBreak/>
-        <w:t>free access. Accessible via any web browser, the system requires no specialized training so founders can organize operations professionally from day one.</w:t>
-      </w:r>
-      <w:r>
-        <w:rPr>
-          <w:rFonts w:ascii="Arial" w:eastAsia="Arial" w:hAnsi="Arial" w:cs="Arial"/>
-          <w:bCs/>
-          <w:color w:val="FF0000"/>
-          <w:spacing w:val="-2"/>
-          <w:sz w:val="24"/>
-          <w:szCs w:val="24"/>
-        </w:rPr>
-        <w:t xml:space="preserve"> </w:t>
-      </w:r>
-    </w:p>
-    <w:p>
-      <w:pPr>
-        <w:pStyle w:val="ListParagraph"/>
-        <w:spacing w:line="480" w:lineRule="auto"/>
-        <w:rPr>
-          <w:rFonts w:ascii="Arial" w:eastAsia="Arial" w:hAnsi="Arial" w:cs="Arial"/>
-          <w:bCs/>
-          <w:spacing w:val="-2"/>
-          <w:sz w:val="24"/>
-          <w:szCs w:val="24"/>
-        </w:rPr>
-      </w:pPr>
-    </w:p>
-    <w:p>
-      <w:pPr>
-        <w:pStyle w:val="ListParagraph"/>
-        <w:spacing w:line="480" w:lineRule="auto"/>
-        <w:ind w:left="0"/>
-        <w:rPr>
-          <w:rFonts w:ascii="Arial" w:eastAsia="Arial" w:hAnsi="Arial" w:cs="Arial"/>
-          <w:b/>
-          <w:spacing w:val="-2"/>
-          <w:sz w:val="24"/>
-          <w:szCs w:val="24"/>
-        </w:rPr>
-      </w:pPr>
-      <w:r>
-        <w:rPr>
-          <w:rFonts w:ascii="Arial" w:eastAsia="Arial" w:hAnsi="Arial" w:cs="Arial"/>
-          <w:b/>
-          <w:spacing w:val="-2"/>
-          <w:sz w:val="24"/>
-          <w:szCs w:val="24"/>
-        </w:rPr>
         <w:t>The Problem</w:t>
       </w:r>
     </w:p>
@@ -6948,8 +6943,33 @@
           <w:sz w:val="24"/>
           <w:szCs w:val="24"/>
         </w:rPr>
-        <w:t xml:space="preserve"> do not offer at this price point. Every feature addresses a verified pain point, resulting in a system that is simpler, more relevant, and faster to use than generic alternatives. The interface is designed for quick daily use; founders can record transactions or follow </w:t>
-      </w:r>
+        <w:t xml:space="preserve"> do not offer at this price point. Every feature addresses a verified pain point, resulting in a system that is simpler, more relevant, and faster to use than generic alternatives. The interface is designed for quick daily use; founders can record transactions or follow compliance steps without navigating complicated menus. Additionally, LaunchIt offers locally preferred payment methods and a unique loyalty reward that permanently removes subscription fees after six years of continuous use</w:t>
+      </w:r>
+      <w:r>
+        <w:rPr>
+          <w:rFonts w:ascii="Arial" w:eastAsia="Arial" w:hAnsi="Arial" w:cs="Arial"/>
+          <w:bCs/>
+          <w:spacing w:val="-2"/>
+          <w:sz w:val="24"/>
+          <w:szCs w:val="24"/>
+        </w:rPr>
+        <w:t>.</w:t>
+      </w:r>
+    </w:p>
+    <w:p>
+      <w:pPr>
+        <w:pStyle w:val="ListParagraph"/>
+        <w:spacing w:line="480" w:lineRule="auto"/>
+        <w:ind w:left="0" w:firstLine="720"/>
+        <w:rPr>
+          <w:rFonts w:ascii="Arial" w:eastAsia="Arial" w:hAnsi="Arial" w:cs="Arial"/>
+          <w:bCs/>
+          <w:color w:val="FF0000"/>
+          <w:spacing w:val="-2"/>
+          <w:sz w:val="24"/>
+          <w:szCs w:val="24"/>
+        </w:rPr>
+      </w:pPr>
       <w:r>
         <w:rPr>
           <w:rFonts w:ascii="Arial" w:eastAsia="Arial" w:hAnsi="Arial" w:cs="Arial"/>
@@ -6959,41 +6979,6 @@
           <w:szCs w:val="24"/>
         </w:rPr>
         <w:lastRenderedPageBreak/>
-        <w:t>compliance steps without navigating complicated menus. Additionally, LaunchIt offers locally preferred payment methods and a unique loyalty reward that permanently removes subscription fees after six years of continuous use</w:t>
-      </w:r>
-      <w:r>
-        <w:rPr>
-          <w:rFonts w:ascii="Arial" w:eastAsia="Arial" w:hAnsi="Arial" w:cs="Arial"/>
-          <w:bCs/>
-          <w:spacing w:val="-2"/>
-          <w:sz w:val="24"/>
-          <w:szCs w:val="24"/>
-        </w:rPr>
-        <w:t>.</w:t>
-      </w:r>
-    </w:p>
-    <w:p>
-      <w:pPr>
-        <w:pStyle w:val="ListParagraph"/>
-        <w:spacing w:line="480" w:lineRule="auto"/>
-        <w:ind w:left="0" w:firstLine="720"/>
-        <w:rPr>
-          <w:rFonts w:ascii="Arial" w:eastAsia="Arial" w:hAnsi="Arial" w:cs="Arial"/>
-          <w:bCs/>
-          <w:color w:val="FF0000"/>
-          <w:spacing w:val="-2"/>
-          <w:sz w:val="24"/>
-          <w:szCs w:val="24"/>
-        </w:rPr>
-      </w:pPr>
-      <w:r>
-        <w:rPr>
-          <w:rFonts w:ascii="Arial" w:eastAsia="Arial" w:hAnsi="Arial" w:cs="Arial"/>
-          <w:bCs/>
-          <w:spacing w:val="-2"/>
-          <w:sz w:val="24"/>
-          <w:szCs w:val="24"/>
-        </w:rPr>
         <w:t>Beyond features, LaunchIt provides a complete experience: compliance guidance, financial recording, business planning, and reporting all in one platform. Most alternatives require purchasing separate tools or paying extra for accounting and templates; LaunchIt includes everything together. We also prioritize local relevance</w:t>
       </w:r>
       <w:r>
@@ -7331,7 +7316,7 @@
           <w:szCs w:val="24"/>
         </w:rPr>
         <w:drawing>
-          <wp:anchor distT="0" distB="0" distL="114300" distR="114300" simplePos="0" relativeHeight="251736064" behindDoc="0" locked="0" layoutInCell="1" allowOverlap="1" wp14:anchorId="2E308335" wp14:editId="65412B76">
+          <wp:anchor distT="0" distB="0" distL="114300" distR="114300" simplePos="0" relativeHeight="251736064" behindDoc="0" locked="0" layoutInCell="1" allowOverlap="1" wp14:anchorId="0E0FBF59" wp14:editId="0D2C792D">
             <wp:simplePos x="0" y="0"/>
             <wp:positionH relativeFrom="column">
               <wp:posOffset>4999288</wp:posOffset>
@@ -7354,7 +7339,7 @@
                     <pic:cNvPicPr/>
                   </pic:nvPicPr>
                   <pic:blipFill>
-                    <a:blip r:embed="rId10" cstate="print">
+                    <a:blip r:embed="rId8" cstate="print">
                       <a:extLst>
                         <a:ext uri="{28A0092B-C50C-407E-A947-70E740481C1C}">
                           <a14:useLocalDpi xmlns:a14="http://schemas.microsoft.com/office/drawing/2010/main" val="0"/>
@@ -7394,7 +7379,7 @@
           <w:szCs w:val="24"/>
         </w:rPr>
         <w:drawing>
-          <wp:anchor distT="0" distB="0" distL="114300" distR="114300" simplePos="0" relativeHeight="251737088" behindDoc="0" locked="0" layoutInCell="1" allowOverlap="1" wp14:anchorId="347D8197" wp14:editId="4DCA4EE3">
+          <wp:anchor distT="0" distB="0" distL="114300" distR="114300" simplePos="0" relativeHeight="251737088" behindDoc="0" locked="0" layoutInCell="1" allowOverlap="1" wp14:anchorId="7E315D87" wp14:editId="46DE0E5C">
             <wp:simplePos x="0" y="0"/>
             <wp:positionH relativeFrom="column">
               <wp:posOffset>3863340</wp:posOffset>
@@ -7417,7 +7402,7 @@
                     <pic:cNvPicPr/>
                   </pic:nvPicPr>
                   <pic:blipFill>
-                    <a:blip r:embed="rId11" cstate="print">
+                    <a:blip r:embed="rId9" cstate="print">
                       <a:extLst>
                         <a:ext uri="{28A0092B-C50C-407E-A947-70E740481C1C}">
                           <a14:useLocalDpi xmlns:a14="http://schemas.microsoft.com/office/drawing/2010/main" val="0"/>
@@ -7457,7 +7442,7 @@
           <w:szCs w:val="24"/>
         </w:rPr>
         <w:drawing>
-          <wp:anchor distT="0" distB="0" distL="114300" distR="114300" simplePos="0" relativeHeight="251735040" behindDoc="0" locked="0" layoutInCell="1" allowOverlap="1" wp14:anchorId="6FB4E9B5" wp14:editId="53A991D1">
+          <wp:anchor distT="0" distB="0" distL="114300" distR="114300" simplePos="0" relativeHeight="251735040" behindDoc="0" locked="0" layoutInCell="1" allowOverlap="1" wp14:anchorId="4FD9C540" wp14:editId="7070FC51">
             <wp:simplePos x="0" y="0"/>
             <wp:positionH relativeFrom="column">
               <wp:posOffset>2568575</wp:posOffset>
@@ -7480,7 +7465,7 @@
                     <pic:cNvPicPr/>
                   </pic:nvPicPr>
                   <pic:blipFill>
-                    <a:blip r:embed="rId12" cstate="print">
+                    <a:blip r:embed="rId10" cstate="print">
                       <a:extLst>
                         <a:ext uri="{28A0092B-C50C-407E-A947-70E740481C1C}">
                           <a14:useLocalDpi xmlns:a14="http://schemas.microsoft.com/office/drawing/2010/main" val="0"/>
@@ -7520,7 +7505,7 @@
           <w:szCs w:val="24"/>
         </w:rPr>
         <w:drawing>
-          <wp:anchor distT="0" distB="0" distL="114300" distR="114300" simplePos="0" relativeHeight="251734016" behindDoc="0" locked="0" layoutInCell="1" allowOverlap="1" wp14:anchorId="548FC5BC" wp14:editId="10952507">
+          <wp:anchor distT="0" distB="0" distL="114300" distR="114300" simplePos="0" relativeHeight="251734016" behindDoc="0" locked="0" layoutInCell="1" allowOverlap="1" wp14:anchorId="398CA7FC" wp14:editId="6415526D">
             <wp:simplePos x="0" y="0"/>
             <wp:positionH relativeFrom="column">
               <wp:posOffset>1267460</wp:posOffset>
@@ -7543,7 +7528,7 @@
                     <pic:cNvPicPr/>
                   </pic:nvPicPr>
                   <pic:blipFill>
-                    <a:blip r:embed="rId13" cstate="print">
+                    <a:blip r:embed="rId11" cstate="print">
                       <a:extLst>
                         <a:ext uri="{28A0092B-C50C-407E-A947-70E740481C1C}">
                           <a14:useLocalDpi xmlns:a14="http://schemas.microsoft.com/office/drawing/2010/main" val="0"/>
@@ -7583,7 +7568,7 @@
           <w:szCs w:val="24"/>
         </w:rPr>
         <w:drawing>
-          <wp:anchor distT="0" distB="0" distL="114300" distR="114300" simplePos="0" relativeHeight="251732992" behindDoc="0" locked="0" layoutInCell="1" allowOverlap="1" wp14:anchorId="7625C9CD" wp14:editId="6B61E586">
+          <wp:anchor distT="0" distB="0" distL="114300" distR="114300" simplePos="0" relativeHeight="251732992" behindDoc="0" locked="0" layoutInCell="1" allowOverlap="1" wp14:anchorId="2107FE4F" wp14:editId="4AB3E6F4">
             <wp:simplePos x="0" y="0"/>
             <wp:positionH relativeFrom="column">
               <wp:posOffset>-66040</wp:posOffset>
@@ -7606,7 +7591,7 @@
                     <pic:cNvPicPr/>
                   </pic:nvPicPr>
                   <pic:blipFill>
-                    <a:blip r:embed="rId14" cstate="print">
+                    <a:blip r:embed="rId12" cstate="print">
                       <a:extLst>
                         <a:ext uri="{28A0092B-C50C-407E-A947-70E740481C1C}">
                           <a14:useLocalDpi xmlns:a14="http://schemas.microsoft.com/office/drawing/2010/main" val="0"/>
@@ -8710,7 +8695,7 @@
           <w:szCs w:val="24"/>
         </w:rPr>
         <w:drawing>
-          <wp:anchor distT="0" distB="0" distL="114300" distR="114300" simplePos="0" relativeHeight="251707392" behindDoc="0" locked="0" layoutInCell="1" allowOverlap="1" wp14:anchorId="00F11D7E" wp14:editId="2661889A">
+          <wp:anchor distT="0" distB="0" distL="114300" distR="114300" simplePos="0" relativeHeight="251707392" behindDoc="0" locked="0" layoutInCell="1" allowOverlap="1" wp14:anchorId="72AFF8B4" wp14:editId="63E4F7F7">
             <wp:simplePos x="0" y="0"/>
             <wp:positionH relativeFrom="page">
               <wp:posOffset>254635</wp:posOffset>
@@ -8733,7 +8718,7 @@
                     <pic:cNvPicPr/>
                   </pic:nvPicPr>
                   <pic:blipFill rotWithShape="1">
-                    <a:blip r:embed="rId15">
+                    <a:blip r:embed="rId13">
                       <a:extLst>
                         <a:ext uri="{28A0092B-C50C-407E-A947-70E740481C1C}">
                           <a14:useLocalDpi xmlns:a14="http://schemas.microsoft.com/office/drawing/2010/main" val="0"/>
@@ -8940,8 +8925,7 @@
     <w:p>
       <w:pPr>
         <w:pStyle w:val="ListParagraph"/>
-        <w:keepNext w:val="0"/>
-        <w:spacing w:line="480" w:lineRule="auto" w:after="100"/>
+        <w:spacing w:after="100" w:line="480" w:lineRule="auto"/>
         <w:ind w:left="0"/>
         <w:jc w:val="center"/>
         <w:rPr>
@@ -8955,7 +8939,6 @@
       <w:r>
         <w:rPr>
           <w:rFonts w:ascii="Arial" w:hAnsi="Arial"/>
-          <w:b w:val="0"/>
           <w:i/>
           <w:sz w:val="18"/>
         </w:rPr>
@@ -9116,7 +9099,7 @@
       <w:pPr>
         <w:pStyle w:val="ListParagraph"/>
         <w:keepNext/>
-        <w:spacing w:line="480" w:lineRule="auto" w:after="100"/>
+        <w:spacing w:after="100" w:line="480" w:lineRule="auto"/>
         <w:ind w:left="0"/>
         <w:rPr>
           <w:rFonts w:ascii="Arial" w:eastAsia="Arial" w:hAnsi="Arial" w:cs="Arial"/>
@@ -9131,7 +9114,6 @@
         <w:rPr>
           <w:rFonts w:ascii="Arial" w:hAnsi="Arial"/>
           <w:b/>
-          <w:i w:val="0"/>
           <w:sz w:val="22"/>
         </w:rPr>
         <w:t>Roadmap Details</w:t>
@@ -9141,7 +9123,7 @@
       <w:pPr>
         <w:pStyle w:val="ListParagraph"/>
         <w:keepNext/>
-        <w:spacing w:line="480" w:lineRule="auto" w:after="100"/>
+        <w:spacing w:after="100" w:line="480" w:lineRule="auto"/>
         <w:ind w:left="0"/>
         <w:rPr>
           <w:rFonts w:ascii="Arial" w:eastAsia="Arial" w:hAnsi="Arial" w:cs="Arial"/>
@@ -9155,8 +9137,6 @@
         <w:rPr>
           <w:rFonts w:ascii="Arial" w:hAnsi="Arial"/>
           <w:b/>
-          <w:i w:val="0"/>
-          <w:sz w:val="20"/>
         </w:rPr>
         <w:t>Q1 Client Validation and Requirements</w:t>
       </w:r>
@@ -9168,7 +9148,7 @@
           <w:ilvl w:val="0"/>
           <w:numId w:val="14"/>
         </w:numPr>
-        <w:spacing w:line="480" w:lineRule="auto" w:after="140"/>
+        <w:spacing w:after="140" w:line="480" w:lineRule="auto"/>
         <w:rPr>
           <w:rFonts w:ascii="Arial" w:eastAsia="Arial" w:hAnsi="Arial" w:cs="Arial"/>
           <w:bCs/>
@@ -9180,9 +9160,6 @@
       <w:r>
         <w:rPr>
           <w:rFonts w:ascii="Arial" w:hAnsi="Arial"/>
-          <w:b w:val="0"/>
-          <w:i w:val="0"/>
-          <w:sz w:val="20"/>
         </w:rPr>
         <w:t>Interview startup owners to confirm problems with scattered records, delayed reports, and support tracking. Translate the confirmed needs into clear client and administrator requirements.</w:t>
       </w:r>
@@ -9191,7 +9168,7 @@
       <w:pPr>
         <w:pStyle w:val="ListParagraph"/>
         <w:keepNext/>
-        <w:spacing w:line="480" w:lineRule="auto" w:after="100"/>
+        <w:spacing w:after="100" w:line="480" w:lineRule="auto"/>
         <w:ind w:left="0"/>
         <w:rPr>
           <w:rFonts w:ascii="Arial" w:eastAsia="Arial" w:hAnsi="Arial" w:cs="Arial"/>
@@ -9205,8 +9182,6 @@
         <w:rPr>
           <w:rFonts w:ascii="Arial" w:hAnsi="Arial"/>
           <w:b/>
-          <w:i w:val="0"/>
-          <w:sz w:val="20"/>
         </w:rPr>
         <w:t>Q2 System Planning and Core Development</w:t>
       </w:r>
@@ -9218,7 +9193,7 @@
           <w:ilvl w:val="0"/>
           <w:numId w:val="14"/>
         </w:numPr>
-        <w:spacing w:line="480" w:lineRule="auto" w:after="140"/>
+        <w:spacing w:after="140" w:line="480" w:lineRule="auto"/>
         <w:rPr>
           <w:rFonts w:ascii="Arial" w:eastAsia="Arial" w:hAnsi="Arial" w:cs="Arial"/>
           <w:bCs/>
@@ -9230,9 +9205,6 @@
       <w:r>
         <w:rPr>
           <w:rFonts w:ascii="Arial" w:hAnsi="Arial"/>
-          <w:b w:val="0"/>
-          <w:i w:val="0"/>
-          <w:sz w:val="20"/>
         </w:rPr>
         <w:t>Define the modules, user roles, permissions, workflows, and database structure. Build the role-based PHP and MySQL prototype for clients and administrators.</w:t>
       </w:r>
@@ -9241,7 +9213,7 @@
       <w:pPr>
         <w:pStyle w:val="ListParagraph"/>
         <w:keepNext/>
-        <w:spacing w:line="480" w:lineRule="auto" w:after="100"/>
+        <w:spacing w:after="100" w:line="480" w:lineRule="auto"/>
         <w:ind w:left="0"/>
         <w:rPr>
           <w:rFonts w:ascii="Arial" w:eastAsia="Arial" w:hAnsi="Arial" w:cs="Arial"/>
@@ -9255,8 +9227,6 @@
         <w:rPr>
           <w:rFonts w:ascii="Arial" w:hAnsi="Arial"/>
           <w:b/>
-          <w:i w:val="0"/>
-          <w:sz w:val="20"/>
         </w:rPr>
         <w:t>Q3 Testing and Client Feedback</w:t>
       </w:r>
@@ -9268,7 +9238,7 @@
           <w:ilvl w:val="0"/>
           <w:numId w:val="14"/>
         </w:numPr>
-        <w:spacing w:line="480" w:lineRule="auto" w:after="140"/>
+        <w:spacing w:after="140" w:line="480" w:lineRule="auto"/>
         <w:rPr>
           <w:rFonts w:ascii="Arial" w:eastAsia="Arial" w:hAnsi="Arial" w:cs="Arial"/>
           <w:bCs/>
@@ -9280,9 +9250,6 @@
       <w:r>
         <w:rPr>
           <w:rFonts w:ascii="Arial" w:hAnsi="Arial"/>
-          <w:b w:val="0"/>
-          <w:i w:val="0"/>
-          <w:sz w:val="20"/>
         </w:rPr>
         <w:t>Test usability, permissions, organization data isolation, record handling, and report output with representative users. Improve the system using documented pilot feedback.</w:t>
       </w:r>
@@ -9291,7 +9258,7 @@
       <w:pPr>
         <w:pStyle w:val="ListParagraph"/>
         <w:keepNext/>
-        <w:spacing w:line="480" w:lineRule="auto" w:after="100"/>
+        <w:spacing w:after="100" w:line="480" w:lineRule="auto"/>
         <w:ind w:left="0"/>
         <w:rPr>
           <w:rFonts w:ascii="Arial" w:eastAsia="Arial" w:hAnsi="Arial" w:cs="Arial"/>
@@ -9305,8 +9272,6 @@
         <w:rPr>
           <w:rFonts w:ascii="Arial" w:hAnsi="Arial"/>
           <w:b/>
-          <w:i w:val="0"/>
-          <w:sz w:val="20"/>
         </w:rPr>
         <w:t>Q4 Pilot Launch and Improvement</w:t>
       </w:r>
@@ -9318,7 +9283,7 @@
           <w:ilvl w:val="0"/>
           <w:numId w:val="14"/>
         </w:numPr>
-        <w:spacing w:line="480" w:lineRule="auto" w:after="140"/>
+        <w:spacing w:after="140" w:line="480" w:lineRule="auto"/>
         <w:rPr>
           <w:rFonts w:ascii="Arial" w:eastAsia="Arial" w:hAnsi="Arial" w:cs="Arial"/>
           <w:bCs/>
@@ -9330,9 +9295,6 @@
       <w:r>
         <w:rPr>
           <w:rFonts w:ascii="Arial" w:hAnsi="Arial"/>
-          <w:b w:val="0"/>
-          <w:i w:val="0"/>
-          <w:sz w:val="20"/>
         </w:rPr>
         <w:t>Deploy LaunchIt to selected pilot users, monitor usage and support concerns, correct release issues, and prepare the security, backup, and hosting requirements for production.</w:t>
       </w:r>
@@ -9390,7 +9352,27 @@
           <w:sz w:val="24"/>
           <w:szCs w:val="24"/>
         </w:rPr>
-        <w:t xml:space="preserve">LaunchIt exists to lower the barrier of professional business management and compliance for early-stage Philippine startups. We believe every new venture deserves clear </w:t>
+        <w:t>LaunchIt exists to lower the barrier of professional business management and compliance for early-stage Philippine startups. We believe every new venture deserves clear government guidance, reliable financial tools, and professional reports</w:t>
+      </w:r>
+      <w:r>
+        <w:rPr>
+          <w:rFonts w:ascii="Arial" w:eastAsia="Arial" w:hAnsi="Arial" w:cs="Arial"/>
+          <w:bCs/>
+          <w:spacing w:val="-2"/>
+          <w:sz w:val="24"/>
+          <w:szCs w:val="24"/>
+        </w:rPr>
+        <w:t xml:space="preserve"> </w:t>
+      </w:r>
+      <w:r>
+        <w:rPr>
+          <w:rFonts w:ascii="Arial" w:eastAsia="Arial" w:hAnsi="Arial" w:cs="Arial"/>
+          <w:bCs/>
+          <w:spacing w:val="-2"/>
+          <w:sz w:val="24"/>
+          <w:szCs w:val="24"/>
+        </w:rPr>
+        <w:t xml:space="preserve">without paying </w:t>
       </w:r>
       <w:r>
         <w:rPr>
@@ -9401,27 +9383,7 @@
           <w:szCs w:val="24"/>
         </w:rPr>
         <w:lastRenderedPageBreak/>
-        <w:t>government guidance, reliable financial tools, and professional reports</w:t>
-      </w:r>
-      <w:r>
-        <w:rPr>
-          <w:rFonts w:ascii="Arial" w:eastAsia="Arial" w:hAnsi="Arial" w:cs="Arial"/>
-          <w:bCs/>
-          <w:spacing w:val="-2"/>
-          <w:sz w:val="24"/>
-          <w:szCs w:val="24"/>
-        </w:rPr>
-        <w:t xml:space="preserve"> </w:t>
-      </w:r>
-      <w:r>
-        <w:rPr>
-          <w:rFonts w:ascii="Arial" w:eastAsia="Arial" w:hAnsi="Arial" w:cs="Arial"/>
-          <w:bCs/>
-          <w:spacing w:val="-2"/>
-          <w:sz w:val="24"/>
-          <w:szCs w:val="24"/>
-        </w:rPr>
-        <w:t xml:space="preserve">without paying enterprise prices or learning complicated software. Our purpose is to </w:t>
+        <w:t xml:space="preserve">enterprise prices or learning complicated software. Our purpose is to </w:t>
       </w:r>
       <w:r>
         <w:rPr>
@@ -10017,53 +9979,28 @@
     </w:p>
     <w:p>
       <w:pPr>
-        <w:spacing w:line="259" w:lineRule="auto" w:after="120"/>
-        <w:ind w:left="280" w:hanging="200"/>
-        <w:rPr>
-          <w:rFonts w:ascii="Arial" w:eastAsia="Arial" w:hAnsi="Arial" w:cs="Arial"/>
-          <w:bCs/>
-          <w:color w:val="FF0000"/>
-          <w:sz w:val="24"/>
-          <w:szCs w:val="24"/>
-        </w:rPr>
-      </w:pPr>
-      <w:r>
-        <w:rPr>
-          <w:rFonts w:ascii="Arial" w:hAnsi="Arial"/>
-          <w:b/>
-          <w:sz w:val="20"/>
-        </w:rPr>
-        <w:t xml:space="preserve">• Internet and server dependence: </w:t>
-      </w:r>
-      <w:r>
-        <w:rPr>
-          <w:rFonts w:ascii="Arial" w:hAnsi="Arial"/>
-          <w:b w:val="0"/>
-          <w:sz w:val="20"/>
-        </w:rPr>
-        <w:t>Clients need a stable connection and reliable hosting. Network or server interruptions may temporarily prevent access to business records and system functions.</w:t>
-      </w:r>
-    </w:p>
-    <w:p>
-      <w:pPr>
         <w:spacing w:after="120" w:line="259" w:lineRule="auto"/>
         <w:ind w:left="280" w:hanging="200"/>
+        <w:rPr>
+          <w:rFonts w:ascii="Arial" w:eastAsia="Arial" w:hAnsi="Arial" w:cs="Arial"/>
+          <w:bCs/>
+          <w:color w:val="FF0000"/>
+          <w:sz w:val="24"/>
+          <w:szCs w:val="24"/>
+        </w:rPr>
       </w:pPr>
       <w:r>
         <w:rPr>
           <w:rFonts w:ascii="Arial" w:hAnsi="Arial"/>
           <w:b/>
-          <w:sz w:val="20"/>
-        </w:rPr>
-        <w:t xml:space="preserve">• Learning curve and resistance to change: </w:t>
+        </w:rPr>
+        <w:t xml:space="preserve">• Internet and server dependence: </w:t>
       </w:r>
       <w:r>
         <w:rPr>
           <w:rFonts w:ascii="Arial" w:hAnsi="Arial"/>
-          <w:b w:val="0"/>
-          <w:sz w:val="20"/>
-        </w:rPr>
-        <w:t>Users who are comfortable with paper records or spreadsheets may need training and time before they consistently use the new workflow.</w:t>
+        </w:rPr>
+        <w:t>Clients need a stable connection and reliable hosting. Network or server interruptions may temporarily prevent access to business records and system functions.</w:t>
       </w:r>
     </w:p>
     <w:p>
@@ -10075,17 +10012,20 @@
         <w:rPr>
           <w:rFonts w:ascii="Arial" w:hAnsi="Arial"/>
           <w:b/>
-          <w:sz w:val="20"/>
-        </w:rPr>
-        <w:t xml:space="preserve">• Security and privacy responsibility: </w:t>
+        </w:rPr>
+        <w:t xml:space="preserve">• Learning curve and resistance to change: </w:t>
       </w:r>
       <w:r>
         <w:rPr>
           <w:rFonts w:ascii="Arial" w:hAnsi="Arial"/>
-          <w:b w:val="0"/>
-          <w:sz w:val="20"/>
-        </w:rPr>
-        <w:t>The system stores account, business, and financial information, so weak passwords, incorrect permissions, or missed security updates could expose sensitive data.</w:t>
+        </w:rPr>
+        <w:t>Users who are comfortable with paper records or spreadsheets may need training and time before they consistently use the new w</w:t>
+      </w:r>
+      <w:r>
+        <w:rPr>
+          <w:rFonts w:ascii="Arial" w:hAnsi="Arial"/>
+        </w:rPr>
+        <w:t>orkflow.</w:t>
       </w:r>
     </w:p>
     <w:p>
@@ -10097,17 +10037,14 @@
         <w:rPr>
           <w:rFonts w:ascii="Arial" w:hAnsi="Arial"/>
           <w:b/>
-          <w:sz w:val="20"/>
-        </w:rPr>
-        <w:t xml:space="preserve">• Initial setup and data entry: </w:t>
+        </w:rPr>
+        <w:t xml:space="preserve">• Security and privacy responsibility: </w:t>
       </w:r>
       <w:r>
         <w:rPr>
           <w:rFonts w:ascii="Arial" w:hAnsi="Arial"/>
-          <w:b w:val="0"/>
-          <w:sz w:val="20"/>
-        </w:rPr>
-        <w:t>Organizations must create their profiles, configure permissions, and encode or transfer existing records before they can fully benefit from the system.</w:t>
+        </w:rPr>
+        <w:t>The system stores account, business, and financial information, so weak passwords, incorrect permissions, or missed security updates could expose sensitive data.</w:t>
       </w:r>
     </w:p>
     <w:p>
@@ -10119,17 +10056,46 @@
         <w:rPr>
           <w:rFonts w:ascii="Arial" w:hAnsi="Arial"/>
           <w:b/>
-          <w:sz w:val="20"/>
-        </w:rPr>
+        </w:rPr>
+        <w:t xml:space="preserve">• Initial setup and data entry: </w:t>
+      </w:r>
+      <w:r>
+        <w:rPr>
+          <w:rFonts w:ascii="Arial" w:hAnsi="Arial"/>
+        </w:rPr>
+        <w:t xml:space="preserve">Organizations </w:t>
+      </w:r>
+      <w:r>
+        <w:rPr>
+          <w:rFonts w:ascii="Arial" w:hAnsi="Arial"/>
+        </w:rPr>
+        <w:t>must create their profiles, configure permissions, and encode or transfer existing records before they can fully benefit from the system.</w:t>
+      </w:r>
+    </w:p>
+    <w:p>
+      <w:pPr>
+        <w:spacing w:after="120" w:line="259" w:lineRule="auto"/>
+        <w:ind w:left="280" w:hanging="200"/>
+      </w:pPr>
+      <w:r>
+        <w:rPr>
+          <w:rFonts w:ascii="Arial" w:hAnsi="Arial"/>
+          <w:b/>
+        </w:rPr>
+        <w:lastRenderedPageBreak/>
         <w:t xml:space="preserve">• Limited production readiness: </w:t>
       </w:r>
       <w:r>
         <w:rPr>
           <w:rFonts w:ascii="Arial" w:hAnsi="Arial"/>
-          <w:b w:val="0"/>
-          <w:sz w:val="20"/>
-        </w:rPr>
-        <w:t>The current version still requires production hosting, formal security testing, audit logs, automated backups, and further user acceptance testing before public deployment.</w:t>
+        </w:rPr>
+        <w:t xml:space="preserve">The current version still requires production hosting, formal security testing, audit </w:t>
+      </w:r>
+      <w:r>
+        <w:rPr>
+          <w:rFonts w:ascii="Arial" w:hAnsi="Arial"/>
+        </w:rPr>
+        <w:t>logs, automated backups, and further user acceptance testing before public deployment.</w:t>
       </w:r>
     </w:p>
     <w:p>
@@ -10338,7 +10304,7 @@
     <w:p>
       <w:pPr>
         <w:keepNext/>
-        <w:spacing w:line="480" w:lineRule="auto" w:before="120" w:after="160"/>
+        <w:spacing w:before="120" w:after="160" w:line="480" w:lineRule="auto"/>
         <w:rPr>
           <w:rFonts w:ascii="Arial" w:eastAsia="Arial" w:hAnsi="Arial" w:cs="Arial"/>
           <w:b/>
@@ -10359,25 +10325,29 @@
     </w:p>
     <w:p>
       <w:pPr>
-        <w:keepNext w:val="0"/>
-        <w:spacing w:before="0" w:after="100" w:line="259" w:lineRule="auto"/>
+        <w:spacing w:after="100" w:line="259" w:lineRule="auto"/>
       </w:pPr>
       <w:r>
         <w:rPr>
           <w:rFonts w:ascii="Arial" w:hAnsi="Arial"/>
-          <w:b w:val="0"/>
           <w:color w:val="000000"/>
-          <w:sz w:val="20"/>
-        </w:rPr>
-        <w:t>The estimated project investment is the planned amount required to develop, test, document, and pilot LaunchIt. The amounts below are estimates in Philippine pesos and should not be presented as actual expenses without receipts or supplier quotations.</w:t>
+        </w:rPr>
+        <w:t xml:space="preserve">The estimated project investment is the planned amount required to develop, test, document, and pilot LaunchIt. The </w:t>
+      </w:r>
+      <w:r>
+        <w:rPr>
+          <w:rFonts w:ascii="Arial" w:hAnsi="Arial"/>
+          <w:color w:val="000000"/>
+        </w:rPr>
+        <w:t>amounts below are estimates in Philippine pesos and should not be presented as actual expenses without receipts or supplier quotations.</w:t>
       </w:r>
     </w:p>
     <w:tbl>
       <w:tblPr>
-        <w:tblW w:type="auto" w:w="0"/>
+        <w:tblW w:w="0" w:type="auto"/>
         <w:jc w:val="center"/>
         <w:tblLayout w:type="fixed"/>
-        <w:tblLook w:firstColumn="1" w:firstRow="1" w:lastColumn="0" w:lastRow="0" w:noHBand="0" w:noVBand="1" w:val="04A0"/>
+        <w:tblLook w:val="04A0" w:firstRow="1" w:lastRow="0" w:firstColumn="1" w:lastColumn="0" w:noHBand="0" w:noVBand="1"/>
       </w:tblPr>
       <w:tblGrid>
         <w:gridCol w:w="2592"/>
@@ -10387,39 +10357,36 @@
       </w:tblGrid>
       <w:tr>
         <w:trPr>
-          <w:tblHeader w:val="true"/>
           <w:cantSplit/>
+          <w:tblHeader/>
+          <w:jc w:val="center"/>
         </w:trPr>
         <w:tc>
           <w:tcPr>
-            <w:tcW w:type="dxa" w:w="2592"/>
-            <w:vAlign w:val="center"/>
+            <w:tcW w:w="2592" w:type="dxa"/>
+            <w:tcBorders>
+              <w:top w:val="single" w:sz="6" w:space="0" w:color="707070"/>
+              <w:left w:val="single" w:sz="6" w:space="0" w:color="707070"/>
+              <w:bottom w:val="single" w:sz="6" w:space="0" w:color="707070"/>
+              <w:right w:val="single" w:sz="6" w:space="0" w:color="707070"/>
+            </w:tcBorders>
+            <w:shd w:val="clear" w:color="auto" w:fill="111111"/>
             <w:tcMar>
               <w:top w:w="65" w:type="dxa"/>
-              <w:start w:w="70" w:type="dxa"/>
+              <w:left w:w="70" w:type="dxa"/>
               <w:bottom w:w="65" w:type="dxa"/>
-              <w:end w:w="70" w:type="dxa"/>
+              <w:right w:w="70" w:type="dxa"/>
             </w:tcMar>
-            <w:tcBorders>
-              <w:top w:val="single" w:sz="6" w:color="707070"/>
-              <w:left w:val="single" w:sz="6" w:color="707070"/>
-              <w:bottom w:val="single" w:sz="6" w:color="707070"/>
-              <w:right w:val="single" w:sz="6" w:color="707070"/>
-              <w:insideH w:val="single" w:sz="5" w:color="B7B7B7"/>
-              <w:insideV w:val="single" w:sz="5" w:color="B7B7B7"/>
-            </w:tcBorders>
-            <w:shd w:fill="111111"/>
+            <w:vAlign w:val="center"/>
           </w:tcPr>
           <w:p>
             <w:pPr>
-              <w:spacing w:after="0" w:line="240" w:lineRule="auto" w:before="0"/>
               <w:jc w:val="center"/>
             </w:pPr>
             <w:r>
               <w:rPr>
                 <w:rFonts w:ascii="Arial" w:hAnsi="Arial"/>
                 <w:b/>
-                <w:i w:val="0"/>
                 <w:color w:val="FFFFFF"/>
                 <w:sz w:val="16"/>
               </w:rPr>
@@ -10429,34 +10396,30 @@
         </w:tc>
         <w:tc>
           <w:tcPr>
-            <w:tcW w:type="dxa" w:w="1800"/>
-            <w:vAlign w:val="center"/>
+            <w:tcW w:w="1800" w:type="dxa"/>
+            <w:tcBorders>
+              <w:top w:val="single" w:sz="6" w:space="0" w:color="707070"/>
+              <w:left w:val="single" w:sz="6" w:space="0" w:color="707070"/>
+              <w:bottom w:val="single" w:sz="6" w:space="0" w:color="707070"/>
+              <w:right w:val="single" w:sz="6" w:space="0" w:color="707070"/>
+            </w:tcBorders>
+            <w:shd w:val="clear" w:color="auto" w:fill="F4CCCC"/>
             <w:tcMar>
               <w:top w:w="65" w:type="dxa"/>
-              <w:start w:w="70" w:type="dxa"/>
+              <w:left w:w="70" w:type="dxa"/>
               <w:bottom w:w="65" w:type="dxa"/>
-              <w:end w:w="70" w:type="dxa"/>
+              <w:right w:w="70" w:type="dxa"/>
             </w:tcMar>
-            <w:tcBorders>
-              <w:top w:val="single" w:sz="6" w:color="707070"/>
-              <w:left w:val="single" w:sz="6" w:color="707070"/>
-              <w:bottom w:val="single" w:sz="6" w:color="707070"/>
-              <w:right w:val="single" w:sz="6" w:color="707070"/>
-              <w:insideH w:val="single" w:sz="5" w:color="B7B7B7"/>
-              <w:insideV w:val="single" w:sz="5" w:color="B7B7B7"/>
-            </w:tcBorders>
-            <w:shd w:fill="F4CCCC"/>
+            <w:vAlign w:val="center"/>
           </w:tcPr>
           <w:p>
             <w:pPr>
-              <w:spacing w:after="0" w:line="240" w:lineRule="auto" w:before="0"/>
               <w:jc w:val="center"/>
             </w:pPr>
             <w:r>
               <w:rPr>
                 <w:rFonts w:ascii="Arial" w:hAnsi="Arial"/>
                 <w:b/>
-                <w:i w:val="0"/>
                 <w:color w:val="000000"/>
                 <w:sz w:val="16"/>
               </w:rPr>
@@ -10466,34 +10429,30 @@
         </w:tc>
         <w:tc>
           <w:tcPr>
-            <w:tcW w:type="dxa" w:w="1512"/>
-            <w:vAlign w:val="center"/>
+            <w:tcW w:w="1512" w:type="dxa"/>
+            <w:tcBorders>
+              <w:top w:val="single" w:sz="6" w:space="0" w:color="707070"/>
+              <w:left w:val="single" w:sz="6" w:space="0" w:color="707070"/>
+              <w:bottom w:val="single" w:sz="6" w:space="0" w:color="707070"/>
+              <w:right w:val="single" w:sz="6" w:space="0" w:color="707070"/>
+            </w:tcBorders>
+            <w:shd w:val="clear" w:color="auto" w:fill="D9E2F3"/>
             <w:tcMar>
               <w:top w:w="65" w:type="dxa"/>
-              <w:start w:w="70" w:type="dxa"/>
+              <w:left w:w="70" w:type="dxa"/>
               <w:bottom w:w="65" w:type="dxa"/>
-              <w:end w:w="70" w:type="dxa"/>
+              <w:right w:w="70" w:type="dxa"/>
             </w:tcMar>
-            <w:tcBorders>
-              <w:top w:val="single" w:sz="6" w:color="707070"/>
-              <w:left w:val="single" w:sz="6" w:color="707070"/>
-              <w:bottom w:val="single" w:sz="6" w:color="707070"/>
-              <w:right w:val="single" w:sz="6" w:color="707070"/>
-              <w:insideH w:val="single" w:sz="5" w:color="B7B7B7"/>
-              <w:insideV w:val="single" w:sz="5" w:color="B7B7B7"/>
-            </w:tcBorders>
-            <w:shd w:fill="D9E2F3"/>
+            <w:vAlign w:val="center"/>
           </w:tcPr>
           <w:p>
             <w:pPr>
-              <w:spacing w:after="0" w:line="240" w:lineRule="auto" w:before="0"/>
               <w:jc w:val="center"/>
             </w:pPr>
             <w:r>
               <w:rPr>
                 <w:rFonts w:ascii="Arial" w:hAnsi="Arial"/>
                 <w:b/>
-                <w:i w:val="0"/>
                 <w:color w:val="000000"/>
                 <w:sz w:val="16"/>
               </w:rPr>
@@ -10503,33 +10462,27 @@
         </w:tc>
         <w:tc>
           <w:tcPr>
-            <w:tcW w:type="dxa" w:w="3744"/>
-            <w:vAlign w:val="center"/>
+            <w:tcW w:w="3744" w:type="dxa"/>
+            <w:tcBorders>
+              <w:top w:val="single" w:sz="6" w:space="0" w:color="707070"/>
+              <w:left w:val="single" w:sz="6" w:space="0" w:color="707070"/>
+              <w:bottom w:val="single" w:sz="6" w:space="0" w:color="707070"/>
+              <w:right w:val="single" w:sz="6" w:space="0" w:color="707070"/>
+            </w:tcBorders>
+            <w:shd w:val="clear" w:color="auto" w:fill="E2F0D9"/>
             <w:tcMar>
               <w:top w:w="65" w:type="dxa"/>
-              <w:start w:w="70" w:type="dxa"/>
+              <w:left w:w="70" w:type="dxa"/>
               <w:bottom w:w="65" w:type="dxa"/>
-              <w:end w:w="70" w:type="dxa"/>
+              <w:right w:w="70" w:type="dxa"/>
             </w:tcMar>
-            <w:tcBorders>
-              <w:top w:val="single" w:sz="6" w:color="707070"/>
-              <w:left w:val="single" w:sz="6" w:color="707070"/>
-              <w:bottom w:val="single" w:sz="6" w:color="707070"/>
-              <w:right w:val="single" w:sz="6" w:color="707070"/>
-              <w:insideH w:val="single" w:sz="5" w:color="B7B7B7"/>
-              <w:insideV w:val="single" w:sz="5" w:color="B7B7B7"/>
-            </w:tcBorders>
-            <w:shd w:fill="E2F0D9"/>
+            <w:vAlign w:val="center"/>
           </w:tcPr>
           <w:p>
-            <w:pPr>
-              <w:spacing w:after="0" w:line="240" w:lineRule="auto" w:before="0"/>
-            </w:pPr>
             <w:r>
               <w:rPr>
                 <w:rFonts w:ascii="Arial" w:hAnsi="Arial"/>
                 <w:b/>
-                <w:i w:val="0"/>
                 <w:color w:val="000000"/>
                 <w:sz w:val="16"/>
               </w:rPr>
@@ -10541,37 +10494,34 @@
       <w:tr>
         <w:trPr>
           <w:cantSplit/>
+          <w:jc w:val="center"/>
         </w:trPr>
         <w:tc>
           <w:tcPr>
-            <w:tcW w:type="dxa" w:w="2592"/>
-            <w:vAlign w:val="center"/>
+            <w:tcW w:w="2592" w:type="dxa"/>
+            <w:tcBorders>
+              <w:top w:val="single" w:sz="6" w:space="0" w:color="707070"/>
+              <w:left w:val="single" w:sz="6" w:space="0" w:color="707070"/>
+              <w:bottom w:val="single" w:sz="6" w:space="0" w:color="707070"/>
+              <w:right w:val="single" w:sz="6" w:space="0" w:color="707070"/>
+            </w:tcBorders>
+            <w:shd w:val="clear" w:color="auto" w:fill="111111"/>
             <w:tcMar>
               <w:top w:w="65" w:type="dxa"/>
-              <w:start w:w="70" w:type="dxa"/>
+              <w:left w:w="70" w:type="dxa"/>
               <w:bottom w:w="65" w:type="dxa"/>
-              <w:end w:w="70" w:type="dxa"/>
+              <w:right w:w="70" w:type="dxa"/>
             </w:tcMar>
-            <w:tcBorders>
-              <w:top w:val="single" w:sz="6" w:color="707070"/>
-              <w:left w:val="single" w:sz="6" w:color="707070"/>
-              <w:bottom w:val="single" w:sz="6" w:color="707070"/>
-              <w:right w:val="single" w:sz="6" w:color="707070"/>
-              <w:insideH w:val="single" w:sz="5" w:color="B7B7B7"/>
-              <w:insideV w:val="single" w:sz="5" w:color="B7B7B7"/>
-            </w:tcBorders>
-            <w:shd w:fill="111111"/>
+            <w:vAlign w:val="center"/>
           </w:tcPr>
           <w:p>
             <w:pPr>
-              <w:spacing w:after="0" w:line="240" w:lineRule="auto" w:before="0"/>
               <w:jc w:val="center"/>
             </w:pPr>
             <w:r>
               <w:rPr>
                 <w:rFonts w:ascii="Arial" w:hAnsi="Arial"/>
                 <w:b/>
-                <w:i w:val="0"/>
                 <w:color w:val="FFFFFF"/>
                 <w:sz w:val="16"/>
               </w:rPr>
@@ -10581,34 +10531,29 @@
         </w:tc>
         <w:tc>
           <w:tcPr>
-            <w:tcW w:type="dxa" w:w="1800"/>
-            <w:vAlign w:val="center"/>
+            <w:tcW w:w="1800" w:type="dxa"/>
+            <w:tcBorders>
+              <w:top w:val="single" w:sz="6" w:space="0" w:color="707070"/>
+              <w:left w:val="single" w:sz="6" w:space="0" w:color="707070"/>
+              <w:bottom w:val="single" w:sz="6" w:space="0" w:color="707070"/>
+              <w:right w:val="single" w:sz="6" w:space="0" w:color="707070"/>
+            </w:tcBorders>
+            <w:shd w:val="clear" w:color="auto" w:fill="F4CCCC"/>
             <w:tcMar>
               <w:top w:w="65" w:type="dxa"/>
-              <w:start w:w="70" w:type="dxa"/>
+              <w:left w:w="70" w:type="dxa"/>
               <w:bottom w:w="65" w:type="dxa"/>
-              <w:end w:w="70" w:type="dxa"/>
+              <w:right w:w="70" w:type="dxa"/>
             </w:tcMar>
-            <w:tcBorders>
-              <w:top w:val="single" w:sz="6" w:color="707070"/>
-              <w:left w:val="single" w:sz="6" w:color="707070"/>
-              <w:bottom w:val="single" w:sz="6" w:color="707070"/>
-              <w:right w:val="single" w:sz="6" w:color="707070"/>
-              <w:insideH w:val="single" w:sz="5" w:color="B7B7B7"/>
-              <w:insideV w:val="single" w:sz="5" w:color="B7B7B7"/>
-            </w:tcBorders>
-            <w:shd w:fill="F4CCCC"/>
+            <w:vAlign w:val="center"/>
           </w:tcPr>
           <w:p>
             <w:pPr>
-              <w:spacing w:after="0" w:line="240" w:lineRule="auto" w:before="0"/>
               <w:jc w:val="center"/>
             </w:pPr>
             <w:r>
               <w:rPr>
                 <w:rFonts w:ascii="Arial" w:hAnsi="Arial"/>
-                <w:b w:val="0"/>
-                <w:i w:val="0"/>
                 <w:color w:val="000000"/>
                 <w:sz w:val="16"/>
               </w:rPr>
@@ -10618,34 +10563,29 @@
         </w:tc>
         <w:tc>
           <w:tcPr>
-            <w:tcW w:type="dxa" w:w="1512"/>
-            <w:vAlign w:val="center"/>
+            <w:tcW w:w="1512" w:type="dxa"/>
+            <w:tcBorders>
+              <w:top w:val="single" w:sz="6" w:space="0" w:color="707070"/>
+              <w:left w:val="single" w:sz="6" w:space="0" w:color="707070"/>
+              <w:bottom w:val="single" w:sz="6" w:space="0" w:color="707070"/>
+              <w:right w:val="single" w:sz="6" w:space="0" w:color="707070"/>
+            </w:tcBorders>
+            <w:shd w:val="clear" w:color="auto" w:fill="D9E2F3"/>
             <w:tcMar>
               <w:top w:w="65" w:type="dxa"/>
-              <w:start w:w="70" w:type="dxa"/>
+              <w:left w:w="70" w:type="dxa"/>
               <w:bottom w:w="65" w:type="dxa"/>
-              <w:end w:w="70" w:type="dxa"/>
+              <w:right w:w="70" w:type="dxa"/>
             </w:tcMar>
-            <w:tcBorders>
-              <w:top w:val="single" w:sz="6" w:color="707070"/>
-              <w:left w:val="single" w:sz="6" w:color="707070"/>
-              <w:bottom w:val="single" w:sz="6" w:color="707070"/>
-              <w:right w:val="single" w:sz="6" w:color="707070"/>
-              <w:insideH w:val="single" w:sz="5" w:color="B7B7B7"/>
-              <w:insideV w:val="single" w:sz="5" w:color="B7B7B7"/>
-            </w:tcBorders>
-            <w:shd w:fill="D9E2F3"/>
+            <w:vAlign w:val="center"/>
           </w:tcPr>
           <w:p>
             <w:pPr>
-              <w:spacing w:after="0" w:line="240" w:lineRule="auto" w:before="0"/>
               <w:jc w:val="center"/>
             </w:pPr>
             <w:r>
               <w:rPr>
                 <w:rFonts w:ascii="Arial" w:hAnsi="Arial"/>
-                <w:b w:val="0"/>
-                <w:i w:val="0"/>
                 <w:color w:val="000000"/>
                 <w:sz w:val="16"/>
               </w:rPr>
@@ -10655,37 +10595,38 @@
         </w:tc>
         <w:tc>
           <w:tcPr>
-            <w:tcW w:type="dxa" w:w="3744"/>
-            <w:vAlign w:val="center"/>
+            <w:tcW w:w="3744" w:type="dxa"/>
+            <w:tcBorders>
+              <w:top w:val="single" w:sz="6" w:space="0" w:color="707070"/>
+              <w:left w:val="single" w:sz="6" w:space="0" w:color="707070"/>
+              <w:bottom w:val="single" w:sz="6" w:space="0" w:color="707070"/>
+              <w:right w:val="single" w:sz="6" w:space="0" w:color="707070"/>
+            </w:tcBorders>
+            <w:shd w:val="clear" w:color="auto" w:fill="E2F0D9"/>
             <w:tcMar>
               <w:top w:w="65" w:type="dxa"/>
-              <w:start w:w="70" w:type="dxa"/>
+              <w:left w:w="70" w:type="dxa"/>
               <w:bottom w:w="65" w:type="dxa"/>
-              <w:end w:w="70" w:type="dxa"/>
+              <w:right w:w="70" w:type="dxa"/>
             </w:tcMar>
-            <w:tcBorders>
-              <w:top w:val="single" w:sz="6" w:color="707070"/>
-              <w:left w:val="single" w:sz="6" w:color="707070"/>
-              <w:bottom w:val="single" w:sz="6" w:color="707070"/>
-              <w:right w:val="single" w:sz="6" w:color="707070"/>
-              <w:insideH w:val="single" w:sz="5" w:color="B7B7B7"/>
-              <w:insideV w:val="single" w:sz="5" w:color="B7B7B7"/>
-            </w:tcBorders>
-            <w:shd w:fill="E2F0D9"/>
+            <w:vAlign w:val="center"/>
           </w:tcPr>
           <w:p>
-            <w:pPr>
-              <w:spacing w:after="0" w:line="240" w:lineRule="auto" w:before="0"/>
-            </w:pPr>
             <w:r>
               <w:rPr>
                 <w:rFonts w:ascii="Arial" w:hAnsi="Arial"/>
-                <w:b w:val="0"/>
-                <w:i w:val="0"/>
                 <w:color w:val="000000"/>
                 <w:sz w:val="16"/>
               </w:rPr>
-              <w:t>Short pilot deployment and basic online hosting</w:t>
+              <w:t xml:space="preserve">Short pilot deployment and basic online </w:t>
+            </w:r>
+            <w:r>
+              <w:rPr>
+                <w:rFonts w:ascii="Arial" w:hAnsi="Arial"/>
+                <w:color w:val="000000"/>
+                <w:sz w:val="16"/>
+              </w:rPr>
+              <w:t>hosting</w:t>
             </w:r>
           </w:p>
         </w:tc>
@@ -10693,37 +10634,34 @@
       <w:tr>
         <w:trPr>
           <w:cantSplit/>
+          <w:jc w:val="center"/>
         </w:trPr>
         <w:tc>
           <w:tcPr>
-            <w:tcW w:type="dxa" w:w="2592"/>
-            <w:vAlign w:val="center"/>
+            <w:tcW w:w="2592" w:type="dxa"/>
+            <w:tcBorders>
+              <w:top w:val="single" w:sz="6" w:space="0" w:color="707070"/>
+              <w:left w:val="single" w:sz="6" w:space="0" w:color="707070"/>
+              <w:bottom w:val="single" w:sz="6" w:space="0" w:color="707070"/>
+              <w:right w:val="single" w:sz="6" w:space="0" w:color="707070"/>
+            </w:tcBorders>
+            <w:shd w:val="clear" w:color="auto" w:fill="111111"/>
             <w:tcMar>
               <w:top w:w="65" w:type="dxa"/>
-              <w:start w:w="70" w:type="dxa"/>
+              <w:left w:w="70" w:type="dxa"/>
               <w:bottom w:w="65" w:type="dxa"/>
-              <w:end w:w="70" w:type="dxa"/>
+              <w:right w:w="70" w:type="dxa"/>
             </w:tcMar>
-            <w:tcBorders>
-              <w:top w:val="single" w:sz="6" w:color="707070"/>
-              <w:left w:val="single" w:sz="6" w:color="707070"/>
-              <w:bottom w:val="single" w:sz="6" w:color="707070"/>
-              <w:right w:val="single" w:sz="6" w:color="707070"/>
-              <w:insideH w:val="single" w:sz="5" w:color="B7B7B7"/>
-              <w:insideV w:val="single" w:sz="5" w:color="B7B7B7"/>
-            </w:tcBorders>
-            <w:shd w:fill="111111"/>
+            <w:vAlign w:val="center"/>
           </w:tcPr>
           <w:p>
             <w:pPr>
-              <w:spacing w:after="0" w:line="240" w:lineRule="auto" w:before="0"/>
               <w:jc w:val="center"/>
             </w:pPr>
             <w:r>
               <w:rPr>
                 <w:rFonts w:ascii="Arial" w:hAnsi="Arial"/>
                 <w:b/>
-                <w:i w:val="0"/>
                 <w:color w:val="FFFFFF"/>
                 <w:sz w:val="16"/>
               </w:rPr>
@@ -10733,34 +10671,29 @@
         </w:tc>
         <w:tc>
           <w:tcPr>
-            <w:tcW w:type="dxa" w:w="1800"/>
-            <w:vAlign w:val="center"/>
+            <w:tcW w:w="1800" w:type="dxa"/>
+            <w:tcBorders>
+              <w:top w:val="single" w:sz="6" w:space="0" w:color="707070"/>
+              <w:left w:val="single" w:sz="6" w:space="0" w:color="707070"/>
+              <w:bottom w:val="single" w:sz="6" w:space="0" w:color="707070"/>
+              <w:right w:val="single" w:sz="6" w:space="0" w:color="707070"/>
+            </w:tcBorders>
+            <w:shd w:val="clear" w:color="auto" w:fill="F4CCCC"/>
             <w:tcMar>
               <w:top w:w="65" w:type="dxa"/>
-              <w:start w:w="70" w:type="dxa"/>
+              <w:left w:w="70" w:type="dxa"/>
               <w:bottom w:w="65" w:type="dxa"/>
-              <w:end w:w="70" w:type="dxa"/>
+              <w:right w:w="70" w:type="dxa"/>
             </w:tcMar>
-            <w:tcBorders>
-              <w:top w:val="single" w:sz="6" w:color="707070"/>
-              <w:left w:val="single" w:sz="6" w:color="707070"/>
-              <w:bottom w:val="single" w:sz="6" w:color="707070"/>
-              <w:right w:val="single" w:sz="6" w:color="707070"/>
-              <w:insideH w:val="single" w:sz="5" w:color="B7B7B7"/>
-              <w:insideV w:val="single" w:sz="5" w:color="B7B7B7"/>
-            </w:tcBorders>
-            <w:shd w:fill="F4CCCC"/>
+            <w:vAlign w:val="center"/>
           </w:tcPr>
           <w:p>
             <w:pPr>
-              <w:spacing w:after="0" w:line="240" w:lineRule="auto" w:before="0"/>
               <w:jc w:val="center"/>
             </w:pPr>
             <w:r>
               <w:rPr>
                 <w:rFonts w:ascii="Arial" w:hAnsi="Arial"/>
-                <w:b w:val="0"/>
-                <w:i w:val="0"/>
                 <w:color w:val="000000"/>
                 <w:sz w:val="16"/>
               </w:rPr>
@@ -10770,34 +10703,29 @@
         </w:tc>
         <w:tc>
           <w:tcPr>
-            <w:tcW w:type="dxa" w:w="1512"/>
-            <w:vAlign w:val="center"/>
+            <w:tcW w:w="1512" w:type="dxa"/>
+            <w:tcBorders>
+              <w:top w:val="single" w:sz="6" w:space="0" w:color="707070"/>
+              <w:left w:val="single" w:sz="6" w:space="0" w:color="707070"/>
+              <w:bottom w:val="single" w:sz="6" w:space="0" w:color="707070"/>
+              <w:right w:val="single" w:sz="6" w:space="0" w:color="707070"/>
+            </w:tcBorders>
+            <w:shd w:val="clear" w:color="auto" w:fill="D9E2F3"/>
             <w:tcMar>
               <w:top w:w="65" w:type="dxa"/>
-              <w:start w:w="70" w:type="dxa"/>
+              <w:left w:w="70" w:type="dxa"/>
               <w:bottom w:w="65" w:type="dxa"/>
-              <w:end w:w="70" w:type="dxa"/>
+              <w:right w:w="70" w:type="dxa"/>
             </w:tcMar>
-            <w:tcBorders>
-              <w:top w:val="single" w:sz="6" w:color="707070"/>
-              <w:left w:val="single" w:sz="6" w:color="707070"/>
-              <w:bottom w:val="single" w:sz="6" w:color="707070"/>
-              <w:right w:val="single" w:sz="6" w:color="707070"/>
-              <w:insideH w:val="single" w:sz="5" w:color="B7B7B7"/>
-              <w:insideV w:val="single" w:sz="5" w:color="B7B7B7"/>
-            </w:tcBorders>
-            <w:shd w:fill="D9E2F3"/>
+            <w:vAlign w:val="center"/>
           </w:tcPr>
           <w:p>
             <w:pPr>
-              <w:spacing w:after="0" w:line="240" w:lineRule="auto" w:before="0"/>
               <w:jc w:val="center"/>
             </w:pPr>
             <w:r>
               <w:rPr>
                 <w:rFonts w:ascii="Arial" w:hAnsi="Arial"/>
-                <w:b w:val="0"/>
-                <w:i w:val="0"/>
                 <w:color w:val="000000"/>
                 <w:sz w:val="16"/>
               </w:rPr>
@@ -10807,33 +10735,26 @@
         </w:tc>
         <w:tc>
           <w:tcPr>
-            <w:tcW w:type="dxa" w:w="3744"/>
-            <w:vAlign w:val="center"/>
+            <w:tcW w:w="3744" w:type="dxa"/>
+            <w:tcBorders>
+              <w:top w:val="single" w:sz="6" w:space="0" w:color="707070"/>
+              <w:left w:val="single" w:sz="6" w:space="0" w:color="707070"/>
+              <w:bottom w:val="single" w:sz="6" w:space="0" w:color="707070"/>
+              <w:right w:val="single" w:sz="6" w:space="0" w:color="707070"/>
+            </w:tcBorders>
+            <w:shd w:val="clear" w:color="auto" w:fill="E2F0D9"/>
             <w:tcMar>
               <w:top w:w="65" w:type="dxa"/>
-              <w:start w:w="70" w:type="dxa"/>
+              <w:left w:w="70" w:type="dxa"/>
               <w:bottom w:w="65" w:type="dxa"/>
-              <w:end w:w="70" w:type="dxa"/>
+              <w:right w:w="70" w:type="dxa"/>
             </w:tcMar>
-            <w:tcBorders>
-              <w:top w:val="single" w:sz="6" w:color="707070"/>
-              <w:left w:val="single" w:sz="6" w:color="707070"/>
-              <w:bottom w:val="single" w:sz="6" w:color="707070"/>
-              <w:right w:val="single" w:sz="6" w:color="707070"/>
-              <w:insideH w:val="single" w:sz="5" w:color="B7B7B7"/>
-              <w:insideV w:val="single" w:sz="5" w:color="B7B7B7"/>
-            </w:tcBorders>
-            <w:shd w:fill="E2F0D9"/>
+            <w:vAlign w:val="center"/>
           </w:tcPr>
           <w:p>
-            <w:pPr>
-              <w:spacing w:after="0" w:line="240" w:lineRule="auto" w:before="0"/>
-            </w:pPr>
             <w:r>
               <w:rPr>
                 <w:rFonts w:ascii="Arial" w:hAnsi="Arial"/>
-                <w:b w:val="0"/>
-                <w:i w:val="0"/>
                 <w:color w:val="000000"/>
                 <w:sz w:val="16"/>
               </w:rPr>
@@ -10845,74 +10766,67 @@
       <w:tr>
         <w:trPr>
           <w:cantSplit/>
+          <w:jc w:val="center"/>
         </w:trPr>
         <w:tc>
           <w:tcPr>
-            <w:tcW w:type="dxa" w:w="2592"/>
-            <w:vAlign w:val="center"/>
+            <w:tcW w:w="2592" w:type="dxa"/>
+            <w:tcBorders>
+              <w:top w:val="single" w:sz="6" w:space="0" w:color="707070"/>
+              <w:left w:val="single" w:sz="6" w:space="0" w:color="707070"/>
+              <w:bottom w:val="single" w:sz="6" w:space="0" w:color="707070"/>
+              <w:right w:val="single" w:sz="6" w:space="0" w:color="707070"/>
+            </w:tcBorders>
+            <w:shd w:val="clear" w:color="auto" w:fill="111111"/>
             <w:tcMar>
               <w:top w:w="65" w:type="dxa"/>
-              <w:start w:w="70" w:type="dxa"/>
+              <w:left w:w="70" w:type="dxa"/>
               <w:bottom w:w="65" w:type="dxa"/>
-              <w:end w:w="70" w:type="dxa"/>
+              <w:right w:w="70" w:type="dxa"/>
             </w:tcMar>
-            <w:tcBorders>
-              <w:top w:val="single" w:sz="6" w:color="707070"/>
-              <w:left w:val="single" w:sz="6" w:color="707070"/>
-              <w:bottom w:val="single" w:sz="6" w:color="707070"/>
-              <w:right w:val="single" w:sz="6" w:color="707070"/>
-              <w:insideH w:val="single" w:sz="5" w:color="B7B7B7"/>
-              <w:insideV w:val="single" w:sz="5" w:color="B7B7B7"/>
-            </w:tcBorders>
-            <w:shd w:fill="111111"/>
+            <w:vAlign w:val="center"/>
           </w:tcPr>
           <w:p>
             <w:pPr>
-              <w:spacing w:after="0" w:line="240" w:lineRule="auto" w:before="0"/>
               <w:jc w:val="center"/>
             </w:pPr>
             <w:r>
               <w:rPr>
                 <w:rFonts w:ascii="Arial" w:hAnsi="Arial"/>
                 <w:b/>
-                <w:i w:val="0"/>
                 <w:color w:val="FFFFFF"/>
                 <w:sz w:val="16"/>
               </w:rPr>
+              <w:lastRenderedPageBreak/>
               <w:t>Internet/data</w:t>
             </w:r>
           </w:p>
         </w:tc>
         <w:tc>
           <w:tcPr>
-            <w:tcW w:type="dxa" w:w="1800"/>
-            <w:vAlign w:val="center"/>
+            <w:tcW w:w="1800" w:type="dxa"/>
+            <w:tcBorders>
+              <w:top w:val="single" w:sz="6" w:space="0" w:color="707070"/>
+              <w:left w:val="single" w:sz="6" w:space="0" w:color="707070"/>
+              <w:bottom w:val="single" w:sz="6" w:space="0" w:color="707070"/>
+              <w:right w:val="single" w:sz="6" w:space="0" w:color="707070"/>
+            </w:tcBorders>
+            <w:shd w:val="clear" w:color="auto" w:fill="F4CCCC"/>
             <w:tcMar>
               <w:top w:w="65" w:type="dxa"/>
-              <w:start w:w="70" w:type="dxa"/>
+              <w:left w:w="70" w:type="dxa"/>
               <w:bottom w:w="65" w:type="dxa"/>
-              <w:end w:w="70" w:type="dxa"/>
+              <w:right w:w="70" w:type="dxa"/>
             </w:tcMar>
-            <w:tcBorders>
-              <w:top w:val="single" w:sz="6" w:color="707070"/>
-              <w:left w:val="single" w:sz="6" w:color="707070"/>
-              <w:bottom w:val="single" w:sz="6" w:color="707070"/>
-              <w:right w:val="single" w:sz="6" w:color="707070"/>
-              <w:insideH w:val="single" w:sz="5" w:color="B7B7B7"/>
-              <w:insideV w:val="single" w:sz="5" w:color="B7B7B7"/>
-            </w:tcBorders>
-            <w:shd w:fill="F4CCCC"/>
+            <w:vAlign w:val="center"/>
           </w:tcPr>
           <w:p>
             <w:pPr>
-              <w:spacing w:after="0" w:line="240" w:lineRule="auto" w:before="0"/>
               <w:jc w:val="center"/>
             </w:pPr>
             <w:r>
               <w:rPr>
                 <w:rFonts w:ascii="Arial" w:hAnsi="Arial"/>
-                <w:b w:val="0"/>
-                <w:i w:val="0"/>
                 <w:color w:val="000000"/>
                 <w:sz w:val="16"/>
               </w:rPr>
@@ -10922,34 +10836,29 @@
         </w:tc>
         <w:tc>
           <w:tcPr>
-            <w:tcW w:type="dxa" w:w="1512"/>
-            <w:vAlign w:val="center"/>
+            <w:tcW w:w="1512" w:type="dxa"/>
+            <w:tcBorders>
+              <w:top w:val="single" w:sz="6" w:space="0" w:color="707070"/>
+              <w:left w:val="single" w:sz="6" w:space="0" w:color="707070"/>
+              <w:bottom w:val="single" w:sz="6" w:space="0" w:color="707070"/>
+              <w:right w:val="single" w:sz="6" w:space="0" w:color="707070"/>
+            </w:tcBorders>
+            <w:shd w:val="clear" w:color="auto" w:fill="D9E2F3"/>
             <w:tcMar>
               <w:top w:w="65" w:type="dxa"/>
-              <w:start w:w="70" w:type="dxa"/>
+              <w:left w:w="70" w:type="dxa"/>
               <w:bottom w:w="65" w:type="dxa"/>
-              <w:end w:w="70" w:type="dxa"/>
+              <w:right w:w="70" w:type="dxa"/>
             </w:tcMar>
-            <w:tcBorders>
-              <w:top w:val="single" w:sz="6" w:color="707070"/>
-              <w:left w:val="single" w:sz="6" w:color="707070"/>
-              <w:bottom w:val="single" w:sz="6" w:color="707070"/>
-              <w:right w:val="single" w:sz="6" w:color="707070"/>
-              <w:insideH w:val="single" w:sz="5" w:color="B7B7B7"/>
-              <w:insideV w:val="single" w:sz="5" w:color="B7B7B7"/>
-            </w:tcBorders>
-            <w:shd w:fill="D9E2F3"/>
+            <w:vAlign w:val="center"/>
           </w:tcPr>
           <w:p>
             <w:pPr>
-              <w:spacing w:after="0" w:line="240" w:lineRule="auto" w:before="0"/>
               <w:jc w:val="center"/>
             </w:pPr>
             <w:r>
               <w:rPr>
                 <w:rFonts w:ascii="Arial" w:hAnsi="Arial"/>
-                <w:b w:val="0"/>
-                <w:i w:val="0"/>
                 <w:color w:val="000000"/>
                 <w:sz w:val="16"/>
               </w:rPr>
@@ -10959,33 +10868,26 @@
         </w:tc>
         <w:tc>
           <w:tcPr>
-            <w:tcW w:type="dxa" w:w="3744"/>
-            <w:vAlign w:val="center"/>
+            <w:tcW w:w="3744" w:type="dxa"/>
+            <w:tcBorders>
+              <w:top w:val="single" w:sz="6" w:space="0" w:color="707070"/>
+              <w:left w:val="single" w:sz="6" w:space="0" w:color="707070"/>
+              <w:bottom w:val="single" w:sz="6" w:space="0" w:color="707070"/>
+              <w:right w:val="single" w:sz="6" w:space="0" w:color="707070"/>
+            </w:tcBorders>
+            <w:shd w:val="clear" w:color="auto" w:fill="E2F0D9"/>
             <w:tcMar>
               <w:top w:w="65" w:type="dxa"/>
-              <w:start w:w="70" w:type="dxa"/>
+              <w:left w:w="70" w:type="dxa"/>
               <w:bottom w:w="65" w:type="dxa"/>
-              <w:end w:w="70" w:type="dxa"/>
+              <w:right w:w="70" w:type="dxa"/>
             </w:tcMar>
-            <w:tcBorders>
-              <w:top w:val="single" w:sz="6" w:color="707070"/>
-              <w:left w:val="single" w:sz="6" w:color="707070"/>
-              <w:bottom w:val="single" w:sz="6" w:color="707070"/>
-              <w:right w:val="single" w:sz="6" w:color="707070"/>
-              <w:insideH w:val="single" w:sz="5" w:color="B7B7B7"/>
-              <w:insideV w:val="single" w:sz="5" w:color="B7B7B7"/>
-            </w:tcBorders>
-            <w:shd w:fill="E2F0D9"/>
+            <w:vAlign w:val="center"/>
           </w:tcPr>
           <w:p>
-            <w:pPr>
-              <w:spacing w:after="0" w:line="240" w:lineRule="auto" w:before="0"/>
-            </w:pPr>
             <w:r>
               <w:rPr>
                 <w:rFonts w:ascii="Arial" w:hAnsi="Arial"/>
-                <w:b w:val="0"/>
-                <w:i w:val="0"/>
                 <w:color w:val="000000"/>
                 <w:sz w:val="16"/>
               </w:rPr>
@@ -10997,37 +10899,34 @@
       <w:tr>
         <w:trPr>
           <w:cantSplit/>
+          <w:jc w:val="center"/>
         </w:trPr>
         <w:tc>
           <w:tcPr>
-            <w:tcW w:type="dxa" w:w="2592"/>
-            <w:vAlign w:val="center"/>
+            <w:tcW w:w="2592" w:type="dxa"/>
+            <w:tcBorders>
+              <w:top w:val="single" w:sz="6" w:space="0" w:color="707070"/>
+              <w:left w:val="single" w:sz="6" w:space="0" w:color="707070"/>
+              <w:bottom w:val="single" w:sz="6" w:space="0" w:color="707070"/>
+              <w:right w:val="single" w:sz="6" w:space="0" w:color="707070"/>
+            </w:tcBorders>
+            <w:shd w:val="clear" w:color="auto" w:fill="111111"/>
             <w:tcMar>
               <w:top w:w="65" w:type="dxa"/>
-              <w:start w:w="70" w:type="dxa"/>
+              <w:left w:w="70" w:type="dxa"/>
               <w:bottom w:w="65" w:type="dxa"/>
-              <w:end w:w="70" w:type="dxa"/>
+              <w:right w:w="70" w:type="dxa"/>
             </w:tcMar>
-            <w:tcBorders>
-              <w:top w:val="single" w:sz="6" w:color="707070"/>
-              <w:left w:val="single" w:sz="6" w:color="707070"/>
-              <w:bottom w:val="single" w:sz="6" w:color="707070"/>
-              <w:right w:val="single" w:sz="6" w:color="707070"/>
-              <w:insideH w:val="single" w:sz="5" w:color="B7B7B7"/>
-              <w:insideV w:val="single" w:sz="5" w:color="B7B7B7"/>
-            </w:tcBorders>
-            <w:shd w:fill="111111"/>
+            <w:vAlign w:val="center"/>
           </w:tcPr>
           <w:p>
             <w:pPr>
-              <w:spacing w:after="0" w:line="240" w:lineRule="auto" w:before="0"/>
               <w:jc w:val="center"/>
             </w:pPr>
             <w:r>
               <w:rPr>
                 <w:rFonts w:ascii="Arial" w:hAnsi="Arial"/>
                 <w:b/>
-                <w:i w:val="0"/>
                 <w:color w:val="FFFFFF"/>
                 <w:sz w:val="16"/>
               </w:rPr>
@@ -11037,34 +10936,29 @@
         </w:tc>
         <w:tc>
           <w:tcPr>
-            <w:tcW w:type="dxa" w:w="1800"/>
-            <w:vAlign w:val="center"/>
+            <w:tcW w:w="1800" w:type="dxa"/>
+            <w:tcBorders>
+              <w:top w:val="single" w:sz="6" w:space="0" w:color="707070"/>
+              <w:left w:val="single" w:sz="6" w:space="0" w:color="707070"/>
+              <w:bottom w:val="single" w:sz="6" w:space="0" w:color="707070"/>
+              <w:right w:val="single" w:sz="6" w:space="0" w:color="707070"/>
+            </w:tcBorders>
+            <w:shd w:val="clear" w:color="auto" w:fill="F4CCCC"/>
             <w:tcMar>
               <w:top w:w="65" w:type="dxa"/>
-              <w:start w:w="70" w:type="dxa"/>
+              <w:left w:w="70" w:type="dxa"/>
               <w:bottom w:w="65" w:type="dxa"/>
-              <w:end w:w="70" w:type="dxa"/>
+              <w:right w:w="70" w:type="dxa"/>
             </w:tcMar>
-            <w:tcBorders>
-              <w:top w:val="single" w:sz="6" w:color="707070"/>
-              <w:left w:val="single" w:sz="6" w:color="707070"/>
-              <w:bottom w:val="single" w:sz="6" w:color="707070"/>
-              <w:right w:val="single" w:sz="6" w:color="707070"/>
-              <w:insideH w:val="single" w:sz="5" w:color="B7B7B7"/>
-              <w:insideV w:val="single" w:sz="5" w:color="B7B7B7"/>
-            </w:tcBorders>
-            <w:shd w:fill="F4CCCC"/>
+            <w:vAlign w:val="center"/>
           </w:tcPr>
           <w:p>
             <w:pPr>
-              <w:spacing w:after="0" w:line="240" w:lineRule="auto" w:before="0"/>
               <w:jc w:val="center"/>
             </w:pPr>
             <w:r>
               <w:rPr>
                 <w:rFonts w:ascii="Arial" w:hAnsi="Arial"/>
-                <w:b w:val="0"/>
-                <w:i w:val="0"/>
                 <w:color w:val="000000"/>
                 <w:sz w:val="16"/>
               </w:rPr>
@@ -11074,34 +10968,29 @@
         </w:tc>
         <w:tc>
           <w:tcPr>
-            <w:tcW w:type="dxa" w:w="1512"/>
-            <w:vAlign w:val="center"/>
+            <w:tcW w:w="1512" w:type="dxa"/>
+            <w:tcBorders>
+              <w:top w:val="single" w:sz="6" w:space="0" w:color="707070"/>
+              <w:left w:val="single" w:sz="6" w:space="0" w:color="707070"/>
+              <w:bottom w:val="single" w:sz="6" w:space="0" w:color="707070"/>
+              <w:right w:val="single" w:sz="6" w:space="0" w:color="707070"/>
+            </w:tcBorders>
+            <w:shd w:val="clear" w:color="auto" w:fill="D9E2F3"/>
             <w:tcMar>
               <w:top w:w="65" w:type="dxa"/>
-              <w:start w:w="70" w:type="dxa"/>
+              <w:left w:w="70" w:type="dxa"/>
               <w:bottom w:w="65" w:type="dxa"/>
-              <w:end w:w="70" w:type="dxa"/>
+              <w:right w:w="70" w:type="dxa"/>
             </w:tcMar>
-            <w:tcBorders>
-              <w:top w:val="single" w:sz="6" w:color="707070"/>
-              <w:left w:val="single" w:sz="6" w:color="707070"/>
-              <w:bottom w:val="single" w:sz="6" w:color="707070"/>
-              <w:right w:val="single" w:sz="6" w:color="707070"/>
-              <w:insideH w:val="single" w:sz="5" w:color="B7B7B7"/>
-              <w:insideV w:val="single" w:sz="5" w:color="B7B7B7"/>
-            </w:tcBorders>
-            <w:shd w:fill="D9E2F3"/>
+            <w:vAlign w:val="center"/>
           </w:tcPr>
           <w:p>
             <w:pPr>
-              <w:spacing w:after="0" w:line="240" w:lineRule="auto" w:before="0"/>
               <w:jc w:val="center"/>
             </w:pPr>
             <w:r>
               <w:rPr>
                 <w:rFonts w:ascii="Arial" w:hAnsi="Arial"/>
-                <w:b w:val="0"/>
-                <w:i w:val="0"/>
                 <w:color w:val="000000"/>
                 <w:sz w:val="16"/>
               </w:rPr>
@@ -11111,33 +11000,26 @@
         </w:tc>
         <w:tc>
           <w:tcPr>
-            <w:tcW w:type="dxa" w:w="3744"/>
-            <w:vAlign w:val="center"/>
+            <w:tcW w:w="3744" w:type="dxa"/>
+            <w:tcBorders>
+              <w:top w:val="single" w:sz="6" w:space="0" w:color="707070"/>
+              <w:left w:val="single" w:sz="6" w:space="0" w:color="707070"/>
+              <w:bottom w:val="single" w:sz="6" w:space="0" w:color="707070"/>
+              <w:right w:val="single" w:sz="6" w:space="0" w:color="707070"/>
+            </w:tcBorders>
+            <w:shd w:val="clear" w:color="auto" w:fill="E2F0D9"/>
             <w:tcMar>
               <w:top w:w="65" w:type="dxa"/>
-              <w:start w:w="70" w:type="dxa"/>
+              <w:left w:w="70" w:type="dxa"/>
               <w:bottom w:w="65" w:type="dxa"/>
-              <w:end w:w="70" w:type="dxa"/>
+              <w:right w:w="70" w:type="dxa"/>
             </w:tcMar>
-            <w:tcBorders>
-              <w:top w:val="single" w:sz="6" w:color="707070"/>
-              <w:left w:val="single" w:sz="6" w:color="707070"/>
-              <w:bottom w:val="single" w:sz="6" w:color="707070"/>
-              <w:right w:val="single" w:sz="6" w:color="707070"/>
-              <w:insideH w:val="single" w:sz="5" w:color="B7B7B7"/>
-              <w:insideV w:val="single" w:sz="5" w:color="B7B7B7"/>
-            </w:tcBorders>
-            <w:shd w:fill="E2F0D9"/>
+            <w:vAlign w:val="center"/>
           </w:tcPr>
           <w:p>
-            <w:pPr>
-              <w:spacing w:after="0" w:line="240" w:lineRule="auto" w:before="0"/>
-            </w:pPr>
             <w:r>
               <w:rPr>
                 <w:rFonts w:ascii="Arial" w:hAnsi="Arial"/>
-                <w:b w:val="0"/>
-                <w:i w:val="0"/>
                 <w:color w:val="000000"/>
                 <w:sz w:val="16"/>
               </w:rPr>
@@ -11149,37 +11031,34 @@
       <w:tr>
         <w:trPr>
           <w:cantSplit/>
+          <w:jc w:val="center"/>
         </w:trPr>
         <w:tc>
           <w:tcPr>
-            <w:tcW w:type="dxa" w:w="2592"/>
-            <w:vAlign w:val="center"/>
+            <w:tcW w:w="2592" w:type="dxa"/>
+            <w:tcBorders>
+              <w:top w:val="single" w:sz="6" w:space="0" w:color="707070"/>
+              <w:left w:val="single" w:sz="6" w:space="0" w:color="707070"/>
+              <w:bottom w:val="single" w:sz="6" w:space="0" w:color="707070"/>
+              <w:right w:val="single" w:sz="6" w:space="0" w:color="707070"/>
+            </w:tcBorders>
+            <w:shd w:val="clear" w:color="auto" w:fill="111111"/>
             <w:tcMar>
               <w:top w:w="65" w:type="dxa"/>
-              <w:start w:w="70" w:type="dxa"/>
+              <w:left w:w="70" w:type="dxa"/>
               <w:bottom w:w="65" w:type="dxa"/>
-              <w:end w:w="70" w:type="dxa"/>
+              <w:right w:w="70" w:type="dxa"/>
             </w:tcMar>
-            <w:tcBorders>
-              <w:top w:val="single" w:sz="6" w:color="707070"/>
-              <w:left w:val="single" w:sz="6" w:color="707070"/>
-              <w:bottom w:val="single" w:sz="6" w:color="707070"/>
-              <w:right w:val="single" w:sz="6" w:color="707070"/>
-              <w:insideH w:val="single" w:sz="5" w:color="B7B7B7"/>
-              <w:insideV w:val="single" w:sz="5" w:color="B7B7B7"/>
-            </w:tcBorders>
-            <w:shd w:fill="111111"/>
+            <w:vAlign w:val="center"/>
           </w:tcPr>
           <w:p>
             <w:pPr>
-              <w:spacing w:after="0" w:line="240" w:lineRule="auto" w:before="0"/>
               <w:jc w:val="center"/>
             </w:pPr>
             <w:r>
               <w:rPr>
                 <w:rFonts w:ascii="Arial" w:hAnsi="Arial"/>
                 <w:b/>
-                <w:i w:val="0"/>
                 <w:color w:val="FFFFFF"/>
                 <w:sz w:val="16"/>
               </w:rPr>
@@ -11189,34 +11068,29 @@
         </w:tc>
         <w:tc>
           <w:tcPr>
-            <w:tcW w:type="dxa" w:w="1800"/>
-            <w:vAlign w:val="center"/>
+            <w:tcW w:w="1800" w:type="dxa"/>
+            <w:tcBorders>
+              <w:top w:val="single" w:sz="6" w:space="0" w:color="707070"/>
+              <w:left w:val="single" w:sz="6" w:space="0" w:color="707070"/>
+              <w:bottom w:val="single" w:sz="6" w:space="0" w:color="707070"/>
+              <w:right w:val="single" w:sz="6" w:space="0" w:color="707070"/>
+            </w:tcBorders>
+            <w:shd w:val="clear" w:color="auto" w:fill="F4CCCC"/>
             <w:tcMar>
               <w:top w:w="65" w:type="dxa"/>
-              <w:start w:w="70" w:type="dxa"/>
+              <w:left w:w="70" w:type="dxa"/>
               <w:bottom w:w="65" w:type="dxa"/>
-              <w:end w:w="70" w:type="dxa"/>
+              <w:right w:w="70" w:type="dxa"/>
             </w:tcMar>
-            <w:tcBorders>
-              <w:top w:val="single" w:sz="6" w:color="707070"/>
-              <w:left w:val="single" w:sz="6" w:color="707070"/>
-              <w:bottom w:val="single" w:sz="6" w:color="707070"/>
-              <w:right w:val="single" w:sz="6" w:color="707070"/>
-              <w:insideH w:val="single" w:sz="5" w:color="B7B7B7"/>
-              <w:insideV w:val="single" w:sz="5" w:color="B7B7B7"/>
-            </w:tcBorders>
-            <w:shd w:fill="F4CCCC"/>
+            <w:vAlign w:val="center"/>
           </w:tcPr>
           <w:p>
             <w:pPr>
-              <w:spacing w:after="0" w:line="240" w:lineRule="auto" w:before="0"/>
               <w:jc w:val="center"/>
             </w:pPr>
             <w:r>
               <w:rPr>
                 <w:rFonts w:ascii="Arial" w:hAnsi="Arial"/>
-                <w:b w:val="0"/>
-                <w:i w:val="0"/>
                 <w:color w:val="000000"/>
                 <w:sz w:val="16"/>
               </w:rPr>
@@ -11226,34 +11100,29 @@
         </w:tc>
         <w:tc>
           <w:tcPr>
-            <w:tcW w:type="dxa" w:w="1512"/>
-            <w:vAlign w:val="center"/>
+            <w:tcW w:w="1512" w:type="dxa"/>
+            <w:tcBorders>
+              <w:top w:val="single" w:sz="6" w:space="0" w:color="707070"/>
+              <w:left w:val="single" w:sz="6" w:space="0" w:color="707070"/>
+              <w:bottom w:val="single" w:sz="6" w:space="0" w:color="707070"/>
+              <w:right w:val="single" w:sz="6" w:space="0" w:color="707070"/>
+            </w:tcBorders>
+            <w:shd w:val="clear" w:color="auto" w:fill="D9E2F3"/>
             <w:tcMar>
               <w:top w:w="65" w:type="dxa"/>
-              <w:start w:w="70" w:type="dxa"/>
+              <w:left w:w="70" w:type="dxa"/>
               <w:bottom w:w="65" w:type="dxa"/>
-              <w:end w:w="70" w:type="dxa"/>
+              <w:right w:w="70" w:type="dxa"/>
             </w:tcMar>
-            <w:tcBorders>
-              <w:top w:val="single" w:sz="6" w:color="707070"/>
-              <w:left w:val="single" w:sz="6" w:color="707070"/>
-              <w:bottom w:val="single" w:sz="6" w:color="707070"/>
-              <w:right w:val="single" w:sz="6" w:color="707070"/>
-              <w:insideH w:val="single" w:sz="5" w:color="B7B7B7"/>
-              <w:insideV w:val="single" w:sz="5" w:color="B7B7B7"/>
-            </w:tcBorders>
-            <w:shd w:fill="D9E2F3"/>
+            <w:vAlign w:val="center"/>
           </w:tcPr>
           <w:p>
             <w:pPr>
-              <w:spacing w:after="0" w:line="240" w:lineRule="auto" w:before="0"/>
               <w:jc w:val="center"/>
             </w:pPr>
             <w:r>
               <w:rPr>
                 <w:rFonts w:ascii="Arial" w:hAnsi="Arial"/>
-                <w:b w:val="0"/>
-                <w:i w:val="0"/>
                 <w:color w:val="000000"/>
                 <w:sz w:val="16"/>
               </w:rPr>
@@ -11263,33 +11132,26 @@
         </w:tc>
         <w:tc>
           <w:tcPr>
-            <w:tcW w:type="dxa" w:w="3744"/>
-            <w:vAlign w:val="center"/>
+            <w:tcW w:w="3744" w:type="dxa"/>
+            <w:tcBorders>
+              <w:top w:val="single" w:sz="6" w:space="0" w:color="707070"/>
+              <w:left w:val="single" w:sz="6" w:space="0" w:color="707070"/>
+              <w:bottom w:val="single" w:sz="6" w:space="0" w:color="707070"/>
+              <w:right w:val="single" w:sz="6" w:space="0" w:color="707070"/>
+            </w:tcBorders>
+            <w:shd w:val="clear" w:color="auto" w:fill="E2F0D9"/>
             <w:tcMar>
               <w:top w:w="65" w:type="dxa"/>
-              <w:start w:w="70" w:type="dxa"/>
+              <w:left w:w="70" w:type="dxa"/>
               <w:bottom w:w="65" w:type="dxa"/>
-              <w:end w:w="70" w:type="dxa"/>
+              <w:right w:w="70" w:type="dxa"/>
             </w:tcMar>
-            <w:tcBorders>
-              <w:top w:val="single" w:sz="6" w:color="707070"/>
-              <w:left w:val="single" w:sz="6" w:color="707070"/>
-              <w:bottom w:val="single" w:sz="6" w:color="707070"/>
-              <w:right w:val="single" w:sz="6" w:color="707070"/>
-              <w:insideH w:val="single" w:sz="5" w:color="B7B7B7"/>
-              <w:insideV w:val="single" w:sz="5" w:color="B7B7B7"/>
-            </w:tcBorders>
-            <w:shd w:fill="E2F0D9"/>
+            <w:vAlign w:val="center"/>
           </w:tcPr>
           <w:p>
-            <w:pPr>
-              <w:spacing w:after="0" w:line="240" w:lineRule="auto" w:before="0"/>
-            </w:pPr>
             <w:r>
               <w:rPr>
                 <w:rFonts w:ascii="Arial" w:hAnsi="Arial"/>
-                <w:b w:val="0"/>
-                <w:i w:val="0"/>
                 <w:color w:val="000000"/>
                 <w:sz w:val="16"/>
               </w:rPr>
@@ -11301,37 +11163,34 @@
       <w:tr>
         <w:trPr>
           <w:cantSplit/>
+          <w:jc w:val="center"/>
         </w:trPr>
         <w:tc>
           <w:tcPr>
-            <w:tcW w:type="dxa" w:w="2592"/>
-            <w:vAlign w:val="center"/>
+            <w:tcW w:w="2592" w:type="dxa"/>
+            <w:tcBorders>
+              <w:top w:val="single" w:sz="6" w:space="0" w:color="707070"/>
+              <w:left w:val="single" w:sz="6" w:space="0" w:color="707070"/>
+              <w:bottom w:val="single" w:sz="6" w:space="0" w:color="707070"/>
+              <w:right w:val="single" w:sz="6" w:space="0" w:color="707070"/>
+            </w:tcBorders>
+            <w:shd w:val="clear" w:color="auto" w:fill="111111"/>
             <w:tcMar>
               <w:top w:w="65" w:type="dxa"/>
-              <w:start w:w="70" w:type="dxa"/>
+              <w:left w:w="70" w:type="dxa"/>
               <w:bottom w:w="65" w:type="dxa"/>
-              <w:end w:w="70" w:type="dxa"/>
+              <w:right w:w="70" w:type="dxa"/>
             </w:tcMar>
-            <w:tcBorders>
-              <w:top w:val="single" w:sz="6" w:color="707070"/>
-              <w:left w:val="single" w:sz="6" w:color="707070"/>
-              <w:bottom w:val="single" w:sz="6" w:color="707070"/>
-              <w:right w:val="single" w:sz="6" w:color="707070"/>
-              <w:insideH w:val="single" w:sz="5" w:color="B7B7B7"/>
-              <w:insideV w:val="single" w:sz="5" w:color="B7B7B7"/>
-            </w:tcBorders>
-            <w:shd w:fill="111111"/>
+            <w:vAlign w:val="center"/>
           </w:tcPr>
           <w:p>
             <w:pPr>
-              <w:spacing w:after="0" w:line="240" w:lineRule="auto" w:before="0"/>
               <w:jc w:val="center"/>
             </w:pPr>
             <w:r>
               <w:rPr>
                 <w:rFonts w:ascii="Arial" w:hAnsi="Arial"/>
                 <w:b/>
-                <w:i w:val="0"/>
                 <w:color w:val="FFFFFF"/>
                 <w:sz w:val="16"/>
               </w:rPr>
@@ -11341,34 +11200,29 @@
         </w:tc>
         <w:tc>
           <w:tcPr>
-            <w:tcW w:type="dxa" w:w="1800"/>
-            <w:vAlign w:val="center"/>
+            <w:tcW w:w="1800" w:type="dxa"/>
+            <w:tcBorders>
+              <w:top w:val="single" w:sz="6" w:space="0" w:color="707070"/>
+              <w:left w:val="single" w:sz="6" w:space="0" w:color="707070"/>
+              <w:bottom w:val="single" w:sz="6" w:space="0" w:color="707070"/>
+              <w:right w:val="single" w:sz="6" w:space="0" w:color="707070"/>
+            </w:tcBorders>
+            <w:shd w:val="clear" w:color="auto" w:fill="F4CCCC"/>
             <w:tcMar>
               <w:top w:w="65" w:type="dxa"/>
-              <w:start w:w="70" w:type="dxa"/>
+              <w:left w:w="70" w:type="dxa"/>
               <w:bottom w:w="65" w:type="dxa"/>
-              <w:end w:w="70" w:type="dxa"/>
+              <w:right w:w="70" w:type="dxa"/>
             </w:tcMar>
-            <w:tcBorders>
-              <w:top w:val="single" w:sz="6" w:color="707070"/>
-              <w:left w:val="single" w:sz="6" w:color="707070"/>
-              <w:bottom w:val="single" w:sz="6" w:color="707070"/>
-              <w:right w:val="single" w:sz="6" w:color="707070"/>
-              <w:insideH w:val="single" w:sz="5" w:color="B7B7B7"/>
-              <w:insideV w:val="single" w:sz="5" w:color="B7B7B7"/>
-            </w:tcBorders>
-            <w:shd w:fill="F4CCCC"/>
+            <w:vAlign w:val="center"/>
           </w:tcPr>
           <w:p>
             <w:pPr>
-              <w:spacing w:after="0" w:line="240" w:lineRule="auto" w:before="0"/>
               <w:jc w:val="center"/>
             </w:pPr>
             <w:r>
               <w:rPr>
                 <w:rFonts w:ascii="Arial" w:hAnsi="Arial"/>
-                <w:b w:val="0"/>
-                <w:i w:val="0"/>
                 <w:color w:val="000000"/>
                 <w:sz w:val="16"/>
               </w:rPr>
@@ -11378,34 +11232,29 @@
         </w:tc>
         <w:tc>
           <w:tcPr>
-            <w:tcW w:type="dxa" w:w="1512"/>
-            <w:vAlign w:val="center"/>
+            <w:tcW w:w="1512" w:type="dxa"/>
+            <w:tcBorders>
+              <w:top w:val="single" w:sz="6" w:space="0" w:color="707070"/>
+              <w:left w:val="single" w:sz="6" w:space="0" w:color="707070"/>
+              <w:bottom w:val="single" w:sz="6" w:space="0" w:color="707070"/>
+              <w:right w:val="single" w:sz="6" w:space="0" w:color="707070"/>
+            </w:tcBorders>
+            <w:shd w:val="clear" w:color="auto" w:fill="D9E2F3"/>
             <w:tcMar>
               <w:top w:w="65" w:type="dxa"/>
-              <w:start w:w="70" w:type="dxa"/>
+              <w:left w:w="70" w:type="dxa"/>
               <w:bottom w:w="65" w:type="dxa"/>
-              <w:end w:w="70" w:type="dxa"/>
+              <w:right w:w="70" w:type="dxa"/>
             </w:tcMar>
-            <w:tcBorders>
-              <w:top w:val="single" w:sz="6" w:color="707070"/>
-              <w:left w:val="single" w:sz="6" w:color="707070"/>
-              <w:bottom w:val="single" w:sz="6" w:color="707070"/>
-              <w:right w:val="single" w:sz="6" w:color="707070"/>
-              <w:insideH w:val="single" w:sz="5" w:color="B7B7B7"/>
-              <w:insideV w:val="single" w:sz="5" w:color="B7B7B7"/>
-            </w:tcBorders>
-            <w:shd w:fill="D9E2F3"/>
+            <w:vAlign w:val="center"/>
           </w:tcPr>
           <w:p>
             <w:pPr>
-              <w:spacing w:after="0" w:line="240" w:lineRule="auto" w:before="0"/>
               <w:jc w:val="center"/>
             </w:pPr>
             <w:r>
               <w:rPr>
                 <w:rFonts w:ascii="Arial" w:hAnsi="Arial"/>
-                <w:b w:val="0"/>
-                <w:i w:val="0"/>
                 <w:color w:val="000000"/>
                 <w:sz w:val="16"/>
               </w:rPr>
@@ -11415,33 +11264,26 @@
         </w:tc>
         <w:tc>
           <w:tcPr>
-            <w:tcW w:type="dxa" w:w="3744"/>
-            <w:vAlign w:val="center"/>
+            <w:tcW w:w="3744" w:type="dxa"/>
+            <w:tcBorders>
+              <w:top w:val="single" w:sz="6" w:space="0" w:color="707070"/>
+              <w:left w:val="single" w:sz="6" w:space="0" w:color="707070"/>
+              <w:bottom w:val="single" w:sz="6" w:space="0" w:color="707070"/>
+              <w:right w:val="single" w:sz="6" w:space="0" w:color="707070"/>
+            </w:tcBorders>
+            <w:shd w:val="clear" w:color="auto" w:fill="E2F0D9"/>
             <w:tcMar>
               <w:top w:w="65" w:type="dxa"/>
-              <w:start w:w="70" w:type="dxa"/>
+              <w:left w:w="70" w:type="dxa"/>
               <w:bottom w:w="65" w:type="dxa"/>
-              <w:end w:w="70" w:type="dxa"/>
+              <w:right w:w="70" w:type="dxa"/>
             </w:tcMar>
-            <w:tcBorders>
-              <w:top w:val="single" w:sz="6" w:color="707070"/>
-              <w:left w:val="single" w:sz="6" w:color="707070"/>
-              <w:bottom w:val="single" w:sz="6" w:color="707070"/>
-              <w:right w:val="single" w:sz="6" w:color="707070"/>
-              <w:insideH w:val="single" w:sz="5" w:color="B7B7B7"/>
-              <w:insideV w:val="single" w:sz="5" w:color="B7B7B7"/>
-            </w:tcBorders>
-            <w:shd w:fill="E2F0D9"/>
+            <w:vAlign w:val="center"/>
           </w:tcPr>
           <w:p>
-            <w:pPr>
-              <w:spacing w:after="0" w:line="240" w:lineRule="auto" w:before="0"/>
-            </w:pPr>
             <w:r>
               <w:rPr>
                 <w:rFonts w:ascii="Arial" w:hAnsi="Arial"/>
-                <w:b w:val="0"/>
-                <w:i w:val="0"/>
                 <w:color w:val="000000"/>
                 <w:sz w:val="16"/>
               </w:rPr>
@@ -11453,37 +11295,34 @@
       <w:tr>
         <w:trPr>
           <w:cantSplit/>
+          <w:jc w:val="center"/>
         </w:trPr>
         <w:tc>
           <w:tcPr>
-            <w:tcW w:type="dxa" w:w="2592"/>
-            <w:vAlign w:val="center"/>
+            <w:tcW w:w="2592" w:type="dxa"/>
+            <w:tcBorders>
+              <w:top w:val="single" w:sz="6" w:space="0" w:color="707070"/>
+              <w:left w:val="single" w:sz="6" w:space="0" w:color="707070"/>
+              <w:bottom w:val="single" w:sz="6" w:space="0" w:color="707070"/>
+              <w:right w:val="single" w:sz="6" w:space="0" w:color="707070"/>
+            </w:tcBorders>
+            <w:shd w:val="clear" w:color="auto" w:fill="111111"/>
             <w:tcMar>
               <w:top w:w="65" w:type="dxa"/>
-              <w:start w:w="70" w:type="dxa"/>
+              <w:left w:w="70" w:type="dxa"/>
               <w:bottom w:w="65" w:type="dxa"/>
-              <w:end w:w="70" w:type="dxa"/>
+              <w:right w:w="70" w:type="dxa"/>
             </w:tcMar>
-            <w:tcBorders>
-              <w:top w:val="single" w:sz="6" w:color="707070"/>
-              <w:left w:val="single" w:sz="6" w:color="707070"/>
-              <w:bottom w:val="single" w:sz="6" w:color="707070"/>
-              <w:right w:val="single" w:sz="6" w:color="707070"/>
-              <w:insideH w:val="single" w:sz="5" w:color="B7B7B7"/>
-              <w:insideV w:val="single" w:sz="5" w:color="B7B7B7"/>
-            </w:tcBorders>
-            <w:shd w:fill="111111"/>
+            <w:vAlign w:val="center"/>
           </w:tcPr>
           <w:p>
             <w:pPr>
-              <w:spacing w:after="0" w:line="240" w:lineRule="auto" w:before="0"/>
               <w:jc w:val="center"/>
             </w:pPr>
             <w:r>
               <w:rPr>
                 <w:rFonts w:ascii="Arial" w:hAnsi="Arial"/>
                 <w:b/>
-                <w:i w:val="0"/>
                 <w:color w:val="FFFFFF"/>
                 <w:sz w:val="16"/>
               </w:rPr>
@@ -11493,34 +11332,29 @@
         </w:tc>
         <w:tc>
           <w:tcPr>
-            <w:tcW w:type="dxa" w:w="1800"/>
-            <w:vAlign w:val="center"/>
+            <w:tcW w:w="1800" w:type="dxa"/>
+            <w:tcBorders>
+              <w:top w:val="single" w:sz="6" w:space="0" w:color="707070"/>
+              <w:left w:val="single" w:sz="6" w:space="0" w:color="707070"/>
+              <w:bottom w:val="single" w:sz="6" w:space="0" w:color="707070"/>
+              <w:right w:val="single" w:sz="6" w:space="0" w:color="707070"/>
+            </w:tcBorders>
+            <w:shd w:val="clear" w:color="auto" w:fill="F4CCCC"/>
             <w:tcMar>
               <w:top w:w="65" w:type="dxa"/>
-              <w:start w:w="70" w:type="dxa"/>
+              <w:left w:w="70" w:type="dxa"/>
               <w:bottom w:w="65" w:type="dxa"/>
-              <w:end w:w="70" w:type="dxa"/>
+              <w:right w:w="70" w:type="dxa"/>
             </w:tcMar>
-            <w:tcBorders>
-              <w:top w:val="single" w:sz="6" w:color="707070"/>
-              <w:left w:val="single" w:sz="6" w:color="707070"/>
-              <w:bottom w:val="single" w:sz="6" w:color="707070"/>
-              <w:right w:val="single" w:sz="6" w:color="707070"/>
-              <w:insideH w:val="single" w:sz="5" w:color="B7B7B7"/>
-              <w:insideV w:val="single" w:sz="5" w:color="B7B7B7"/>
-            </w:tcBorders>
-            <w:shd w:fill="F4CCCC"/>
+            <w:vAlign w:val="center"/>
           </w:tcPr>
           <w:p>
             <w:pPr>
-              <w:spacing w:after="0" w:line="240" w:lineRule="auto" w:before="0"/>
               <w:jc w:val="center"/>
             </w:pPr>
             <w:r>
               <w:rPr>
                 <w:rFonts w:ascii="Arial" w:hAnsi="Arial"/>
-                <w:b w:val="0"/>
-                <w:i w:val="0"/>
                 <w:color w:val="000000"/>
                 <w:sz w:val="16"/>
               </w:rPr>
@@ -11530,34 +11364,29 @@
         </w:tc>
         <w:tc>
           <w:tcPr>
-            <w:tcW w:type="dxa" w:w="1512"/>
-            <w:vAlign w:val="center"/>
+            <w:tcW w:w="1512" w:type="dxa"/>
+            <w:tcBorders>
+              <w:top w:val="single" w:sz="6" w:space="0" w:color="707070"/>
+              <w:left w:val="single" w:sz="6" w:space="0" w:color="707070"/>
+              <w:bottom w:val="single" w:sz="6" w:space="0" w:color="707070"/>
+              <w:right w:val="single" w:sz="6" w:space="0" w:color="707070"/>
+            </w:tcBorders>
+            <w:shd w:val="clear" w:color="auto" w:fill="D9E2F3"/>
             <w:tcMar>
               <w:top w:w="65" w:type="dxa"/>
-              <w:start w:w="70" w:type="dxa"/>
+              <w:left w:w="70" w:type="dxa"/>
               <w:bottom w:w="65" w:type="dxa"/>
-              <w:end w:w="70" w:type="dxa"/>
+              <w:right w:w="70" w:type="dxa"/>
             </w:tcMar>
-            <w:tcBorders>
-              <w:top w:val="single" w:sz="6" w:color="707070"/>
-              <w:left w:val="single" w:sz="6" w:color="707070"/>
-              <w:bottom w:val="single" w:sz="6" w:color="707070"/>
-              <w:right w:val="single" w:sz="6" w:color="707070"/>
-              <w:insideH w:val="single" w:sz="5" w:color="B7B7B7"/>
-              <w:insideV w:val="single" w:sz="5" w:color="B7B7B7"/>
-            </w:tcBorders>
-            <w:shd w:fill="D9E2F3"/>
+            <w:vAlign w:val="center"/>
           </w:tcPr>
           <w:p>
             <w:pPr>
-              <w:spacing w:after="0" w:line="240" w:lineRule="auto" w:before="0"/>
               <w:jc w:val="center"/>
             </w:pPr>
             <w:r>
               <w:rPr>
                 <w:rFonts w:ascii="Arial" w:hAnsi="Arial"/>
-                <w:b w:val="0"/>
-                <w:i w:val="0"/>
                 <w:color w:val="000000"/>
                 <w:sz w:val="16"/>
               </w:rPr>
@@ -11567,33 +11396,26 @@
         </w:tc>
         <w:tc>
           <w:tcPr>
-            <w:tcW w:type="dxa" w:w="3744"/>
-            <w:vAlign w:val="center"/>
+            <w:tcW w:w="3744" w:type="dxa"/>
+            <w:tcBorders>
+              <w:top w:val="single" w:sz="6" w:space="0" w:color="707070"/>
+              <w:left w:val="single" w:sz="6" w:space="0" w:color="707070"/>
+              <w:bottom w:val="single" w:sz="6" w:space="0" w:color="707070"/>
+              <w:right w:val="single" w:sz="6" w:space="0" w:color="707070"/>
+            </w:tcBorders>
+            <w:shd w:val="clear" w:color="auto" w:fill="E2F0D9"/>
             <w:tcMar>
               <w:top w:w="65" w:type="dxa"/>
-              <w:start w:w="70" w:type="dxa"/>
+              <w:left w:w="70" w:type="dxa"/>
               <w:bottom w:w="65" w:type="dxa"/>
-              <w:end w:w="70" w:type="dxa"/>
+              <w:right w:w="70" w:type="dxa"/>
             </w:tcMar>
-            <w:tcBorders>
-              <w:top w:val="single" w:sz="6" w:color="707070"/>
-              <w:left w:val="single" w:sz="6" w:color="707070"/>
-              <w:bottom w:val="single" w:sz="6" w:color="707070"/>
-              <w:right w:val="single" w:sz="6" w:color="707070"/>
-              <w:insideH w:val="single" w:sz="5" w:color="B7B7B7"/>
-              <w:insideV w:val="single" w:sz="5" w:color="B7B7B7"/>
-            </w:tcBorders>
-            <w:shd w:fill="E2F0D9"/>
+            <w:vAlign w:val="center"/>
           </w:tcPr>
           <w:p>
-            <w:pPr>
-              <w:spacing w:after="0" w:line="240" w:lineRule="auto" w:before="0"/>
-            </w:pPr>
             <w:r>
               <w:rPr>
                 <w:rFonts w:ascii="Arial" w:hAnsi="Arial"/>
-                <w:b w:val="0"/>
-                <w:i w:val="0"/>
                 <w:color w:val="000000"/>
                 <w:sz w:val="16"/>
               </w:rPr>
@@ -11605,25 +11427,31 @@
     </w:tbl>
     <w:p>
       <w:pPr>
-        <w:keepNext w:val="0"/>
-        <w:spacing w:before="0" w:after="40" w:line="259" w:lineRule="auto"/>
-      </w:pPr>
-    </w:p>
-    <w:p>
-      <w:pPr>
-        <w:keepNext w:val="0"/>
-        <w:spacing w:before="0" w:after="160" w:line="259" w:lineRule="auto"/>
+        <w:spacing w:after="40" w:line="259" w:lineRule="auto"/>
+      </w:pPr>
+    </w:p>
+    <w:p>
+      <w:pPr>
+        <w:spacing w:after="160" w:line="259" w:lineRule="auto"/>
         <w:jc w:val="center"/>
       </w:pPr>
       <w:r>
         <w:rPr>
           <w:rFonts w:ascii="Arial" w:hAnsi="Arial"/>
-          <w:b w:val="0"/>
           <w:i/>
           <w:color w:val="000000"/>
           <w:sz w:val="18"/>
         </w:rPr>
-        <w:t>Table 1.2: Estimated Investment Capital Distribution for LaunchIt</w:t>
+        <w:t xml:space="preserve">Table 1.2: </w:t>
+      </w:r>
+      <w:r>
+        <w:rPr>
+          <w:rFonts w:ascii="Arial" w:hAnsi="Arial"/>
+          <w:i/>
+          <w:color w:val="000000"/>
+          <w:sz w:val="18"/>
+        </w:rPr>
+        <w:t>Estimated Investment Capital Distribution for LaunchIt</w:t>
       </w:r>
     </w:p>
     <w:p>
@@ -11659,7 +11487,7 @@
           <w:szCs w:val="24"/>
         </w:rPr>
         <w:drawing>
-          <wp:anchor distT="0" distB="0" distL="114300" distR="114300" simplePos="0" relativeHeight="251728896" behindDoc="0" locked="0" layoutInCell="1" allowOverlap="1" wp14:anchorId="49AFD81B" wp14:editId="7C8FC3F3">
+          <wp:anchor distT="0" distB="0" distL="114300" distR="114300" simplePos="0" relativeHeight="251728896" behindDoc="0" locked="0" layoutInCell="1" allowOverlap="1" wp14:anchorId="6209B231" wp14:editId="2905FE7C">
             <wp:simplePos x="0" y="0"/>
             <wp:positionH relativeFrom="column">
               <wp:posOffset>102235</wp:posOffset>
@@ -11682,7 +11510,7 @@
                     <pic:cNvPicPr/>
                   </pic:nvPicPr>
                   <pic:blipFill>
-                    <a:blip r:embed="rId16">
+                    <a:blip r:embed="rId14">
                       <a:extLst>
                         <a:ext uri="{28A0092B-C50C-407E-A947-70E740481C1C}">
                           <a14:useLocalDpi xmlns:a14="http://schemas.microsoft.com/office/drawing/2010/main" val="0"/>
@@ -12215,7 +12043,7 @@
           <w:szCs w:val="24"/>
         </w:rPr>
         <w:drawing>
-          <wp:anchor distT="0" distB="0" distL="114300" distR="114300" simplePos="0" relativeHeight="251740160" behindDoc="0" locked="0" layoutInCell="1" allowOverlap="1" wp14:anchorId="70AC2CEC" wp14:editId="3716DAB7">
+          <wp:anchor distT="0" distB="0" distL="114300" distR="114300" simplePos="0" relativeHeight="251740160" behindDoc="0" locked="0" layoutInCell="1" allowOverlap="1" wp14:anchorId="6600981D" wp14:editId="3FD86BCC">
             <wp:simplePos x="0" y="0"/>
             <wp:positionH relativeFrom="column">
               <wp:posOffset>-635</wp:posOffset>
@@ -12238,7 +12066,7 @@
                     <pic:cNvPicPr/>
                   </pic:nvPicPr>
                   <pic:blipFill>
-                    <a:blip r:embed="rId17">
+                    <a:blip r:embed="rId15">
                       <a:extLst>
                         <a:ext uri="{28A0092B-C50C-407E-A947-70E740481C1C}">
                           <a14:useLocalDpi xmlns:a14="http://schemas.microsoft.com/office/drawing/2010/main" val="0"/>
@@ -12650,7 +12478,7 @@
           <w:szCs w:val="24"/>
         </w:rPr>
         <w:drawing>
-          <wp:anchor distT="0" distB="0" distL="114300" distR="114300" simplePos="0" relativeHeight="251730944" behindDoc="0" locked="0" layoutInCell="1" allowOverlap="1" wp14:anchorId="0247C64D" wp14:editId="24B851ED">
+          <wp:anchor distT="0" distB="0" distL="114300" distR="114300" simplePos="0" relativeHeight="251730944" behindDoc="0" locked="0" layoutInCell="1" allowOverlap="1" wp14:anchorId="6CAC5416" wp14:editId="2A22CE2C">
             <wp:simplePos x="0" y="0"/>
             <wp:positionH relativeFrom="column">
               <wp:posOffset>146050</wp:posOffset>
@@ -12673,7 +12501,7 @@
                     <pic:cNvPicPr/>
                   </pic:nvPicPr>
                   <pic:blipFill>
-                    <a:blip r:embed="rId18">
+                    <a:blip r:embed="rId16">
                       <a:extLst>
                         <a:ext uri="{28A0092B-C50C-407E-A947-70E740481C1C}">
                           <a14:useLocalDpi xmlns:a14="http://schemas.microsoft.com/office/drawing/2010/main" val="0"/>
@@ -12878,7 +12706,7 @@
     <w:p>
       <w:pPr>
         <w:keepNext/>
-        <w:spacing w:before="120" w:line="480" w:lineRule="auto" w:after="160"/>
+        <w:spacing w:before="120" w:after="160" w:line="480" w:lineRule="auto"/>
         <w:rPr>
           <w:rFonts w:ascii="Arial" w:eastAsia="Arial" w:hAnsi="Arial" w:cs="Arial"/>
           <w:sz w:val="24"/>
@@ -12897,17 +12725,21 @@
     </w:p>
     <w:p>
       <w:pPr>
-        <w:keepNext w:val="0"/>
-        <w:spacing w:before="0" w:after="100" w:line="259" w:lineRule="auto"/>
+        <w:spacing w:after="100" w:line="259" w:lineRule="auto"/>
       </w:pPr>
       <w:r>
         <w:rPr>
           <w:rFonts w:ascii="Arial" w:hAnsi="Arial"/>
-          <w:b w:val="0"/>
           <w:color w:val="000000"/>
-          <w:sz w:val="20"/>
-        </w:rPr>
-        <w:t>The technology stack consists of the actual technologies used to build and run the current web application. Front-end technologies create the interface seen by users, while the back end processes requests and stores system data.</w:t>
+        </w:rPr>
+        <w:t xml:space="preserve">The technology stack consists of the actual technologies used to build and run the current web application. Front-end technologies create the interface seen by users, </w:t>
+      </w:r>
+      <w:r>
+        <w:rPr>
+          <w:rFonts w:ascii="Arial" w:hAnsi="Arial"/>
+          <w:color w:val="000000"/>
+        </w:rPr>
+        <w:t>while the back end processes requests and stores system data.</w:t>
       </w:r>
     </w:p>
     <w:p>
@@ -12916,22 +12748,26 @@
         <w:jc w:val="center"/>
       </w:pPr>
       <w:r>
+        <w:rPr>
+          <w:noProof/>
+        </w:rPr>
         <w:drawing>
-          <wp:inline xmlns:a="http://schemas.openxmlformats.org/drawingml/2006/main" xmlns:pic="http://schemas.openxmlformats.org/drawingml/2006/picture">
+          <wp:inline distT="0" distB="0" distL="0" distR="0" wp14:anchorId="144C4355" wp14:editId="4CBFC315">
             <wp:extent cx="6080760" cy="3107944"/>
+            <wp:effectExtent l="0" t="0" r="0" b="0"/>
             <wp:docPr id="1049" name="Picture 1049"/>
             <wp:cNvGraphicFramePr>
-              <a:graphicFrameLocks noChangeAspect="1"/>
+              <a:graphicFrameLocks xmlns:a="http://schemas.openxmlformats.org/drawingml/2006/main" noChangeAspect="1"/>
             </wp:cNvGraphicFramePr>
-            <a:graphic>
+            <a:graphic xmlns:a="http://schemas.openxmlformats.org/drawingml/2006/main">
               <a:graphicData uri="http://schemas.openxmlformats.org/drawingml/2006/picture">
-                <pic:pic>
+                <pic:pic xmlns:pic="http://schemas.openxmlformats.org/drawingml/2006/picture">
                   <pic:nvPicPr>
                     <pic:cNvPr id="0" name="LaunchIt_Technology_Stack_Development.png"/>
                     <pic:cNvPicPr/>
                   </pic:nvPicPr>
                   <pic:blipFill>
-                    <a:blip r:embed="rId30"/>
+                    <a:blip r:embed="rId17"/>
                     <a:stretch>
                       <a:fillRect/>
                     </a:stretch>
@@ -12941,7 +12777,9 @@
                       <a:off x="0" y="0"/>
                       <a:ext cx="6080760" cy="3107944"/>
                     </a:xfrm>
-                    <a:prstGeom prst="rect"/>
+                    <a:prstGeom prst="rect">
+                      <a:avLst/>
+                    </a:prstGeom>
                   </pic:spPr>
                 </pic:pic>
               </a:graphicData>
@@ -12958,963 +12796,25 @@
       <w:r>
         <w:rPr>
           <w:rFonts w:ascii="Arial" w:hAnsi="Arial"/>
-          <w:b w:val="0"/>
           <w:i/>
           <w:sz w:val="18"/>
         </w:rPr>
         <w:t>Figure 1.7: Technology Stack Development of LaunchIt</w:t>
       </w:r>
     </w:p>
-    <w:tbl>
-      <w:tblPr>
-        <w:tblW w:type="auto" w:w="0"/>
+    <w:p>
+      <w:pPr>
+        <w:spacing w:after="40" w:line="259" w:lineRule="auto"/>
+      </w:pPr>
+    </w:p>
+    <w:p>
+      <w:pPr>
+        <w:spacing w:after="160" w:line="259" w:lineRule="auto"/>
         <w:jc w:val="center"/>
-        <w:tblLayout w:type="fixed"/>
-        <w:tblLook w:firstColumn="1" w:firstRow="1" w:lastColumn="0" w:lastRow="0" w:noHBand="0" w:noVBand="1" w:val="04A0"/>
-      </w:tblPr>
-      <w:tblGrid>
-        <w:gridCol w:w="2232"/>
-        <w:gridCol w:w="2232"/>
-        <w:gridCol w:w="5184"/>
-      </w:tblGrid>
-      <w:tr>
-        <w:trPr>
-          <w:tblHeader w:val="true"/>
-          <w:cantSplit/>
-        </w:trPr>
-        <w:tc>
-          <w:tcPr>
-            <w:tcW w:type="dxa" w:w="2232"/>
-            <w:vAlign w:val="center"/>
-            <w:tcMar>
-              <w:top w:w="65" w:type="dxa"/>
-              <w:start w:w="70" w:type="dxa"/>
-              <w:bottom w:w="65" w:type="dxa"/>
-              <w:end w:w="70" w:type="dxa"/>
-            </w:tcMar>
-            <w:tcBorders>
-              <w:top w:val="single" w:sz="6" w:color="707070"/>
-              <w:left w:val="single" w:sz="6" w:color="707070"/>
-              <w:bottom w:val="single" w:sz="6" w:color="707070"/>
-              <w:right w:val="single" w:sz="6" w:color="707070"/>
-              <w:insideH w:val="single" w:sz="5" w:color="B7B7B7"/>
-              <w:insideV w:val="single" w:sz="5" w:color="B7B7B7"/>
-            </w:tcBorders>
-            <w:shd w:fill="111111"/>
-          </w:tcPr>
-          <w:p>
-            <w:pPr>
-              <w:spacing w:after="0" w:line="240" w:lineRule="auto" w:before="0"/>
-              <w:jc w:val="center"/>
-            </w:pPr>
-            <w:r>
-              <w:rPr>
-                <w:rFonts w:ascii="Arial" w:hAnsi="Arial"/>
-                <w:b/>
-                <w:i w:val="0"/>
-                <w:color w:val="FFFFFF"/>
-                <w:sz w:val="16"/>
-              </w:rPr>
-              <w:t>Category</w:t>
-            </w:r>
-          </w:p>
-        </w:tc>
-        <w:tc>
-          <w:tcPr>
-            <w:tcW w:type="dxa" w:w="2232"/>
-            <w:vAlign w:val="center"/>
-            <w:tcMar>
-              <w:top w:w="65" w:type="dxa"/>
-              <w:start w:w="70" w:type="dxa"/>
-              <w:bottom w:w="65" w:type="dxa"/>
-              <w:end w:w="70" w:type="dxa"/>
-            </w:tcMar>
-            <w:tcBorders>
-              <w:top w:val="single" w:sz="6" w:color="707070"/>
-              <w:left w:val="single" w:sz="6" w:color="707070"/>
-              <w:bottom w:val="single" w:sz="6" w:color="707070"/>
-              <w:right w:val="single" w:sz="6" w:color="707070"/>
-              <w:insideH w:val="single" w:sz="5" w:color="B7B7B7"/>
-              <w:insideV w:val="single" w:sz="5" w:color="B7B7B7"/>
-            </w:tcBorders>
-            <w:shd w:fill="F4CCCC"/>
-          </w:tcPr>
-          <w:p>
-            <w:pPr>
-              <w:spacing w:after="0" w:line="240" w:lineRule="auto" w:before="0"/>
-              <w:jc w:val="center"/>
-            </w:pPr>
-            <w:r>
-              <w:rPr>
-                <w:rFonts w:ascii="Arial" w:hAnsi="Arial"/>
-                <w:b/>
-                <w:i w:val="0"/>
-                <w:color w:val="000000"/>
-                <w:sz w:val="16"/>
-              </w:rPr>
-              <w:t>Technology</w:t>
-            </w:r>
-          </w:p>
-        </w:tc>
-        <w:tc>
-          <w:tcPr>
-            <w:tcW w:type="dxa" w:w="5184"/>
-            <w:vAlign w:val="center"/>
-            <w:tcMar>
-              <w:top w:w="65" w:type="dxa"/>
-              <w:start w:w="70" w:type="dxa"/>
-              <w:bottom w:w="65" w:type="dxa"/>
-              <w:end w:w="70" w:type="dxa"/>
-            </w:tcMar>
-            <w:tcBorders>
-              <w:top w:val="single" w:sz="6" w:color="707070"/>
-              <w:left w:val="single" w:sz="6" w:color="707070"/>
-              <w:bottom w:val="single" w:sz="6" w:color="707070"/>
-              <w:right w:val="single" w:sz="6" w:color="707070"/>
-              <w:insideH w:val="single" w:sz="5" w:color="B7B7B7"/>
-              <w:insideV w:val="single" w:sz="5" w:color="B7B7B7"/>
-            </w:tcBorders>
-            <w:shd w:fill="D9E2F3"/>
-          </w:tcPr>
-          <w:p>
-            <w:pPr>
-              <w:spacing w:after="0" w:line="240" w:lineRule="auto" w:before="0"/>
-            </w:pPr>
-            <w:r>
-              <w:rPr>
-                <w:rFonts w:ascii="Arial" w:hAnsi="Arial"/>
-                <w:b/>
-                <w:i w:val="0"/>
-                <w:color w:val="000000"/>
-                <w:sz w:val="16"/>
-              </w:rPr>
-              <w:t>Description</w:t>
-            </w:r>
-          </w:p>
-        </w:tc>
-      </w:tr>
-      <w:tr>
-        <w:trPr>
-          <w:cantSplit/>
-        </w:trPr>
-        <w:tc>
-          <w:tcPr>
-            <w:tcW w:type="dxa" w:w="2232"/>
-            <w:vAlign w:val="center"/>
-            <w:tcMar>
-              <w:top w:w="65" w:type="dxa"/>
-              <w:start w:w="70" w:type="dxa"/>
-              <w:bottom w:w="65" w:type="dxa"/>
-              <w:end w:w="70" w:type="dxa"/>
-            </w:tcMar>
-            <w:tcBorders>
-              <w:top w:val="single" w:sz="6" w:color="707070"/>
-              <w:left w:val="single" w:sz="6" w:color="707070"/>
-              <w:bottom w:val="single" w:sz="6" w:color="707070"/>
-              <w:right w:val="single" w:sz="6" w:color="707070"/>
-              <w:insideH w:val="single" w:sz="5" w:color="B7B7B7"/>
-              <w:insideV w:val="single" w:sz="5" w:color="B7B7B7"/>
-            </w:tcBorders>
-            <w:shd w:fill="111111"/>
-          </w:tcPr>
-          <w:p>
-            <w:pPr>
-              <w:spacing w:after="0" w:line="240" w:lineRule="auto" w:before="0"/>
-              <w:jc w:val="center"/>
-            </w:pPr>
-            <w:r>
-              <w:rPr>
-                <w:rFonts w:ascii="Arial" w:hAnsi="Arial"/>
-                <w:b/>
-                <w:i w:val="0"/>
-                <w:color w:val="FFFFFF"/>
-                <w:sz w:val="16"/>
-              </w:rPr>
-              <w:t>Front end</w:t>
-            </w:r>
-          </w:p>
-        </w:tc>
-        <w:tc>
-          <w:tcPr>
-            <w:tcW w:type="dxa" w:w="2232"/>
-            <w:vAlign w:val="center"/>
-            <w:tcMar>
-              <w:top w:w="65" w:type="dxa"/>
-              <w:start w:w="70" w:type="dxa"/>
-              <w:bottom w:w="65" w:type="dxa"/>
-              <w:end w:w="70" w:type="dxa"/>
-            </w:tcMar>
-            <w:tcBorders>
-              <w:top w:val="single" w:sz="6" w:color="707070"/>
-              <w:left w:val="single" w:sz="6" w:color="707070"/>
-              <w:bottom w:val="single" w:sz="6" w:color="707070"/>
-              <w:right w:val="single" w:sz="6" w:color="707070"/>
-              <w:insideH w:val="single" w:sz="5" w:color="B7B7B7"/>
-              <w:insideV w:val="single" w:sz="5" w:color="B7B7B7"/>
-            </w:tcBorders>
-            <w:shd w:fill="F4CCCC"/>
-          </w:tcPr>
-          <w:p>
-            <w:pPr>
-              <w:spacing w:after="0" w:line="240" w:lineRule="auto" w:before="0"/>
-              <w:jc w:val="center"/>
-            </w:pPr>
-            <w:r>
-              <w:rPr>
-                <w:rFonts w:ascii="Arial" w:hAnsi="Arial"/>
-                <w:b w:val="0"/>
-                <w:i w:val="0"/>
-                <w:color w:val="000000"/>
-                <w:sz w:val="16"/>
-              </w:rPr>
-              <w:t>HTML</w:t>
-            </w:r>
-          </w:p>
-        </w:tc>
-        <w:tc>
-          <w:tcPr>
-            <w:tcW w:type="dxa" w:w="5184"/>
-            <w:vAlign w:val="center"/>
-            <w:tcMar>
-              <w:top w:w="65" w:type="dxa"/>
-              <w:start w:w="70" w:type="dxa"/>
-              <w:bottom w:w="65" w:type="dxa"/>
-              <w:end w:w="70" w:type="dxa"/>
-            </w:tcMar>
-            <w:tcBorders>
-              <w:top w:val="single" w:sz="6" w:color="707070"/>
-              <w:left w:val="single" w:sz="6" w:color="707070"/>
-              <w:bottom w:val="single" w:sz="6" w:color="707070"/>
-              <w:right w:val="single" w:sz="6" w:color="707070"/>
-              <w:insideH w:val="single" w:sz="5" w:color="B7B7B7"/>
-              <w:insideV w:val="single" w:sz="5" w:color="B7B7B7"/>
-            </w:tcBorders>
-            <w:shd w:fill="D9E2F3"/>
-          </w:tcPr>
-          <w:p>
-            <w:pPr>
-              <w:spacing w:after="0" w:line="240" w:lineRule="auto" w:before="0"/>
-            </w:pPr>
-            <w:r>
-              <w:rPr>
-                <w:rFonts w:ascii="Arial" w:hAnsi="Arial"/>
-                <w:b w:val="0"/>
-                <w:i w:val="0"/>
-                <w:color w:val="000000"/>
-                <w:sz w:val="16"/>
-              </w:rPr>
-              <w:t>Structures the web pages, navigation, forms, tables, and other visible content.</w:t>
-            </w:r>
-          </w:p>
-        </w:tc>
-      </w:tr>
-      <w:tr>
-        <w:trPr>
-          <w:cantSplit/>
-        </w:trPr>
-        <w:tc>
-          <w:tcPr>
-            <w:tcW w:type="dxa" w:w="2232"/>
-            <w:vAlign w:val="center"/>
-            <w:tcMar>
-              <w:top w:w="65" w:type="dxa"/>
-              <w:start w:w="70" w:type="dxa"/>
-              <w:bottom w:w="65" w:type="dxa"/>
-              <w:end w:w="70" w:type="dxa"/>
-            </w:tcMar>
-            <w:tcBorders>
-              <w:top w:val="single" w:sz="6" w:color="707070"/>
-              <w:left w:val="single" w:sz="6" w:color="707070"/>
-              <w:bottom w:val="single" w:sz="6" w:color="707070"/>
-              <w:right w:val="single" w:sz="6" w:color="707070"/>
-              <w:insideH w:val="single" w:sz="5" w:color="B7B7B7"/>
-              <w:insideV w:val="single" w:sz="5" w:color="B7B7B7"/>
-            </w:tcBorders>
-            <w:shd w:fill="111111"/>
-          </w:tcPr>
-          <w:p>
-            <w:pPr>
-              <w:spacing w:after="0" w:line="240" w:lineRule="auto" w:before="0"/>
-              <w:jc w:val="center"/>
-            </w:pPr>
-            <w:r>
-              <w:rPr>
-                <w:rFonts w:ascii="Arial" w:hAnsi="Arial"/>
-                <w:b/>
-                <w:i w:val="0"/>
-                <w:color w:val="FFFFFF"/>
-                <w:sz w:val="16"/>
-              </w:rPr>
-              <w:t>Front end</w:t>
-            </w:r>
-          </w:p>
-        </w:tc>
-        <w:tc>
-          <w:tcPr>
-            <w:tcW w:type="dxa" w:w="2232"/>
-            <w:vAlign w:val="center"/>
-            <w:tcMar>
-              <w:top w:w="65" w:type="dxa"/>
-              <w:start w:w="70" w:type="dxa"/>
-              <w:bottom w:w="65" w:type="dxa"/>
-              <w:end w:w="70" w:type="dxa"/>
-            </w:tcMar>
-            <w:tcBorders>
-              <w:top w:val="single" w:sz="6" w:color="707070"/>
-              <w:left w:val="single" w:sz="6" w:color="707070"/>
-              <w:bottom w:val="single" w:sz="6" w:color="707070"/>
-              <w:right w:val="single" w:sz="6" w:color="707070"/>
-              <w:insideH w:val="single" w:sz="5" w:color="B7B7B7"/>
-              <w:insideV w:val="single" w:sz="5" w:color="B7B7B7"/>
-            </w:tcBorders>
-            <w:shd w:fill="F4CCCC"/>
-          </w:tcPr>
-          <w:p>
-            <w:pPr>
-              <w:spacing w:after="0" w:line="240" w:lineRule="auto" w:before="0"/>
-              <w:jc w:val="center"/>
-            </w:pPr>
-            <w:r>
-              <w:rPr>
-                <w:rFonts w:ascii="Arial" w:hAnsi="Arial"/>
-                <w:b w:val="0"/>
-                <w:i w:val="0"/>
-                <w:color w:val="000000"/>
-                <w:sz w:val="16"/>
-              </w:rPr>
-              <w:t>CSS</w:t>
-            </w:r>
-          </w:p>
-        </w:tc>
-        <w:tc>
-          <w:tcPr>
-            <w:tcW w:type="dxa" w:w="5184"/>
-            <w:vAlign w:val="center"/>
-            <w:tcMar>
-              <w:top w:w="65" w:type="dxa"/>
-              <w:start w:w="70" w:type="dxa"/>
-              <w:bottom w:w="65" w:type="dxa"/>
-              <w:end w:w="70" w:type="dxa"/>
-            </w:tcMar>
-            <w:tcBorders>
-              <w:top w:val="single" w:sz="6" w:color="707070"/>
-              <w:left w:val="single" w:sz="6" w:color="707070"/>
-              <w:bottom w:val="single" w:sz="6" w:color="707070"/>
-              <w:right w:val="single" w:sz="6" w:color="707070"/>
-              <w:insideH w:val="single" w:sz="5" w:color="B7B7B7"/>
-              <w:insideV w:val="single" w:sz="5" w:color="B7B7B7"/>
-            </w:tcBorders>
-            <w:shd w:fill="D9E2F3"/>
-          </w:tcPr>
-          <w:p>
-            <w:pPr>
-              <w:spacing w:after="0" w:line="240" w:lineRule="auto" w:before="0"/>
-            </w:pPr>
-            <w:r>
-              <w:rPr>
-                <w:rFonts w:ascii="Arial" w:hAnsi="Arial"/>
-                <w:b w:val="0"/>
-                <w:i w:val="0"/>
-                <w:color w:val="000000"/>
-                <w:sz w:val="16"/>
-              </w:rPr>
-              <w:t>Controls the page layout, colors, spacing, and responsive presentation.</w:t>
-            </w:r>
-          </w:p>
-        </w:tc>
-      </w:tr>
-      <w:tr>
-        <w:trPr>
-          <w:cantSplit/>
-        </w:trPr>
-        <w:tc>
-          <w:tcPr>
-            <w:tcW w:type="dxa" w:w="2232"/>
-            <w:vAlign w:val="center"/>
-            <w:tcMar>
-              <w:top w:w="65" w:type="dxa"/>
-              <w:start w:w="70" w:type="dxa"/>
-              <w:bottom w:w="65" w:type="dxa"/>
-              <w:end w:w="70" w:type="dxa"/>
-            </w:tcMar>
-            <w:tcBorders>
-              <w:top w:val="single" w:sz="6" w:color="707070"/>
-              <w:left w:val="single" w:sz="6" w:color="707070"/>
-              <w:bottom w:val="single" w:sz="6" w:color="707070"/>
-              <w:right w:val="single" w:sz="6" w:color="707070"/>
-              <w:insideH w:val="single" w:sz="5" w:color="B7B7B7"/>
-              <w:insideV w:val="single" w:sz="5" w:color="B7B7B7"/>
-            </w:tcBorders>
-            <w:shd w:fill="111111"/>
-          </w:tcPr>
-          <w:p>
-            <w:pPr>
-              <w:spacing w:after="0" w:line="240" w:lineRule="auto" w:before="0"/>
-              <w:jc w:val="center"/>
-            </w:pPr>
-            <w:r>
-              <w:rPr>
-                <w:rFonts w:ascii="Arial" w:hAnsi="Arial"/>
-                <w:b/>
-                <w:i w:val="0"/>
-                <w:color w:val="FFFFFF"/>
-                <w:sz w:val="16"/>
-              </w:rPr>
-              <w:t>Front end</w:t>
-            </w:r>
-          </w:p>
-        </w:tc>
-        <w:tc>
-          <w:tcPr>
-            <w:tcW w:type="dxa" w:w="2232"/>
-            <w:vAlign w:val="center"/>
-            <w:tcMar>
-              <w:top w:w="65" w:type="dxa"/>
-              <w:start w:w="70" w:type="dxa"/>
-              <w:bottom w:w="65" w:type="dxa"/>
-              <w:end w:w="70" w:type="dxa"/>
-            </w:tcMar>
-            <w:tcBorders>
-              <w:top w:val="single" w:sz="6" w:color="707070"/>
-              <w:left w:val="single" w:sz="6" w:color="707070"/>
-              <w:bottom w:val="single" w:sz="6" w:color="707070"/>
-              <w:right w:val="single" w:sz="6" w:color="707070"/>
-              <w:insideH w:val="single" w:sz="5" w:color="B7B7B7"/>
-              <w:insideV w:val="single" w:sz="5" w:color="B7B7B7"/>
-            </w:tcBorders>
-            <w:shd w:fill="F4CCCC"/>
-          </w:tcPr>
-          <w:p>
-            <w:pPr>
-              <w:spacing w:after="0" w:line="240" w:lineRule="auto" w:before="0"/>
-              <w:jc w:val="center"/>
-            </w:pPr>
-            <w:r>
-              <w:rPr>
-                <w:rFonts w:ascii="Arial" w:hAnsi="Arial"/>
-                <w:b w:val="0"/>
-                <w:i w:val="0"/>
-                <w:color w:val="000000"/>
-                <w:sz w:val="16"/>
-              </w:rPr>
-              <w:t>JavaScript</w:t>
-            </w:r>
-          </w:p>
-        </w:tc>
-        <w:tc>
-          <w:tcPr>
-            <w:tcW w:type="dxa" w:w="5184"/>
-            <w:vAlign w:val="center"/>
-            <w:tcMar>
-              <w:top w:w="65" w:type="dxa"/>
-              <w:start w:w="70" w:type="dxa"/>
-              <w:bottom w:w="65" w:type="dxa"/>
-              <w:end w:w="70" w:type="dxa"/>
-            </w:tcMar>
-            <w:tcBorders>
-              <w:top w:val="single" w:sz="6" w:color="707070"/>
-              <w:left w:val="single" w:sz="6" w:color="707070"/>
-              <w:bottom w:val="single" w:sz="6" w:color="707070"/>
-              <w:right w:val="single" w:sz="6" w:color="707070"/>
-              <w:insideH w:val="single" w:sz="5" w:color="B7B7B7"/>
-              <w:insideV w:val="single" w:sz="5" w:color="B7B7B7"/>
-            </w:tcBorders>
-            <w:shd w:fill="D9E2F3"/>
-          </w:tcPr>
-          <w:p>
-            <w:pPr>
-              <w:spacing w:after="0" w:line="240" w:lineRule="auto" w:before="0"/>
-            </w:pPr>
-            <w:r>
-              <w:rPr>
-                <w:rFonts w:ascii="Arial" w:hAnsi="Arial"/>
-                <w:b w:val="0"/>
-                <w:i w:val="0"/>
-                <w:color w:val="000000"/>
-                <w:sz w:val="16"/>
-              </w:rPr>
-              <w:t>Handles browser interactions and sends requests to the server.</w:t>
-            </w:r>
-          </w:p>
-        </w:tc>
-      </w:tr>
-      <w:tr>
-        <w:trPr>
-          <w:cantSplit/>
-        </w:trPr>
-        <w:tc>
-          <w:tcPr>
-            <w:tcW w:type="dxa" w:w="2232"/>
-            <w:vAlign w:val="center"/>
-            <w:tcMar>
-              <w:top w:w="65" w:type="dxa"/>
-              <w:start w:w="70" w:type="dxa"/>
-              <w:bottom w:w="65" w:type="dxa"/>
-              <w:end w:w="70" w:type="dxa"/>
-            </w:tcMar>
-            <w:tcBorders>
-              <w:top w:val="single" w:sz="6" w:color="707070"/>
-              <w:left w:val="single" w:sz="6" w:color="707070"/>
-              <w:bottom w:val="single" w:sz="6" w:color="707070"/>
-              <w:right w:val="single" w:sz="6" w:color="707070"/>
-              <w:insideH w:val="single" w:sz="5" w:color="B7B7B7"/>
-              <w:insideV w:val="single" w:sz="5" w:color="B7B7B7"/>
-            </w:tcBorders>
-            <w:shd w:fill="111111"/>
-          </w:tcPr>
-          <w:p>
-            <w:pPr>
-              <w:spacing w:after="0" w:line="240" w:lineRule="auto" w:before="0"/>
-              <w:jc w:val="center"/>
-            </w:pPr>
-            <w:r>
-              <w:rPr>
-                <w:rFonts w:ascii="Arial" w:hAnsi="Arial"/>
-                <w:b/>
-                <w:i w:val="0"/>
-                <w:color w:val="FFFFFF"/>
-                <w:sz w:val="16"/>
-              </w:rPr>
-              <w:t>Back end</w:t>
-            </w:r>
-          </w:p>
-        </w:tc>
-        <w:tc>
-          <w:tcPr>
-            <w:tcW w:type="dxa" w:w="2232"/>
-            <w:vAlign w:val="center"/>
-            <w:tcMar>
-              <w:top w:w="65" w:type="dxa"/>
-              <w:start w:w="70" w:type="dxa"/>
-              <w:bottom w:w="65" w:type="dxa"/>
-              <w:end w:w="70" w:type="dxa"/>
-            </w:tcMar>
-            <w:tcBorders>
-              <w:top w:val="single" w:sz="6" w:color="707070"/>
-              <w:left w:val="single" w:sz="6" w:color="707070"/>
-              <w:bottom w:val="single" w:sz="6" w:color="707070"/>
-              <w:right w:val="single" w:sz="6" w:color="707070"/>
-              <w:insideH w:val="single" w:sz="5" w:color="B7B7B7"/>
-              <w:insideV w:val="single" w:sz="5" w:color="B7B7B7"/>
-            </w:tcBorders>
-            <w:shd w:fill="F4CCCC"/>
-          </w:tcPr>
-          <w:p>
-            <w:pPr>
-              <w:spacing w:after="0" w:line="240" w:lineRule="auto" w:before="0"/>
-              <w:jc w:val="center"/>
-            </w:pPr>
-            <w:r>
-              <w:rPr>
-                <w:rFonts w:ascii="Arial" w:hAnsi="Arial"/>
-                <w:b w:val="0"/>
-                <w:i w:val="0"/>
-                <w:color w:val="000000"/>
-                <w:sz w:val="16"/>
-              </w:rPr>
-              <w:t>PHP</w:t>
-            </w:r>
-          </w:p>
-        </w:tc>
-        <w:tc>
-          <w:tcPr>
-            <w:tcW w:type="dxa" w:w="5184"/>
-            <w:vAlign w:val="center"/>
-            <w:tcMar>
-              <w:top w:w="65" w:type="dxa"/>
-              <w:start w:w="70" w:type="dxa"/>
-              <w:bottom w:w="65" w:type="dxa"/>
-              <w:end w:w="70" w:type="dxa"/>
-            </w:tcMar>
-            <w:tcBorders>
-              <w:top w:val="single" w:sz="6" w:color="707070"/>
-              <w:left w:val="single" w:sz="6" w:color="707070"/>
-              <w:bottom w:val="single" w:sz="6" w:color="707070"/>
-              <w:right w:val="single" w:sz="6" w:color="707070"/>
-              <w:insideH w:val="single" w:sz="5" w:color="B7B7B7"/>
-              <w:insideV w:val="single" w:sz="5" w:color="B7B7B7"/>
-            </w:tcBorders>
-            <w:shd w:fill="D9E2F3"/>
-          </w:tcPr>
-          <w:p>
-            <w:pPr>
-              <w:spacing w:after="0" w:line="240" w:lineRule="auto" w:before="0"/>
-            </w:pPr>
-            <w:r>
-              <w:rPr>
-                <w:rFonts w:ascii="Arial" w:hAnsi="Arial"/>
-                <w:b w:val="0"/>
-                <w:i w:val="0"/>
-                <w:color w:val="000000"/>
-                <w:sz w:val="16"/>
-              </w:rPr>
-              <w:t>Processes authentication, sessions, permissions, validation, and application requests.</w:t>
-            </w:r>
-          </w:p>
-        </w:tc>
-      </w:tr>
-      <w:tr>
-        <w:trPr>
-          <w:cantSplit/>
-        </w:trPr>
-        <w:tc>
-          <w:tcPr>
-            <w:tcW w:type="dxa" w:w="2232"/>
-            <w:vAlign w:val="center"/>
-            <w:tcMar>
-              <w:top w:w="65" w:type="dxa"/>
-              <w:start w:w="70" w:type="dxa"/>
-              <w:bottom w:w="65" w:type="dxa"/>
-              <w:end w:w="70" w:type="dxa"/>
-            </w:tcMar>
-            <w:tcBorders>
-              <w:top w:val="single" w:sz="6" w:color="707070"/>
-              <w:left w:val="single" w:sz="6" w:color="707070"/>
-              <w:bottom w:val="single" w:sz="6" w:color="707070"/>
-              <w:right w:val="single" w:sz="6" w:color="707070"/>
-              <w:insideH w:val="single" w:sz="5" w:color="B7B7B7"/>
-              <w:insideV w:val="single" w:sz="5" w:color="B7B7B7"/>
-            </w:tcBorders>
-            <w:shd w:fill="111111"/>
-          </w:tcPr>
-          <w:p>
-            <w:pPr>
-              <w:spacing w:after="0" w:line="240" w:lineRule="auto" w:before="0"/>
-              <w:jc w:val="center"/>
-            </w:pPr>
-            <w:r>
-              <w:rPr>
-                <w:rFonts w:ascii="Arial" w:hAnsi="Arial"/>
-                <w:b/>
-                <w:i w:val="0"/>
-                <w:color w:val="FFFFFF"/>
-                <w:sz w:val="16"/>
-              </w:rPr>
-              <w:t>Database</w:t>
-            </w:r>
-          </w:p>
-        </w:tc>
-        <w:tc>
-          <w:tcPr>
-            <w:tcW w:type="dxa" w:w="2232"/>
-            <w:vAlign w:val="center"/>
-            <w:tcMar>
-              <w:top w:w="65" w:type="dxa"/>
-              <w:start w:w="70" w:type="dxa"/>
-              <w:bottom w:w="65" w:type="dxa"/>
-              <w:end w:w="70" w:type="dxa"/>
-            </w:tcMar>
-            <w:tcBorders>
-              <w:top w:val="single" w:sz="6" w:color="707070"/>
-              <w:left w:val="single" w:sz="6" w:color="707070"/>
-              <w:bottom w:val="single" w:sz="6" w:color="707070"/>
-              <w:right w:val="single" w:sz="6" w:color="707070"/>
-              <w:insideH w:val="single" w:sz="5" w:color="B7B7B7"/>
-              <w:insideV w:val="single" w:sz="5" w:color="B7B7B7"/>
-            </w:tcBorders>
-            <w:shd w:fill="F4CCCC"/>
-          </w:tcPr>
-          <w:p>
-            <w:pPr>
-              <w:spacing w:after="0" w:line="240" w:lineRule="auto" w:before="0"/>
-              <w:jc w:val="center"/>
-            </w:pPr>
-            <w:r>
-              <w:rPr>
-                <w:rFonts w:ascii="Arial" w:hAnsi="Arial"/>
-                <w:b w:val="0"/>
-                <w:i w:val="0"/>
-                <w:color w:val="000000"/>
-                <w:sz w:val="16"/>
-              </w:rPr>
-              <w:t>MySQL</w:t>
-            </w:r>
-          </w:p>
-        </w:tc>
-        <w:tc>
-          <w:tcPr>
-            <w:tcW w:type="dxa" w:w="5184"/>
-            <w:vAlign w:val="center"/>
-            <w:tcMar>
-              <w:top w:w="65" w:type="dxa"/>
-              <w:start w:w="70" w:type="dxa"/>
-              <w:bottom w:w="65" w:type="dxa"/>
-              <w:end w:w="70" w:type="dxa"/>
-            </w:tcMar>
-            <w:tcBorders>
-              <w:top w:val="single" w:sz="6" w:color="707070"/>
-              <w:left w:val="single" w:sz="6" w:color="707070"/>
-              <w:bottom w:val="single" w:sz="6" w:color="707070"/>
-              <w:right w:val="single" w:sz="6" w:color="707070"/>
-              <w:insideH w:val="single" w:sz="5" w:color="B7B7B7"/>
-              <w:insideV w:val="single" w:sz="5" w:color="B7B7B7"/>
-            </w:tcBorders>
-            <w:shd w:fill="D9E2F3"/>
-          </w:tcPr>
-          <w:p>
-            <w:pPr>
-              <w:spacing w:after="0" w:line="240" w:lineRule="auto" w:before="0"/>
-            </w:pPr>
-            <w:r>
-              <w:rPr>
-                <w:rFonts w:ascii="Arial" w:hAnsi="Arial"/>
-                <w:b w:val="0"/>
-                <w:i w:val="0"/>
-                <w:color w:val="000000"/>
-                <w:sz w:val="16"/>
-              </w:rPr>
-              <w:t>Stores user accounts, organizations, plans, goals, transactions, notifications, and support records.</w:t>
-            </w:r>
-          </w:p>
-        </w:tc>
-      </w:tr>
-      <w:tr>
-        <w:trPr>
-          <w:cantSplit/>
-        </w:trPr>
-        <w:tc>
-          <w:tcPr>
-            <w:tcW w:type="dxa" w:w="2232"/>
-            <w:vAlign w:val="center"/>
-            <w:tcMar>
-              <w:top w:w="65" w:type="dxa"/>
-              <w:start w:w="70" w:type="dxa"/>
-              <w:bottom w:w="65" w:type="dxa"/>
-              <w:end w:w="70" w:type="dxa"/>
-            </w:tcMar>
-            <w:tcBorders>
-              <w:top w:val="single" w:sz="6" w:color="707070"/>
-              <w:left w:val="single" w:sz="6" w:color="707070"/>
-              <w:bottom w:val="single" w:sz="6" w:color="707070"/>
-              <w:right w:val="single" w:sz="6" w:color="707070"/>
-              <w:insideH w:val="single" w:sz="5" w:color="B7B7B7"/>
-              <w:insideV w:val="single" w:sz="5" w:color="B7B7B7"/>
-            </w:tcBorders>
-            <w:shd w:fill="111111"/>
-          </w:tcPr>
-          <w:p>
-            <w:pPr>
-              <w:spacing w:after="0" w:line="240" w:lineRule="auto" w:before="0"/>
-              <w:jc w:val="center"/>
-            </w:pPr>
-            <w:r>
-              <w:rPr>
-                <w:rFonts w:ascii="Arial" w:hAnsi="Arial"/>
-                <w:b/>
-                <w:i w:val="0"/>
-                <w:color w:val="FFFFFF"/>
-                <w:sz w:val="16"/>
-              </w:rPr>
-              <w:t>Development environment</w:t>
-            </w:r>
-          </w:p>
-        </w:tc>
-        <w:tc>
-          <w:tcPr>
-            <w:tcW w:type="dxa" w:w="2232"/>
-            <w:vAlign w:val="center"/>
-            <w:tcMar>
-              <w:top w:w="65" w:type="dxa"/>
-              <w:start w:w="70" w:type="dxa"/>
-              <w:bottom w:w="65" w:type="dxa"/>
-              <w:end w:w="70" w:type="dxa"/>
-            </w:tcMar>
-            <w:tcBorders>
-              <w:top w:val="single" w:sz="6" w:color="707070"/>
-              <w:left w:val="single" w:sz="6" w:color="707070"/>
-              <w:bottom w:val="single" w:sz="6" w:color="707070"/>
-              <w:right w:val="single" w:sz="6" w:color="707070"/>
-              <w:insideH w:val="single" w:sz="5" w:color="B7B7B7"/>
-              <w:insideV w:val="single" w:sz="5" w:color="B7B7B7"/>
-            </w:tcBorders>
-            <w:shd w:fill="F4CCCC"/>
-          </w:tcPr>
-          <w:p>
-            <w:pPr>
-              <w:spacing w:after="0" w:line="240" w:lineRule="auto" w:before="0"/>
-              <w:jc w:val="center"/>
-            </w:pPr>
-            <w:r>
-              <w:rPr>
-                <w:rFonts w:ascii="Arial" w:hAnsi="Arial"/>
-                <w:b w:val="0"/>
-                <w:i w:val="0"/>
-                <w:color w:val="000000"/>
-                <w:sz w:val="16"/>
-              </w:rPr>
-              <w:t>XAMPP and Apache</w:t>
-            </w:r>
-          </w:p>
-        </w:tc>
-        <w:tc>
-          <w:tcPr>
-            <w:tcW w:type="dxa" w:w="5184"/>
-            <w:vAlign w:val="center"/>
-            <w:tcMar>
-              <w:top w:w="65" w:type="dxa"/>
-              <w:start w:w="70" w:type="dxa"/>
-              <w:bottom w:w="65" w:type="dxa"/>
-              <w:end w:w="70" w:type="dxa"/>
-            </w:tcMar>
-            <w:tcBorders>
-              <w:top w:val="single" w:sz="6" w:color="707070"/>
-              <w:left w:val="single" w:sz="6" w:color="707070"/>
-              <w:bottom w:val="single" w:sz="6" w:color="707070"/>
-              <w:right w:val="single" w:sz="6" w:color="707070"/>
-              <w:insideH w:val="single" w:sz="5" w:color="B7B7B7"/>
-              <w:insideV w:val="single" w:sz="5" w:color="B7B7B7"/>
-            </w:tcBorders>
-            <w:shd w:fill="D9E2F3"/>
-          </w:tcPr>
-          <w:p>
-            <w:pPr>
-              <w:spacing w:after="0" w:line="240" w:lineRule="auto" w:before="0"/>
-            </w:pPr>
-            <w:r>
-              <w:rPr>
-                <w:rFonts w:ascii="Arial" w:hAnsi="Arial"/>
-                <w:b w:val="0"/>
-                <w:i w:val="0"/>
-                <w:color w:val="000000"/>
-                <w:sz w:val="16"/>
-              </w:rPr>
-              <w:t>Runs the PHP application and MySQL database in the local development environment.</w:t>
-            </w:r>
-          </w:p>
-        </w:tc>
-      </w:tr>
-      <w:tr>
-        <w:trPr>
-          <w:cantSplit/>
-        </w:trPr>
-        <w:tc>
-          <w:tcPr>
-            <w:tcW w:type="dxa" w:w="2232"/>
-            <w:vAlign w:val="center"/>
-            <w:tcMar>
-              <w:top w:w="65" w:type="dxa"/>
-              <w:start w:w="70" w:type="dxa"/>
-              <w:bottom w:w="65" w:type="dxa"/>
-              <w:end w:w="70" w:type="dxa"/>
-            </w:tcMar>
-            <w:tcBorders>
-              <w:top w:val="single" w:sz="6" w:color="707070"/>
-              <w:left w:val="single" w:sz="6" w:color="707070"/>
-              <w:bottom w:val="single" w:sz="6" w:color="707070"/>
-              <w:right w:val="single" w:sz="6" w:color="707070"/>
-              <w:insideH w:val="single" w:sz="5" w:color="B7B7B7"/>
-              <w:insideV w:val="single" w:sz="5" w:color="B7B7B7"/>
-            </w:tcBorders>
-            <w:shd w:fill="111111"/>
-          </w:tcPr>
-          <w:p>
-            <w:pPr>
-              <w:spacing w:after="0" w:line="240" w:lineRule="auto" w:before="0"/>
-              <w:jc w:val="center"/>
-            </w:pPr>
-            <w:r>
-              <w:rPr>
-                <w:rFonts w:ascii="Arial" w:hAnsi="Arial"/>
-                <w:b/>
-                <w:i w:val="0"/>
-                <w:color w:val="FFFFFF"/>
-                <w:sz w:val="16"/>
-              </w:rPr>
-              <w:t>Database setup</w:t>
-            </w:r>
-          </w:p>
-        </w:tc>
-        <w:tc>
-          <w:tcPr>
-            <w:tcW w:type="dxa" w:w="2232"/>
-            <w:vAlign w:val="center"/>
-            <w:tcMar>
-              <w:top w:w="65" w:type="dxa"/>
-              <w:start w:w="70" w:type="dxa"/>
-              <w:bottom w:w="65" w:type="dxa"/>
-              <w:end w:w="70" w:type="dxa"/>
-            </w:tcMar>
-            <w:tcBorders>
-              <w:top w:val="single" w:sz="6" w:color="707070"/>
-              <w:left w:val="single" w:sz="6" w:color="707070"/>
-              <w:bottom w:val="single" w:sz="6" w:color="707070"/>
-              <w:right w:val="single" w:sz="6" w:color="707070"/>
-              <w:insideH w:val="single" w:sz="5" w:color="B7B7B7"/>
-              <w:insideV w:val="single" w:sz="5" w:color="B7B7B7"/>
-            </w:tcBorders>
-            <w:shd w:fill="F4CCCC"/>
-          </w:tcPr>
-          <w:p>
-            <w:pPr>
-              <w:spacing w:after="0" w:line="240" w:lineRule="auto" w:before="0"/>
-              <w:jc w:val="center"/>
-            </w:pPr>
-            <w:r>
-              <w:rPr>
-                <w:rFonts w:ascii="Arial" w:hAnsi="Arial"/>
-                <w:b w:val="0"/>
-                <w:i w:val="0"/>
-                <w:color w:val="000000"/>
-                <w:sz w:val="16"/>
-              </w:rPr>
-              <w:t>SQL migration scripts</w:t>
-            </w:r>
-          </w:p>
-        </w:tc>
-        <w:tc>
-          <w:tcPr>
-            <w:tcW w:type="dxa" w:w="5184"/>
-            <w:vAlign w:val="center"/>
-            <w:tcMar>
-              <w:top w:w="65" w:type="dxa"/>
-              <w:start w:w="70" w:type="dxa"/>
-              <w:bottom w:w="65" w:type="dxa"/>
-              <w:end w:w="70" w:type="dxa"/>
-            </w:tcMar>
-            <w:tcBorders>
-              <w:top w:val="single" w:sz="6" w:color="707070"/>
-              <w:left w:val="single" w:sz="6" w:color="707070"/>
-              <w:bottom w:val="single" w:sz="6" w:color="707070"/>
-              <w:right w:val="single" w:sz="6" w:color="707070"/>
-              <w:insideH w:val="single" w:sz="5" w:color="B7B7B7"/>
-              <w:insideV w:val="single" w:sz="5" w:color="B7B7B7"/>
-            </w:tcBorders>
-            <w:shd w:fill="D9E2F3"/>
-          </w:tcPr>
-          <w:p>
-            <w:pPr>
-              <w:spacing w:after="0" w:line="240" w:lineRule="auto" w:before="0"/>
-            </w:pPr>
-            <w:r>
-              <w:rPr>
-                <w:rFonts w:ascii="Arial" w:hAnsi="Arial"/>
-                <w:b w:val="0"/>
-                <w:i w:val="0"/>
-                <w:color w:val="000000"/>
-                <w:sz w:val="16"/>
-              </w:rPr>
-              <w:t>Create and update the database tables required by the system.</w:t>
-            </w:r>
-          </w:p>
-        </w:tc>
-      </w:tr>
-    </w:tbl>
-    <w:p>
-      <w:pPr>
-        <w:keepNext w:val="0"/>
-        <w:spacing w:before="0" w:after="40" w:line="259" w:lineRule="auto"/>
-      </w:pPr>
-    </w:p>
-    <w:p>
-      <w:pPr>
-        <w:keepNext w:val="0"/>
-        <w:spacing w:before="0" w:after="160" w:line="259" w:lineRule="auto"/>
-        <w:jc w:val="center"/>
       </w:pPr>
       <w:r>
         <w:rPr>
           <w:rFonts w:ascii="Arial" w:hAnsi="Arial"/>
-          <w:b w:val="0"/>
           <w:i/>
           <w:sz w:val="18"/>
         </w:rPr>
@@ -13946,8 +12846,9 @@
           <w:noProof/>
           <w:spacing w:val="-1"/>
         </w:rPr>
+        <w:lastRenderedPageBreak/>
         <w:drawing>
-          <wp:anchor distT="0" distB="0" distL="114300" distR="114300" simplePos="0" relativeHeight="251729920" behindDoc="0" locked="0" layoutInCell="1" allowOverlap="1" wp14:anchorId="59FAD4A8" wp14:editId="3DE75400">
+          <wp:anchor distT="0" distB="0" distL="114300" distR="114300" simplePos="0" relativeHeight="251729920" behindDoc="0" locked="0" layoutInCell="1" allowOverlap="1" wp14:anchorId="73ABE719" wp14:editId="24CDAE8F">
             <wp:simplePos x="0" y="0"/>
             <wp:positionH relativeFrom="column">
               <wp:posOffset>116840</wp:posOffset>
@@ -13970,7 +12871,7 @@
                     <pic:cNvPicPr/>
                   </pic:nvPicPr>
                   <pic:blipFill>
-                    <a:blip r:embed="rId24">
+                    <a:blip r:embed="rId18" cstate="print">
                       <a:extLst>
                         <a:ext uri="{28A0092B-C50C-407E-A947-70E740481C1C}">
                           <a14:useLocalDpi xmlns:a14="http://schemas.microsoft.com/office/drawing/2010/main" val="0"/>
@@ -14001,24 +12902,11 @@
           <w:rFonts w:ascii="Arial" w:hAnsi="Arial" w:cs="Arial"/>
           <w:b/>
           <w:bCs/>
-          <w:i w:val="0"/>
-          <w:color w:val="1C1C1C"/>
-          <w:sz w:val="24"/>
-          <w:szCs w:val="21"/>
-          <w:shd w:val="clear" w:color="auto" w:fill="FFFFFF"/>
-        </w:rPr>
-        <w:t>FUNCTIONAL DECOMPOSITION DIAGRAM</w:t>
-      </w:r>
-      <w:r>
-        <w:rPr>
-          <w:rFonts w:ascii="Arial" w:hAnsi="Arial" w:cs="Arial"/>
-          <w:b/>
-          <w:bCs/>
           <w:color w:val="1C1C1C"/>
           <w:szCs w:val="21"/>
           <w:shd w:val="clear" w:color="auto" w:fill="FFFFFF"/>
         </w:rPr>
-        <w:t/>
+        <w:t>FUNCTIONAL DECOMPOSITION DIAGRAM</w:t>
       </w:r>
     </w:p>
     <w:p>
@@ -14038,7 +12926,6 @@
       <w:r>
         <w:rPr>
           <w:rFonts w:ascii="Arial" w:hAnsi="Arial"/>
-          <w:b w:val="0"/>
           <w:i/>
           <w:sz w:val="18"/>
         </w:rPr>
@@ -14133,6 +13020,110 @@
           <w:szCs w:val="24"/>
         </w:rPr>
       </w:pPr>
+    </w:p>
+    <w:p>
+      <w:pPr>
+        <w:spacing w:line="480" w:lineRule="auto"/>
+        <w:ind w:firstLine="720"/>
+        <w:rPr>
+          <w:rFonts w:ascii="Arial" w:hAnsi="Arial" w:cs="Arial"/>
+          <w:b/>
+          <w:bCs/>
+          <w:sz w:val="24"/>
+          <w:szCs w:val="24"/>
+        </w:rPr>
+      </w:pPr>
+    </w:p>
+    <w:p>
+      <w:pPr>
+        <w:spacing w:line="480" w:lineRule="auto"/>
+        <w:ind w:firstLine="720"/>
+        <w:rPr>
+          <w:rFonts w:ascii="Arial" w:hAnsi="Arial" w:cs="Arial"/>
+          <w:b/>
+          <w:bCs/>
+          <w:sz w:val="24"/>
+          <w:szCs w:val="24"/>
+        </w:rPr>
+      </w:pPr>
+    </w:p>
+    <w:p>
+      <w:pPr>
+        <w:spacing w:line="480" w:lineRule="auto"/>
+        <w:ind w:firstLine="720"/>
+        <w:rPr>
+          <w:rFonts w:ascii="Arial" w:hAnsi="Arial" w:cs="Arial"/>
+          <w:b/>
+          <w:bCs/>
+          <w:sz w:val="24"/>
+          <w:szCs w:val="24"/>
+        </w:rPr>
+      </w:pPr>
+    </w:p>
+    <w:p>
+      <w:pPr>
+        <w:spacing w:line="480" w:lineRule="auto"/>
+        <w:ind w:firstLine="720"/>
+        <w:rPr>
+          <w:rFonts w:ascii="Arial" w:hAnsi="Arial" w:cs="Arial"/>
+          <w:b/>
+          <w:bCs/>
+          <w:sz w:val="24"/>
+          <w:szCs w:val="24"/>
+        </w:rPr>
+      </w:pPr>
+    </w:p>
+    <w:p>
+      <w:pPr>
+        <w:spacing w:line="480" w:lineRule="auto"/>
+        <w:ind w:firstLine="720"/>
+        <w:rPr>
+          <w:rFonts w:ascii="Arial" w:hAnsi="Arial" w:cs="Arial"/>
+          <w:b/>
+          <w:bCs/>
+          <w:sz w:val="24"/>
+          <w:szCs w:val="24"/>
+        </w:rPr>
+      </w:pPr>
+    </w:p>
+    <w:p>
+      <w:pPr>
+        <w:spacing w:line="480" w:lineRule="auto"/>
+        <w:ind w:firstLine="720"/>
+        <w:rPr>
+          <w:rFonts w:ascii="Arial" w:hAnsi="Arial" w:cs="Arial"/>
+          <w:b/>
+          <w:bCs/>
+          <w:sz w:val="24"/>
+          <w:szCs w:val="24"/>
+        </w:rPr>
+      </w:pPr>
+    </w:p>
+    <w:p>
+      <w:pPr>
+        <w:spacing w:line="480" w:lineRule="auto"/>
+        <w:ind w:firstLine="720"/>
+        <w:rPr>
+          <w:rFonts w:ascii="Arial" w:hAnsi="Arial" w:cs="Arial"/>
+          <w:b/>
+          <w:bCs/>
+          <w:sz w:val="24"/>
+          <w:szCs w:val="24"/>
+        </w:rPr>
+      </w:pPr>
+    </w:p>
+    <w:p>
+      <w:pPr>
+        <w:spacing w:line="480" w:lineRule="auto"/>
+        <w:ind w:firstLine="720"/>
+        <w:rPr>
+          <w:rFonts w:ascii="Arial" w:hAnsi="Arial" w:cs="Arial"/>
+          <w:b/>
+          <w:bCs/>
+          <w:sz w:val="24"/>
+          <w:szCs w:val="24"/>
+        </w:rPr>
+      </w:pPr>
       <w:r>
         <w:rPr>
           <w:rFonts w:ascii="Arial" w:hAnsi="Arial" w:cs="Arial"/>
@@ -14226,7 +13217,7 @@
         <mc:AlternateContent>
           <mc:Choice Requires="wps">
             <w:drawing>
-              <wp:anchor distT="0" distB="0" distL="114300" distR="114300" simplePos="0" relativeHeight="251658239" behindDoc="0" locked="0" layoutInCell="1" allowOverlap="1" wp14:anchorId="1890EADA" wp14:editId="5F2BBD73">
+              <wp:anchor distT="0" distB="0" distL="114300" distR="114300" simplePos="0" relativeHeight="251658239" behindDoc="0" locked="0" layoutInCell="1" allowOverlap="1" wp14:anchorId="01AE5CD3" wp14:editId="192BB8F6">
                 <wp:simplePos x="0" y="0"/>
                 <wp:positionH relativeFrom="page">
                   <wp:posOffset>3057525</wp:posOffset>
@@ -14876,7 +13867,7 @@
         <mc:AlternateContent>
           <mc:Choice Requires="wps">
             <w:drawing>
-              <wp:anchor distT="0" distB="0" distL="114300" distR="114300" simplePos="0" relativeHeight="251713536" behindDoc="0" locked="0" layoutInCell="1" allowOverlap="1" wp14:anchorId="175567A9" wp14:editId="42768CEB">
+              <wp:anchor distT="0" distB="0" distL="114300" distR="114300" simplePos="0" relativeHeight="251713536" behindDoc="0" locked="0" layoutInCell="1" allowOverlap="1" wp14:anchorId="3D637296" wp14:editId="2B2FBE55">
                 <wp:simplePos x="0" y="0"/>
                 <wp:positionH relativeFrom="margin">
                   <wp:align>left</wp:align>
@@ -15698,7 +14689,7 @@
         <mc:AlternateContent>
           <mc:Choice Requires="wps">
             <w:drawing>
-              <wp:anchor distT="0" distB="0" distL="114300" distR="114300" simplePos="0" relativeHeight="251715584" behindDoc="0" locked="0" layoutInCell="1" allowOverlap="1" wp14:anchorId="5908FAFF" wp14:editId="4891EA7E">
+              <wp:anchor distT="0" distB="0" distL="114300" distR="114300" simplePos="0" relativeHeight="251715584" behindDoc="0" locked="0" layoutInCell="1" allowOverlap="1" wp14:anchorId="61A5948D" wp14:editId="2840BE9D">
                 <wp:simplePos x="0" y="0"/>
                 <wp:positionH relativeFrom="page">
                   <wp:posOffset>5156791</wp:posOffset>
@@ -16315,7 +15306,7 @@
         <mc:AlternateContent>
           <mc:Choice Requires="wps">
             <w:drawing>
-              <wp:anchor distT="0" distB="0" distL="114300" distR="114300" simplePos="0" relativeHeight="251726848" behindDoc="0" locked="0" layoutInCell="1" allowOverlap="1" wp14:anchorId="20DDC628" wp14:editId="08BC5104">
+              <wp:anchor distT="0" distB="0" distL="114300" distR="114300" simplePos="0" relativeHeight="251726848" behindDoc="0" locked="0" layoutInCell="1" allowOverlap="1" wp14:anchorId="56DD5B42" wp14:editId="0502E519">
                 <wp:simplePos x="0" y="0"/>
                 <wp:positionH relativeFrom="column">
                   <wp:posOffset>3811270</wp:posOffset>
@@ -16426,7 +15417,7 @@
         <mc:AlternateContent>
           <mc:Choice Requires="wps">
             <w:drawing>
-              <wp:anchor distT="0" distB="0" distL="114300" distR="114300" simplePos="0" relativeHeight="251716608" behindDoc="0" locked="0" layoutInCell="1" allowOverlap="1" wp14:anchorId="7D697DAD" wp14:editId="2294F3CD">
+              <wp:anchor distT="0" distB="0" distL="114300" distR="114300" simplePos="0" relativeHeight="251716608" behindDoc="0" locked="0" layoutInCell="1" allowOverlap="1" wp14:anchorId="5B1B95B2" wp14:editId="4C4AAE8C">
                 <wp:simplePos x="0" y="0"/>
                 <wp:positionH relativeFrom="column">
                   <wp:posOffset>1712041</wp:posOffset>
@@ -16847,7 +15838,7 @@
           <w:szCs w:val="24"/>
         </w:rPr>
         <w:drawing>
-          <wp:anchor distT="0" distB="0" distL="114300" distR="114300" simplePos="0" relativeHeight="251719680" behindDoc="0" locked="0" layoutInCell="1" allowOverlap="1" wp14:anchorId="2F1865D5" wp14:editId="5607753E">
+          <wp:anchor distT="0" distB="0" distL="114300" distR="114300" simplePos="0" relativeHeight="251719680" behindDoc="0" locked="0" layoutInCell="1" allowOverlap="1" wp14:anchorId="68170560" wp14:editId="56362FE1">
             <wp:simplePos x="0" y="0"/>
             <wp:positionH relativeFrom="column">
               <wp:posOffset>375285</wp:posOffset>
@@ -16872,7 +15863,7 @@
                     </pic:cNvPicPr>
                   </pic:nvPicPr>
                   <pic:blipFill rotWithShape="1">
-                    <a:blip r:embed="rId25">
+                    <a:blip r:embed="rId19">
                       <a:extLst>
                         <a:ext uri="{28A0092B-C50C-407E-A947-70E740481C1C}">
                           <a14:useLocalDpi xmlns:a14="http://schemas.microsoft.com/office/drawing/2010/main" val="0"/>
@@ -17082,7 +16073,7 @@
           <w:noProof/>
         </w:rPr>
         <w:drawing>
-          <wp:anchor distT="0" distB="0" distL="114300" distR="114300" simplePos="0" relativeHeight="251720704" behindDoc="0" locked="0" layoutInCell="1" allowOverlap="1" wp14:anchorId="7729B5B2" wp14:editId="47DEE591">
+          <wp:anchor distT="0" distB="0" distL="114300" distR="114300" simplePos="0" relativeHeight="251720704" behindDoc="0" locked="0" layoutInCell="1" allowOverlap="1" wp14:anchorId="77D7BC2D" wp14:editId="2A5B0AB4">
             <wp:simplePos x="0" y="0"/>
             <wp:positionH relativeFrom="column">
               <wp:posOffset>515620</wp:posOffset>
@@ -17107,7 +16098,7 @@
                     </pic:cNvPicPr>
                   </pic:nvPicPr>
                   <pic:blipFill rotWithShape="1">
-                    <a:blip r:embed="rId26" cstate="print">
+                    <a:blip r:embed="rId20" cstate="print">
                       <a:extLst>
                         <a:ext uri="{28A0092B-C50C-407E-A947-70E740481C1C}">
                           <a14:useLocalDpi xmlns:a14="http://schemas.microsoft.com/office/drawing/2010/main" val="0"/>
@@ -17247,7 +16238,7 @@
         <mc:AlternateContent>
           <mc:Choice Requires="wps">
             <w:drawing>
-              <wp:anchor distT="0" distB="0" distL="114300" distR="114300" simplePos="0" relativeHeight="251721728" behindDoc="0" locked="0" layoutInCell="1" allowOverlap="1" wp14:anchorId="3DF6380F" wp14:editId="29D16A9F">
+              <wp:anchor distT="0" distB="0" distL="114300" distR="114300" simplePos="0" relativeHeight="251721728" behindDoc="0" locked="0" layoutInCell="1" allowOverlap="1" wp14:anchorId="01B654B7" wp14:editId="4ADCA23C">
                 <wp:simplePos x="0" y="0"/>
                 <wp:positionH relativeFrom="column">
                   <wp:posOffset>3835701</wp:posOffset>
@@ -17335,7 +16326,6 @@
           <w:iCs/>
           <w:szCs w:val="16"/>
         </w:rPr>
-        <w:lastRenderedPageBreak/>
         <w:t>Figure 3.7.1</w:t>
       </w:r>
       <w:r>
@@ -17967,7 +16957,7 @@
       </w:pPr>
     </w:p>
     <w:sectPr>
-      <w:headerReference w:type="default" r:id="rId27"/>
+      <w:headerReference w:type="default" r:id="rId21"/>
       <w:pgSz w:w="12240" w:h="15840"/>
       <w:pgMar w:top="1440" w:right="1440" w:bottom="1440" w:left="1440" w:header="708" w:footer="708" w:gutter="0"/>
       <w:cols w:space="708"/>
@@ -18028,7 +17018,7 @@
       <mc:AlternateContent>
         <mc:Choice Requires="wpg">
           <w:drawing>
-            <wp:anchor distT="0" distB="0" distL="114300" distR="114300" simplePos="0" relativeHeight="251660288" behindDoc="1" locked="0" layoutInCell="1" allowOverlap="1" wp14:anchorId="1EAB95C2" wp14:editId="412B3FE5">
+            <wp:anchor distT="0" distB="0" distL="114300" distR="114300" simplePos="0" relativeHeight="251660288" behindDoc="1" locked="0" layoutInCell="1" allowOverlap="1" wp14:anchorId="2857AECF" wp14:editId="46DA0095">
               <wp:simplePos x="0" y="0"/>
               <wp:positionH relativeFrom="margin">
                 <wp:align>center</wp:align>
@@ -18271,7 +17261,7 @@
         <w:noProof/>
       </w:rPr>
       <w:drawing>
-        <wp:anchor distT="0" distB="0" distL="114300" distR="114300" simplePos="0" relativeHeight="251659264" behindDoc="1" locked="0" layoutInCell="1" allowOverlap="1" wp14:anchorId="1217307B" wp14:editId="34266DF9">
+        <wp:anchor distT="0" distB="0" distL="114300" distR="114300" simplePos="0" relativeHeight="251659264" behindDoc="1" locked="0" layoutInCell="1" allowOverlap="1" wp14:anchorId="3455359D" wp14:editId="43F68793">
           <wp:simplePos x="0" y="0"/>
           <wp:positionH relativeFrom="page">
             <wp:posOffset>6644640</wp:posOffset>
@@ -18337,7 +17327,7 @@
       <mc:AlternateContent>
         <mc:Choice Requires="wps">
           <w:drawing>
-            <wp:anchor distT="0" distB="0" distL="114300" distR="114300" simplePos="0" relativeHeight="251661312" behindDoc="1" locked="0" layoutInCell="1" allowOverlap="1" wp14:anchorId="379CFA5C" wp14:editId="6D40A38B">
+            <wp:anchor distT="0" distB="0" distL="114300" distR="114300" simplePos="0" relativeHeight="251661312" behindDoc="1" locked="0" layoutInCell="1" allowOverlap="1" wp14:anchorId="63BBED70" wp14:editId="3B90D620">
               <wp:simplePos x="0" y="0"/>
               <wp:positionH relativeFrom="page">
                 <wp:posOffset>1411605</wp:posOffset>
@@ -26561,2803 +25551,6 @@
 </w:styles>
 </file>
 
-<file path=word/diagrams/colors1.xml><?xml version="1.0" encoding="utf-8"?>
-<dgm:colorsDef xmlns:dgm="http://schemas.openxmlformats.org/drawingml/2006/diagram" xmlns:a="http://schemas.openxmlformats.org/drawingml/2006/main" uniqueId="urn:microsoft.com/office/officeart/2005/8/colors/colorful2">
-  <dgm:title val=""/>
-  <dgm:desc val=""/>
-  <dgm:catLst>
-    <dgm:cat type="colorful" pri="10200"/>
-  </dgm:catLst>
-  <dgm:styleLbl name="node0">
-    <dgm:fillClrLst meth="repeat">
-      <a:schemeClr val="accent1"/>
-    </dgm:fillClrLst>
-    <dgm:linClrLst meth="repeat">
-      <a:schemeClr val="lt1"/>
-    </dgm:linClrLst>
-    <dgm:effectClrLst/>
-    <dgm:txLinClrLst/>
-    <dgm:txFillClrLst/>
-    <dgm:txEffectClrLst/>
-  </dgm:styleLbl>
-  <dgm:styleLbl name="node1">
-    <dgm:fillClrLst>
-      <a:schemeClr val="accent2"/>
-      <a:schemeClr val="accent3"/>
-    </dgm:fillClrLst>
-    <dgm:linClrLst meth="repeat">
-      <a:schemeClr val="lt1"/>
-    </dgm:linClrLst>
-    <dgm:effectClrLst/>
-    <dgm:txLinClrLst/>
-    <dgm:txFillClrLst/>
-    <dgm:txEffectClrLst/>
-  </dgm:styleLbl>
-  <dgm:styleLbl name="alignNode1">
-    <dgm:fillClrLst>
-      <a:schemeClr val="accent2"/>
-      <a:schemeClr val="accent3"/>
-    </dgm:fillClrLst>
-    <dgm:linClrLst>
-      <a:schemeClr val="accent2"/>
-      <a:schemeClr val="accent3"/>
-    </dgm:linClrLst>
-    <dgm:effectClrLst/>
-    <dgm:txLinClrLst/>
-    <dgm:txFillClrLst/>
-    <dgm:txEffectClrLst/>
-  </dgm:styleLbl>
-  <dgm:styleLbl name="lnNode1">
-    <dgm:fillClrLst>
-      <a:schemeClr val="accent2"/>
-      <a:schemeClr val="accent3"/>
-    </dgm:fillClrLst>
-    <dgm:linClrLst meth="repeat">
-      <a:schemeClr val="lt1"/>
-    </dgm:linClrLst>
-    <dgm:effectClrLst/>
-    <dgm:txLinClrLst/>
-    <dgm:txFillClrLst/>
-    <dgm:txEffectClrLst/>
-  </dgm:styleLbl>
-  <dgm:styleLbl name="vennNode1">
-    <dgm:fillClrLst>
-      <a:schemeClr val="accent2">
-        <a:alpha val="50000"/>
-      </a:schemeClr>
-      <a:schemeClr val="accent3">
-        <a:alpha val="50000"/>
-      </a:schemeClr>
-    </dgm:fillClrLst>
-    <dgm:linClrLst meth="repeat">
-      <a:schemeClr val="lt1"/>
-    </dgm:linClrLst>
-    <dgm:effectClrLst/>
-    <dgm:txLinClrLst/>
-    <dgm:txFillClrLst/>
-    <dgm:txEffectClrLst/>
-  </dgm:styleLbl>
-  <dgm:styleLbl name="node2">
-    <dgm:fillClrLst>
-      <a:schemeClr val="accent3"/>
-    </dgm:fillClrLst>
-    <dgm:linClrLst meth="repeat">
-      <a:schemeClr val="lt1"/>
-    </dgm:linClrLst>
-    <dgm:effectClrLst/>
-    <dgm:txLinClrLst/>
-    <dgm:txFillClrLst/>
-    <dgm:txEffectClrLst/>
-  </dgm:styleLbl>
-  <dgm:styleLbl name="node3">
-    <dgm:fillClrLst>
-      <a:schemeClr val="accent4"/>
-    </dgm:fillClrLst>
-    <dgm:linClrLst meth="repeat">
-      <a:schemeClr val="lt1"/>
-    </dgm:linClrLst>
-    <dgm:effectClrLst/>
-    <dgm:txLinClrLst/>
-    <dgm:txFillClrLst/>
-    <dgm:txEffectClrLst/>
-  </dgm:styleLbl>
-  <dgm:styleLbl name="node4">
-    <dgm:fillClrLst>
-      <a:schemeClr val="accent5"/>
-    </dgm:fillClrLst>
-    <dgm:linClrLst meth="repeat">
-      <a:schemeClr val="lt1"/>
-    </dgm:linClrLst>
-    <dgm:effectClrLst/>
-    <dgm:txLinClrLst/>
-    <dgm:txFillClrLst/>
-    <dgm:txEffectClrLst/>
-  </dgm:styleLbl>
-  <dgm:styleLbl name="fgImgPlace1">
-    <dgm:fillClrLst>
-      <a:schemeClr val="accent2">
-        <a:tint val="50000"/>
-      </a:schemeClr>
-      <a:schemeClr val="accent3">
-        <a:tint val="50000"/>
-      </a:schemeClr>
-    </dgm:fillClrLst>
-    <dgm:linClrLst meth="repeat">
-      <a:schemeClr val="lt1"/>
-    </dgm:linClrLst>
-    <dgm:effectClrLst/>
-    <dgm:txLinClrLst/>
-    <dgm:txFillClrLst meth="repeat">
-      <a:schemeClr val="lt1"/>
-    </dgm:txFillClrLst>
-    <dgm:txEffectClrLst/>
-  </dgm:styleLbl>
-  <dgm:styleLbl name="alignImgPlace1">
-    <dgm:fillClrLst>
-      <a:schemeClr val="accent2">
-        <a:tint val="50000"/>
-      </a:schemeClr>
-      <a:schemeClr val="accent3">
-        <a:tint val="20000"/>
-      </a:schemeClr>
-    </dgm:fillClrLst>
-    <dgm:linClrLst meth="repeat">
-      <a:schemeClr val="lt1"/>
-    </dgm:linClrLst>
-    <dgm:effectClrLst/>
-    <dgm:txLinClrLst/>
-    <dgm:txFillClrLst meth="repeat">
-      <a:schemeClr val="lt1"/>
-    </dgm:txFillClrLst>
-    <dgm:txEffectClrLst/>
-  </dgm:styleLbl>
-  <dgm:styleLbl name="bgImgPlace1">
-    <dgm:fillClrLst>
-      <a:schemeClr val="accent2">
-        <a:tint val="50000"/>
-      </a:schemeClr>
-      <a:schemeClr val="accent3">
-        <a:tint val="20000"/>
-      </a:schemeClr>
-    </dgm:fillClrLst>
-    <dgm:linClrLst meth="repeat">
-      <a:schemeClr val="lt1"/>
-    </dgm:linClrLst>
-    <dgm:effectClrLst/>
-    <dgm:txLinClrLst/>
-    <dgm:txFillClrLst meth="repeat">
-      <a:schemeClr val="lt1"/>
-    </dgm:txFillClrLst>
-    <dgm:txEffectClrLst/>
-  </dgm:styleLbl>
-  <dgm:styleLbl name="sibTrans2D1">
-    <dgm:fillClrLst>
-      <a:schemeClr val="accent2"/>
-      <a:schemeClr val="accent3"/>
-    </dgm:fillClrLst>
-    <dgm:linClrLst meth="repeat">
-      <a:schemeClr val="lt1"/>
-    </dgm:linClrLst>
-    <dgm:effectClrLst/>
-    <dgm:txLinClrLst/>
-    <dgm:txFillClrLst/>
-    <dgm:txEffectClrLst/>
-  </dgm:styleLbl>
-  <dgm:styleLbl name="fgSibTrans2D1">
-    <dgm:fillClrLst>
-      <a:schemeClr val="accent2"/>
-      <a:schemeClr val="accent3"/>
-    </dgm:fillClrLst>
-    <dgm:linClrLst meth="repeat">
-      <a:schemeClr val="lt1"/>
-    </dgm:linClrLst>
-    <dgm:effectClrLst/>
-    <dgm:txLinClrLst/>
-    <dgm:txFillClrLst meth="repeat">
-      <a:schemeClr val="lt1"/>
-    </dgm:txFillClrLst>
-    <dgm:txEffectClrLst/>
-  </dgm:styleLbl>
-  <dgm:styleLbl name="bgSibTrans2D1">
-    <dgm:fillClrLst>
-      <a:schemeClr val="accent2"/>
-      <a:schemeClr val="accent3"/>
-    </dgm:fillClrLst>
-    <dgm:linClrLst meth="repeat">
-      <a:schemeClr val="lt1"/>
-    </dgm:linClrLst>
-    <dgm:effectClrLst/>
-    <dgm:txLinClrLst/>
-    <dgm:txFillClrLst meth="repeat">
-      <a:schemeClr val="lt1"/>
-    </dgm:txFillClrLst>
-    <dgm:txEffectClrLst/>
-  </dgm:styleLbl>
-  <dgm:styleLbl name="sibTrans1D1">
-    <dgm:fillClrLst/>
-    <dgm:linClrLst>
-      <a:schemeClr val="accent2"/>
-      <a:schemeClr val="accent3"/>
-    </dgm:linClrLst>
-    <dgm:effectClrLst/>
-    <dgm:txLinClrLst/>
-    <dgm:txFillClrLst meth="repeat">
-      <a:schemeClr val="tx1"/>
-    </dgm:txFillClrLst>
-    <dgm:txEffectClrLst/>
-  </dgm:styleLbl>
-  <dgm:styleLbl name="callout">
-    <dgm:fillClrLst meth="repeat">
-      <a:schemeClr val="accent2"/>
-    </dgm:fillClrLst>
-    <dgm:linClrLst meth="repeat">
-      <a:schemeClr val="accent2">
-        <a:tint val="50000"/>
-      </a:schemeClr>
-    </dgm:linClrLst>
-    <dgm:effectClrLst/>
-    <dgm:txLinClrLst/>
-    <dgm:txFillClrLst meth="repeat">
-      <a:schemeClr val="tx1"/>
-    </dgm:txFillClrLst>
-    <dgm:txEffectClrLst/>
-  </dgm:styleLbl>
-  <dgm:styleLbl name="asst0">
-    <dgm:fillClrLst meth="repeat">
-      <a:schemeClr val="accent2"/>
-    </dgm:fillClrLst>
-    <dgm:linClrLst meth="repeat">
-      <a:schemeClr val="lt1">
-        <a:shade val="80000"/>
-      </a:schemeClr>
-    </dgm:linClrLst>
-    <dgm:effectClrLst/>
-    <dgm:txLinClrLst/>
-    <dgm:txFillClrLst/>
-    <dgm:txEffectClrLst/>
-  </dgm:styleLbl>
-  <dgm:styleLbl name="asst1">
-    <dgm:fillClrLst meth="repeat">
-      <a:schemeClr val="accent3"/>
-    </dgm:fillClrLst>
-    <dgm:linClrLst meth="repeat">
-      <a:schemeClr val="lt1">
-        <a:shade val="80000"/>
-      </a:schemeClr>
-    </dgm:linClrLst>
-    <dgm:effectClrLst/>
-    <dgm:txLinClrLst/>
-    <dgm:txFillClrLst/>
-    <dgm:txEffectClrLst/>
-  </dgm:styleLbl>
-  <dgm:styleLbl name="asst2">
-    <dgm:fillClrLst>
-      <a:schemeClr val="accent4"/>
-    </dgm:fillClrLst>
-    <dgm:linClrLst meth="repeat">
-      <a:schemeClr val="lt1"/>
-    </dgm:linClrLst>
-    <dgm:effectClrLst/>
-    <dgm:txLinClrLst/>
-    <dgm:txFillClrLst/>
-    <dgm:txEffectClrLst/>
-  </dgm:styleLbl>
-  <dgm:styleLbl name="asst3">
-    <dgm:fillClrLst>
-      <a:schemeClr val="accent5"/>
-    </dgm:fillClrLst>
-    <dgm:linClrLst meth="repeat">
-      <a:schemeClr val="lt1"/>
-    </dgm:linClrLst>
-    <dgm:effectClrLst/>
-    <dgm:txLinClrLst/>
-    <dgm:txFillClrLst/>
-    <dgm:txEffectClrLst/>
-  </dgm:styleLbl>
-  <dgm:styleLbl name="asst4">
-    <dgm:fillClrLst>
-      <a:schemeClr val="accent6"/>
-    </dgm:fillClrLst>
-    <dgm:linClrLst meth="repeat">
-      <a:schemeClr val="lt1"/>
-    </dgm:linClrLst>
-    <dgm:effectClrLst/>
-    <dgm:txLinClrLst/>
-    <dgm:txFillClrLst/>
-    <dgm:txEffectClrLst/>
-  </dgm:styleLbl>
-  <dgm:styleLbl name="parChTrans2D1">
-    <dgm:fillClrLst meth="repeat">
-      <a:schemeClr val="accent2"/>
-    </dgm:fillClrLst>
-    <dgm:linClrLst meth="repeat">
-      <a:schemeClr val="lt1"/>
-    </dgm:linClrLst>
-    <dgm:effectClrLst/>
-    <dgm:txLinClrLst/>
-    <dgm:txFillClrLst meth="repeat">
-      <a:schemeClr val="lt1"/>
-    </dgm:txFillClrLst>
-    <dgm:txEffectClrLst/>
-  </dgm:styleLbl>
-  <dgm:styleLbl name="parChTrans2D2">
-    <dgm:fillClrLst meth="repeat">
-      <a:schemeClr val="accent3"/>
-    </dgm:fillClrLst>
-    <dgm:linClrLst meth="repeat">
-      <a:schemeClr val="lt1"/>
-    </dgm:linClrLst>
-    <dgm:effectClrLst/>
-    <dgm:txLinClrLst/>
-    <dgm:txFillClrLst/>
-    <dgm:txEffectClrLst/>
-  </dgm:styleLbl>
-  <dgm:styleLbl name="parChTrans2D3">
-    <dgm:fillClrLst meth="repeat">
-      <a:schemeClr val="accent4"/>
-    </dgm:fillClrLst>
-    <dgm:linClrLst meth="repeat">
-      <a:schemeClr val="lt1"/>
-    </dgm:linClrLst>
-    <dgm:effectClrLst/>
-    <dgm:txLinClrLst/>
-    <dgm:txFillClrLst/>
-    <dgm:txEffectClrLst/>
-  </dgm:styleLbl>
-  <dgm:styleLbl name="parChTrans2D4">
-    <dgm:fillClrLst meth="repeat">
-      <a:schemeClr val="accent5"/>
-    </dgm:fillClrLst>
-    <dgm:linClrLst meth="repeat">
-      <a:schemeClr val="lt1"/>
-    </dgm:linClrLst>
-    <dgm:effectClrLst/>
-    <dgm:txLinClrLst/>
-    <dgm:txFillClrLst meth="repeat">
-      <a:schemeClr val="lt1"/>
-    </dgm:txFillClrLst>
-    <dgm:txEffectClrLst/>
-  </dgm:styleLbl>
-  <dgm:styleLbl name="parChTrans1D1">
-    <dgm:fillClrLst meth="repeat">
-      <a:schemeClr val="accent2"/>
-    </dgm:fillClrLst>
-    <dgm:linClrLst meth="repeat">
-      <a:schemeClr val="accent2"/>
-    </dgm:linClrLst>
-    <dgm:effectClrLst/>
-    <dgm:txLinClrLst/>
-    <dgm:txFillClrLst meth="repeat">
-      <a:schemeClr val="tx1"/>
-    </dgm:txFillClrLst>
-    <dgm:txEffectClrLst/>
-  </dgm:styleLbl>
-  <dgm:styleLbl name="parChTrans1D2">
-    <dgm:fillClrLst meth="repeat">
-      <a:schemeClr val="accent2">
-        <a:tint val="90000"/>
-      </a:schemeClr>
-    </dgm:fillClrLst>
-    <dgm:linClrLst meth="repeat">
-      <a:schemeClr val="accent3"/>
-    </dgm:linClrLst>
-    <dgm:effectClrLst/>
-    <dgm:txLinClrLst/>
-    <dgm:txFillClrLst meth="repeat">
-      <a:schemeClr val="tx1"/>
-    </dgm:txFillClrLst>
-    <dgm:txEffectClrLst/>
-  </dgm:styleLbl>
-  <dgm:styleLbl name="parChTrans1D3">
-    <dgm:fillClrLst meth="repeat">
-      <a:schemeClr val="accent2">
-        <a:tint val="70000"/>
-      </a:schemeClr>
-    </dgm:fillClrLst>
-    <dgm:linClrLst meth="repeat">
-      <a:schemeClr val="accent4"/>
-    </dgm:linClrLst>
-    <dgm:effectClrLst/>
-    <dgm:txLinClrLst/>
-    <dgm:txFillClrLst meth="repeat">
-      <a:schemeClr val="tx1"/>
-    </dgm:txFillClrLst>
-    <dgm:txEffectClrLst/>
-  </dgm:styleLbl>
-  <dgm:styleLbl name="parChTrans1D4">
-    <dgm:fillClrLst meth="repeat">
-      <a:schemeClr val="accent2">
-        <a:tint val="50000"/>
-      </a:schemeClr>
-    </dgm:fillClrLst>
-    <dgm:linClrLst meth="repeat">
-      <a:schemeClr val="accent5"/>
-    </dgm:linClrLst>
-    <dgm:effectClrLst/>
-    <dgm:txLinClrLst/>
-    <dgm:txFillClrLst meth="repeat">
-      <a:schemeClr val="tx1"/>
-    </dgm:txFillClrLst>
-    <dgm:txEffectClrLst/>
-  </dgm:styleLbl>
-  <dgm:styleLbl name="fgAcc1">
-    <dgm:fillClrLst meth="repeat">
-      <a:schemeClr val="lt1">
-        <a:alpha val="90000"/>
-      </a:schemeClr>
-    </dgm:fillClrLst>
-    <dgm:linClrLst>
-      <a:schemeClr val="accent2"/>
-      <a:schemeClr val="accent3"/>
-    </dgm:linClrLst>
-    <dgm:effectClrLst/>
-    <dgm:txLinClrLst/>
-    <dgm:txFillClrLst meth="repeat">
-      <a:schemeClr val="dk1"/>
-    </dgm:txFillClrLst>
-    <dgm:txEffectClrLst/>
-  </dgm:styleLbl>
-  <dgm:styleLbl name="conFgAcc1">
-    <dgm:fillClrLst meth="repeat">
-      <a:schemeClr val="lt1">
-        <a:alpha val="90000"/>
-      </a:schemeClr>
-    </dgm:fillClrLst>
-    <dgm:linClrLst>
-      <a:schemeClr val="accent2"/>
-      <a:schemeClr val="accent3"/>
-    </dgm:linClrLst>
-    <dgm:effectClrLst/>
-    <dgm:txLinClrLst/>
-    <dgm:txFillClrLst meth="repeat">
-      <a:schemeClr val="dk1"/>
-    </dgm:txFillClrLst>
-    <dgm:txEffectClrLst/>
-  </dgm:styleLbl>
-  <dgm:styleLbl name="alignAcc1">
-    <dgm:fillClrLst meth="repeat">
-      <a:schemeClr val="lt1">
-        <a:alpha val="90000"/>
-      </a:schemeClr>
-    </dgm:fillClrLst>
-    <dgm:linClrLst>
-      <a:schemeClr val="accent2"/>
-      <a:schemeClr val="accent3"/>
-    </dgm:linClrLst>
-    <dgm:effectClrLst/>
-    <dgm:txLinClrLst/>
-    <dgm:txFillClrLst meth="repeat">
-      <a:schemeClr val="dk1"/>
-    </dgm:txFillClrLst>
-    <dgm:txEffectClrLst/>
-  </dgm:styleLbl>
-  <dgm:styleLbl name="trAlignAcc1">
-    <dgm:fillClrLst meth="repeat">
-      <a:schemeClr val="lt1">
-        <a:alpha val="40000"/>
-      </a:schemeClr>
-    </dgm:fillClrLst>
-    <dgm:linClrLst meth="repeat">
-      <a:schemeClr val="accent2"/>
-    </dgm:linClrLst>
-    <dgm:effectClrLst/>
-    <dgm:txLinClrLst/>
-    <dgm:txFillClrLst meth="repeat">
-      <a:schemeClr val="dk1"/>
-    </dgm:txFillClrLst>
-    <dgm:txEffectClrLst/>
-  </dgm:styleLbl>
-  <dgm:styleLbl name="bgAcc1">
-    <dgm:fillClrLst meth="repeat">
-      <a:schemeClr val="lt1">
-        <a:alpha val="90000"/>
-      </a:schemeClr>
-    </dgm:fillClrLst>
-    <dgm:linClrLst>
-      <a:schemeClr val="accent2"/>
-      <a:schemeClr val="accent3"/>
-    </dgm:linClrLst>
-    <dgm:effectClrLst/>
-    <dgm:txLinClrLst/>
-    <dgm:txFillClrLst meth="repeat">
-      <a:schemeClr val="dk1"/>
-    </dgm:txFillClrLst>
-    <dgm:txEffectClrLst/>
-  </dgm:styleLbl>
-  <dgm:styleLbl name="solidFgAcc1">
-    <dgm:fillClrLst meth="repeat">
-      <a:schemeClr val="lt1"/>
-    </dgm:fillClrLst>
-    <dgm:linClrLst>
-      <a:schemeClr val="accent2"/>
-      <a:schemeClr val="accent3"/>
-    </dgm:linClrLst>
-    <dgm:effectClrLst/>
-    <dgm:txLinClrLst/>
-    <dgm:txFillClrLst meth="repeat">
-      <a:schemeClr val="dk1"/>
-    </dgm:txFillClrLst>
-    <dgm:txEffectClrLst/>
-  </dgm:styleLbl>
-  <dgm:styleLbl name="solidAlignAcc1">
-    <dgm:fillClrLst meth="repeat">
-      <a:schemeClr val="lt1"/>
-    </dgm:fillClrLst>
-    <dgm:linClrLst>
-      <a:schemeClr val="accent2"/>
-      <a:schemeClr val="accent3"/>
-    </dgm:linClrLst>
-    <dgm:effectClrLst/>
-    <dgm:txLinClrLst/>
-    <dgm:txFillClrLst meth="repeat">
-      <a:schemeClr val="dk1"/>
-    </dgm:txFillClrLst>
-    <dgm:txEffectClrLst/>
-  </dgm:styleLbl>
-  <dgm:styleLbl name="solidBgAcc1">
-    <dgm:fillClrLst meth="repeat">
-      <a:schemeClr val="lt1"/>
-    </dgm:fillClrLst>
-    <dgm:linClrLst>
-      <a:schemeClr val="accent2"/>
-      <a:schemeClr val="accent3"/>
-    </dgm:linClrLst>
-    <dgm:effectClrLst/>
-    <dgm:txLinClrLst/>
-    <dgm:txFillClrLst meth="repeat">
-      <a:schemeClr val="dk1"/>
-    </dgm:txFillClrLst>
-    <dgm:txEffectClrLst/>
-  </dgm:styleLbl>
-  <dgm:styleLbl name="fgAccFollowNode1">
-    <dgm:fillClrLst>
-      <a:schemeClr val="accent2">
-        <a:tint val="40000"/>
-        <a:alpha val="90000"/>
-      </a:schemeClr>
-      <a:schemeClr val="accent3">
-        <a:tint val="40000"/>
-        <a:alpha val="90000"/>
-      </a:schemeClr>
-    </dgm:fillClrLst>
-    <dgm:linClrLst>
-      <a:schemeClr val="accent2">
-        <a:tint val="40000"/>
-        <a:alpha val="90000"/>
-      </a:schemeClr>
-      <a:schemeClr val="accent3">
-        <a:tint val="40000"/>
-        <a:alpha val="90000"/>
-      </a:schemeClr>
-    </dgm:linClrLst>
-    <dgm:effectClrLst/>
-    <dgm:txLinClrLst/>
-    <dgm:txFillClrLst meth="repeat">
-      <a:schemeClr val="dk1"/>
-    </dgm:txFillClrLst>
-    <dgm:txEffectClrLst/>
-  </dgm:styleLbl>
-  <dgm:styleLbl name="alignAccFollowNode1">
-    <dgm:fillClrLst>
-      <a:schemeClr val="accent2">
-        <a:tint val="40000"/>
-        <a:alpha val="90000"/>
-      </a:schemeClr>
-      <a:schemeClr val="accent3">
-        <a:tint val="40000"/>
-        <a:alpha val="90000"/>
-      </a:schemeClr>
-    </dgm:fillClrLst>
-    <dgm:linClrLst>
-      <a:schemeClr val="accent2">
-        <a:tint val="40000"/>
-        <a:alpha val="90000"/>
-      </a:schemeClr>
-      <a:schemeClr val="accent3">
-        <a:tint val="40000"/>
-        <a:alpha val="90000"/>
-      </a:schemeClr>
-    </dgm:linClrLst>
-    <dgm:effectClrLst/>
-    <dgm:txLinClrLst/>
-    <dgm:txFillClrLst meth="repeat">
-      <a:schemeClr val="dk1"/>
-    </dgm:txFillClrLst>
-    <dgm:txEffectClrLst/>
-  </dgm:styleLbl>
-  <dgm:styleLbl name="bgAccFollowNode1">
-    <dgm:fillClrLst>
-      <a:schemeClr val="accent2">
-        <a:tint val="40000"/>
-        <a:alpha val="90000"/>
-      </a:schemeClr>
-      <a:schemeClr val="accent3">
-        <a:tint val="40000"/>
-        <a:alpha val="90000"/>
-      </a:schemeClr>
-    </dgm:fillClrLst>
-    <dgm:linClrLst>
-      <a:schemeClr val="accent2">
-        <a:tint val="40000"/>
-        <a:alpha val="90000"/>
-      </a:schemeClr>
-      <a:schemeClr val="accent3">
-        <a:tint val="40000"/>
-        <a:alpha val="90000"/>
-      </a:schemeClr>
-    </dgm:linClrLst>
-    <dgm:effectClrLst/>
-    <dgm:txLinClrLst/>
-    <dgm:txFillClrLst meth="repeat">
-      <a:schemeClr val="dk1"/>
-    </dgm:txFillClrLst>
-    <dgm:txEffectClrLst/>
-  </dgm:styleLbl>
-  <dgm:styleLbl name="fgAcc0">
-    <dgm:fillClrLst meth="repeat">
-      <a:schemeClr val="lt1">
-        <a:alpha val="90000"/>
-      </a:schemeClr>
-    </dgm:fillClrLst>
-    <dgm:linClrLst>
-      <a:schemeClr val="accent1"/>
-    </dgm:linClrLst>
-    <dgm:effectClrLst/>
-    <dgm:txLinClrLst/>
-    <dgm:txFillClrLst meth="repeat">
-      <a:schemeClr val="dk1"/>
-    </dgm:txFillClrLst>
-    <dgm:txEffectClrLst/>
-  </dgm:styleLbl>
-  <dgm:styleLbl name="fgAcc2">
-    <dgm:fillClrLst meth="repeat">
-      <a:schemeClr val="lt1">
-        <a:alpha val="90000"/>
-      </a:schemeClr>
-    </dgm:fillClrLst>
-    <dgm:linClrLst>
-      <a:schemeClr val="accent3"/>
-    </dgm:linClrLst>
-    <dgm:effectClrLst/>
-    <dgm:txLinClrLst/>
-    <dgm:txFillClrLst meth="repeat">
-      <a:schemeClr val="dk1"/>
-    </dgm:txFillClrLst>
-    <dgm:txEffectClrLst/>
-  </dgm:styleLbl>
-  <dgm:styleLbl name="fgAcc3">
-    <dgm:fillClrLst meth="repeat">
-      <a:schemeClr val="lt1">
-        <a:alpha val="90000"/>
-      </a:schemeClr>
-    </dgm:fillClrLst>
-    <dgm:linClrLst>
-      <a:schemeClr val="accent4"/>
-    </dgm:linClrLst>
-    <dgm:effectClrLst/>
-    <dgm:txLinClrLst/>
-    <dgm:txFillClrLst meth="repeat">
-      <a:schemeClr val="dk1"/>
-    </dgm:txFillClrLst>
-    <dgm:txEffectClrLst/>
-  </dgm:styleLbl>
-  <dgm:styleLbl name="fgAcc4">
-    <dgm:fillClrLst meth="repeat">
-      <a:schemeClr val="lt1">
-        <a:alpha val="90000"/>
-      </a:schemeClr>
-    </dgm:fillClrLst>
-    <dgm:linClrLst>
-      <a:schemeClr val="accent5"/>
-    </dgm:linClrLst>
-    <dgm:effectClrLst/>
-    <dgm:txLinClrLst/>
-    <dgm:txFillClrLst meth="repeat">
-      <a:schemeClr val="dk1"/>
-    </dgm:txFillClrLst>
-    <dgm:txEffectClrLst/>
-  </dgm:styleLbl>
-  <dgm:styleLbl name="bgShp">
-    <dgm:fillClrLst meth="repeat">
-      <a:schemeClr val="accent2">
-        <a:tint val="40000"/>
-      </a:schemeClr>
-    </dgm:fillClrLst>
-    <dgm:linClrLst meth="repeat">
-      <a:schemeClr val="dk1"/>
-    </dgm:linClrLst>
-    <dgm:effectClrLst/>
-    <dgm:txLinClrLst/>
-    <dgm:txFillClrLst meth="repeat">
-      <a:schemeClr val="dk1"/>
-    </dgm:txFillClrLst>
-    <dgm:txEffectClrLst/>
-  </dgm:styleLbl>
-  <dgm:styleLbl name="dkBgShp">
-    <dgm:fillClrLst meth="repeat">
-      <a:schemeClr val="accent2">
-        <a:shade val="90000"/>
-      </a:schemeClr>
-    </dgm:fillClrLst>
-    <dgm:linClrLst meth="repeat">
-      <a:schemeClr val="dk1"/>
-    </dgm:linClrLst>
-    <dgm:effectClrLst/>
-    <dgm:txLinClrLst/>
-    <dgm:txFillClrLst meth="repeat">
-      <a:schemeClr val="lt1"/>
-    </dgm:txFillClrLst>
-    <dgm:txEffectClrLst/>
-  </dgm:styleLbl>
-  <dgm:styleLbl name="trBgShp">
-    <dgm:fillClrLst meth="repeat">
-      <a:schemeClr val="accent2">
-        <a:tint val="50000"/>
-        <a:alpha val="40000"/>
-      </a:schemeClr>
-    </dgm:fillClrLst>
-    <dgm:linClrLst meth="repeat">
-      <a:schemeClr val="accent2"/>
-    </dgm:linClrLst>
-    <dgm:effectClrLst/>
-    <dgm:txLinClrLst/>
-    <dgm:txFillClrLst meth="repeat">
-      <a:schemeClr val="lt1"/>
-    </dgm:txFillClrLst>
-    <dgm:txEffectClrLst/>
-  </dgm:styleLbl>
-  <dgm:styleLbl name="fgShp">
-    <dgm:fillClrLst meth="repeat">
-      <a:schemeClr val="accent2">
-        <a:tint val="40000"/>
-      </a:schemeClr>
-    </dgm:fillClrLst>
-    <dgm:linClrLst meth="repeat">
-      <a:schemeClr val="lt1"/>
-    </dgm:linClrLst>
-    <dgm:effectClrLst/>
-    <dgm:txLinClrLst/>
-    <dgm:txFillClrLst meth="repeat">
-      <a:schemeClr val="dk1"/>
-    </dgm:txFillClrLst>
-    <dgm:txEffectClrLst/>
-  </dgm:styleLbl>
-  <dgm:styleLbl name="revTx">
-    <dgm:fillClrLst meth="repeat">
-      <a:schemeClr val="lt1">
-        <a:alpha val="0"/>
-      </a:schemeClr>
-    </dgm:fillClrLst>
-    <dgm:linClrLst meth="repeat">
-      <a:schemeClr val="dk1">
-        <a:alpha val="0"/>
-      </a:schemeClr>
-    </dgm:linClrLst>
-    <dgm:effectClrLst/>
-    <dgm:txLinClrLst/>
-    <dgm:txFillClrLst meth="repeat">
-      <a:schemeClr val="tx1"/>
-    </dgm:txFillClrLst>
-    <dgm:txEffectClrLst/>
-  </dgm:styleLbl>
-</dgm:colorsDef>
-</file>
-
-<file path=word/diagrams/data1.xml><?xml version="1.0" encoding="utf-8"?>
-<dgm:dataModel xmlns:dgm="http://schemas.openxmlformats.org/drawingml/2006/diagram" xmlns:a="http://schemas.openxmlformats.org/drawingml/2006/main">
-  <dgm:ptLst>
-    <dgm:pt modelId="{BE7DFCA2-B6D3-4FCF-9694-C030F390C4CA}" type="doc">
-      <dgm:prSet loTypeId="urn:microsoft.com/office/officeart/2005/8/layout/hList6" loCatId="list" qsTypeId="urn:microsoft.com/office/officeart/2005/8/quickstyle/simple1" qsCatId="simple" csTypeId="urn:microsoft.com/office/officeart/2005/8/colors/colorful2" csCatId="colorful" phldr="1"/>
-      <dgm:spPr/>
-      <dgm:t>
-        <a:bodyPr/>
-        <a:lstStyle/>
-        <a:p>
-          <a:endParaRPr lang="en-US"/>
-        </a:p>
-      </dgm:t>
-    </dgm:pt>
-    <dgm:pt modelId="{C3CBEF71-4975-4C2A-A472-49EEB8FC416F}">
-      <dgm:prSet phldrT="[Text]"/>
-      <dgm:spPr/>
-      <dgm:t>
-        <a:bodyPr/>
-        <a:lstStyle/>
-        <a:p>
-          <a:r>
-            <a:rPr lang="en-US"/>
-            <a:t>Windows Operating System</a:t>
-          </a:r>
-        </a:p>
-      </dgm:t>
-    </dgm:pt>
-    <dgm:pt modelId="{6AB77505-5CD9-49EB-8CDD-649EB4FA67D3}" type="parTrans" cxnId="{70376A46-BFBC-41C2-B5C9-D93DAF3CBA47}">
-      <dgm:prSet/>
-      <dgm:spPr/>
-      <dgm:t>
-        <a:bodyPr/>
-        <a:lstStyle/>
-        <a:p>
-          <a:endParaRPr lang="en-US"/>
-        </a:p>
-      </dgm:t>
-    </dgm:pt>
-    <dgm:pt modelId="{3EA81A86-9FE2-4B38-A5B0-22D60800F8A6}" type="sibTrans" cxnId="{70376A46-BFBC-41C2-B5C9-D93DAF3CBA47}">
-      <dgm:prSet/>
-      <dgm:spPr/>
-      <dgm:t>
-        <a:bodyPr/>
-        <a:lstStyle/>
-        <a:p>
-          <a:endParaRPr lang="en-US"/>
-        </a:p>
-      </dgm:t>
-    </dgm:pt>
-    <dgm:pt modelId="{29D80F14-981B-4917-AEFA-0D45F988EF2D}">
-      <dgm:prSet phldrT="[Text]"/>
-      <dgm:spPr>
-        <a:ln>
-          <a:noFill/>
-        </a:ln>
-      </dgm:spPr>
-      <dgm:t>
-        <a:bodyPr/>
-        <a:lstStyle/>
-        <a:p>
-          <a:r>
-            <a:rPr lang="en-US"/>
-            <a:t>PHP (Hypertext Preprocessor)</a:t>
-          </a:r>
-        </a:p>
-      </dgm:t>
-    </dgm:pt>
-    <dgm:pt modelId="{0072E055-3A02-47C1-973A-C3477F4A4998}" type="parTrans" cxnId="{38FC85A5-0B4C-447D-B261-AD7BD09CD419}">
-      <dgm:prSet/>
-      <dgm:spPr/>
-      <dgm:t>
-        <a:bodyPr/>
-        <a:lstStyle/>
-        <a:p>
-          <a:endParaRPr lang="en-US"/>
-        </a:p>
-      </dgm:t>
-    </dgm:pt>
-    <dgm:pt modelId="{5E1406DC-67AF-47FB-B429-5B3A25F4000B}" type="sibTrans" cxnId="{38FC85A5-0B4C-447D-B261-AD7BD09CD419}">
-      <dgm:prSet/>
-      <dgm:spPr/>
-      <dgm:t>
-        <a:bodyPr/>
-        <a:lstStyle/>
-        <a:p>
-          <a:endParaRPr lang="en-US"/>
-        </a:p>
-      </dgm:t>
-    </dgm:pt>
-    <dgm:pt modelId="{F3B70211-CD60-49D4-B706-36B692B3604F}">
-      <dgm:prSet phldrT="[Text]"/>
-      <dgm:spPr>
-        <a:ln>
-          <a:noFill/>
-        </a:ln>
-      </dgm:spPr>
-      <dgm:t>
-        <a:bodyPr/>
-        <a:lstStyle/>
-        <a:p>
-          <a:r>
-            <a:rPr lang="en-US"/>
-            <a:t>XAMPP SERVER Database</a:t>
-          </a:r>
-        </a:p>
-      </dgm:t>
-    </dgm:pt>
-    <dgm:pt modelId="{0F331C83-F2CF-4502-A1B2-1CA741FCDD57}" type="parTrans" cxnId="{64EFBEE5-DD9C-4874-8656-150A912DAAA7}">
-      <dgm:prSet/>
-      <dgm:spPr/>
-      <dgm:t>
-        <a:bodyPr/>
-        <a:lstStyle/>
-        <a:p>
-          <a:endParaRPr lang="en-US"/>
-        </a:p>
-      </dgm:t>
-    </dgm:pt>
-    <dgm:pt modelId="{E1ED54F1-CC2E-4E59-88B6-8928997C3DD6}" type="sibTrans" cxnId="{64EFBEE5-DD9C-4874-8656-150A912DAAA7}">
-      <dgm:prSet/>
-      <dgm:spPr/>
-      <dgm:t>
-        <a:bodyPr/>
-        <a:lstStyle/>
-        <a:p>
-          <a:endParaRPr lang="en-US"/>
-        </a:p>
-      </dgm:t>
-    </dgm:pt>
-    <dgm:pt modelId="{733AB762-868D-4050-AD43-89A5D0E1AA78}">
-      <dgm:prSet phldrT="[Text]"/>
-      <dgm:spPr>
-        <a:ln>
-          <a:noFill/>
-        </a:ln>
-      </dgm:spPr>
-      <dgm:t>
-        <a:bodyPr/>
-        <a:lstStyle/>
-        <a:p>
-          <a:r>
-            <a:rPr lang="en-US"/>
-            <a:t>HTML (Hypertext Markup Language)</a:t>
-          </a:r>
-        </a:p>
-      </dgm:t>
-    </dgm:pt>
-    <dgm:pt modelId="{D13AB3EE-EDCB-47A3-B129-1621C2CC92FA}" type="parTrans" cxnId="{20359BDC-B9B0-4348-BDED-6D4E8B94D498}">
-      <dgm:prSet/>
-      <dgm:spPr/>
-      <dgm:t>
-        <a:bodyPr/>
-        <a:lstStyle/>
-        <a:p>
-          <a:endParaRPr lang="en-US"/>
-        </a:p>
-      </dgm:t>
-    </dgm:pt>
-    <dgm:pt modelId="{203A0548-B9AB-4331-A903-DEDF8B984FFA}" type="sibTrans" cxnId="{20359BDC-B9B0-4348-BDED-6D4E8B94D498}">
-      <dgm:prSet/>
-      <dgm:spPr/>
-      <dgm:t>
-        <a:bodyPr/>
-        <a:lstStyle/>
-        <a:p>
-          <a:endParaRPr lang="en-US"/>
-        </a:p>
-      </dgm:t>
-    </dgm:pt>
-    <dgm:pt modelId="{789244E9-0613-49EC-B4BE-F782A992C06E}">
-      <dgm:prSet phldrT="[Text]"/>
-      <dgm:spPr>
-        <a:ln>
-          <a:noFill/>
-        </a:ln>
-      </dgm:spPr>
-      <dgm:t>
-        <a:bodyPr/>
-        <a:lstStyle/>
-        <a:p>
-          <a:r>
-            <a:rPr lang="en-US"/>
-            <a:t>CSS (Cascading Style Sheet)</a:t>
-          </a:r>
-        </a:p>
-      </dgm:t>
-    </dgm:pt>
-    <dgm:pt modelId="{ED74A3A2-93A6-41C6-84D5-63B483E04476}" type="parTrans" cxnId="{FD9A7633-5AEC-4B42-8586-DA0E03F08FE2}">
-      <dgm:prSet/>
-      <dgm:spPr/>
-      <dgm:t>
-        <a:bodyPr/>
-        <a:lstStyle/>
-        <a:p>
-          <a:endParaRPr lang="en-US"/>
-        </a:p>
-      </dgm:t>
-    </dgm:pt>
-    <dgm:pt modelId="{2D9D6149-12A6-4BD5-AA49-E8F49E39070F}" type="sibTrans" cxnId="{FD9A7633-5AEC-4B42-8586-DA0E03F08FE2}">
-      <dgm:prSet/>
-      <dgm:spPr/>
-      <dgm:t>
-        <a:bodyPr/>
-        <a:lstStyle/>
-        <a:p>
-          <a:endParaRPr lang="en-US"/>
-        </a:p>
-      </dgm:t>
-    </dgm:pt>
-    <dgm:pt modelId="{0E0EFE8A-DCFF-46BA-B7BA-79CB1402BD81}">
-      <dgm:prSet phldrT="[Text]"/>
-      <dgm:spPr>
-        <a:ln>
-          <a:noFill/>
-        </a:ln>
-      </dgm:spPr>
-      <dgm:t>
-        <a:bodyPr/>
-        <a:lstStyle/>
-        <a:p>
-          <a:r>
-            <a:rPr lang="en-US"/>
-            <a:t>JavaScript</a:t>
-          </a:r>
-        </a:p>
-      </dgm:t>
-    </dgm:pt>
-    <dgm:pt modelId="{3A52F9AB-1609-42B9-988A-A8029D38DC00}" type="parTrans" cxnId="{961D7384-774E-4FA0-960A-828C0E81F674}">
-      <dgm:prSet/>
-      <dgm:spPr/>
-      <dgm:t>
-        <a:bodyPr/>
-        <a:lstStyle/>
-        <a:p>
-          <a:endParaRPr lang="en-US"/>
-        </a:p>
-      </dgm:t>
-    </dgm:pt>
-    <dgm:pt modelId="{CA6A21C8-2AFC-4842-8F60-44EA088A2B75}" type="sibTrans" cxnId="{961D7384-774E-4FA0-960A-828C0E81F674}">
-      <dgm:prSet/>
-      <dgm:spPr/>
-      <dgm:t>
-        <a:bodyPr/>
-        <a:lstStyle/>
-        <a:p>
-          <a:endParaRPr lang="en-US"/>
-        </a:p>
-      </dgm:t>
-    </dgm:pt>
-    <dgm:pt modelId="{656AC286-E43B-4495-816B-9B31F64C0FA2}" type="pres">
-      <dgm:prSet presAssocID="{BE7DFCA2-B6D3-4FCF-9694-C030F390C4CA}" presName="Name0" presStyleCnt="0">
-        <dgm:presLayoutVars>
-          <dgm:dir/>
-          <dgm:resizeHandles val="exact"/>
-        </dgm:presLayoutVars>
-      </dgm:prSet>
-      <dgm:spPr/>
-    </dgm:pt>
-    <dgm:pt modelId="{3437F0CE-E42F-4854-9E3E-24AEE29FE1AE}" type="pres">
-      <dgm:prSet presAssocID="{C3CBEF71-4975-4C2A-A472-49EEB8FC416F}" presName="node" presStyleLbl="node1" presStyleIdx="0" presStyleCnt="6">
-        <dgm:presLayoutVars>
-          <dgm:bulletEnabled val="1"/>
-        </dgm:presLayoutVars>
-      </dgm:prSet>
-      <dgm:spPr/>
-    </dgm:pt>
-    <dgm:pt modelId="{C2662469-CBE7-4BC4-A2FB-C1C1F45A66E7}" type="pres">
-      <dgm:prSet presAssocID="{3EA81A86-9FE2-4B38-A5B0-22D60800F8A6}" presName="sibTrans" presStyleCnt="0"/>
-      <dgm:spPr/>
-    </dgm:pt>
-    <dgm:pt modelId="{F263FFB2-DBA4-4D57-A53A-C25ACCC9C374}" type="pres">
-      <dgm:prSet presAssocID="{29D80F14-981B-4917-AEFA-0D45F988EF2D}" presName="node" presStyleLbl="node1" presStyleIdx="1" presStyleCnt="6" custLinFactX="-4864" custLinFactNeighborX="-100000">
-        <dgm:presLayoutVars>
-          <dgm:bulletEnabled val="1"/>
-        </dgm:presLayoutVars>
-      </dgm:prSet>
-      <dgm:spPr/>
-    </dgm:pt>
-    <dgm:pt modelId="{D59FFE75-7B6D-4B32-94B4-4E0AD04E046D}" type="pres">
-      <dgm:prSet presAssocID="{5E1406DC-67AF-47FB-B429-5B3A25F4000B}" presName="sibTrans" presStyleCnt="0"/>
-      <dgm:spPr/>
-    </dgm:pt>
-    <dgm:pt modelId="{D60DB361-87A4-4A99-8649-DD81DC6B2DF5}" type="pres">
-      <dgm:prSet presAssocID="{F3B70211-CD60-49D4-B706-36B692B3604F}" presName="node" presStyleLbl="node1" presStyleIdx="2" presStyleCnt="6" custLinFactX="-14753" custLinFactNeighborX="-100000">
-        <dgm:presLayoutVars>
-          <dgm:bulletEnabled val="1"/>
-        </dgm:presLayoutVars>
-      </dgm:prSet>
-      <dgm:spPr/>
-    </dgm:pt>
-    <dgm:pt modelId="{9A9DC155-9900-4675-8EE3-B3A68DE18AD5}" type="pres">
-      <dgm:prSet presAssocID="{E1ED54F1-CC2E-4E59-88B6-8928997C3DD6}" presName="sibTrans" presStyleCnt="0"/>
-      <dgm:spPr/>
-    </dgm:pt>
-    <dgm:pt modelId="{E1569F6E-62A2-433D-9925-69C8F43733C1}" type="pres">
-      <dgm:prSet presAssocID="{733AB762-868D-4050-AD43-89A5D0E1AA78}" presName="node" presStyleLbl="node1" presStyleIdx="3" presStyleCnt="6" custLinFactX="-22163" custLinFactNeighborX="-100000">
-        <dgm:presLayoutVars>
-          <dgm:bulletEnabled val="1"/>
-        </dgm:presLayoutVars>
-      </dgm:prSet>
-      <dgm:spPr/>
-    </dgm:pt>
-    <dgm:pt modelId="{C5DB4D4F-7B7D-4809-83A3-14BAF77AA50B}" type="pres">
-      <dgm:prSet presAssocID="{203A0548-B9AB-4331-A903-DEDF8B984FFA}" presName="sibTrans" presStyleCnt="0"/>
-      <dgm:spPr/>
-    </dgm:pt>
-    <dgm:pt modelId="{DAB554C8-8786-4CBD-BB12-46B4BB20E344}" type="pres">
-      <dgm:prSet presAssocID="{789244E9-0613-49EC-B4BE-F782A992C06E}" presName="node" presStyleLbl="node1" presStyleIdx="4" presStyleCnt="6" custLinFactX="-30599" custLinFactNeighborX="-100000">
-        <dgm:presLayoutVars>
-          <dgm:bulletEnabled val="1"/>
-        </dgm:presLayoutVars>
-      </dgm:prSet>
-      <dgm:spPr/>
-    </dgm:pt>
-    <dgm:pt modelId="{E36888D6-BAB9-441E-985E-DC2C262C29ED}" type="pres">
-      <dgm:prSet presAssocID="{2D9D6149-12A6-4BD5-AA49-E8F49E39070F}" presName="sibTrans" presStyleCnt="0"/>
-      <dgm:spPr/>
-    </dgm:pt>
-    <dgm:pt modelId="{852853E0-409D-4C75-98EE-1A1953503355}" type="pres">
-      <dgm:prSet presAssocID="{0E0EFE8A-DCFF-46BA-B7BA-79CB1402BD81}" presName="node" presStyleLbl="node1" presStyleIdx="5" presStyleCnt="6" custLinFactX="-39004" custLinFactNeighborX="-100000">
-        <dgm:presLayoutVars>
-          <dgm:bulletEnabled val="1"/>
-        </dgm:presLayoutVars>
-      </dgm:prSet>
-      <dgm:spPr/>
-    </dgm:pt>
-  </dgm:ptLst>
-  <dgm:cxnLst>
-    <dgm:cxn modelId="{D2514401-64EB-4E04-8D4B-C5F046154290}" type="presOf" srcId="{733AB762-868D-4050-AD43-89A5D0E1AA78}" destId="{E1569F6E-62A2-433D-9925-69C8F43733C1}" srcOrd="0" destOrd="0" presId="urn:microsoft.com/office/officeart/2005/8/layout/hList6"/>
-    <dgm:cxn modelId="{FD9A7633-5AEC-4B42-8586-DA0E03F08FE2}" srcId="{BE7DFCA2-B6D3-4FCF-9694-C030F390C4CA}" destId="{789244E9-0613-49EC-B4BE-F782A992C06E}" srcOrd="4" destOrd="0" parTransId="{ED74A3A2-93A6-41C6-84D5-63B483E04476}" sibTransId="{2D9D6149-12A6-4BD5-AA49-E8F49E39070F}"/>
-    <dgm:cxn modelId="{70376A46-BFBC-41C2-B5C9-D93DAF3CBA47}" srcId="{BE7DFCA2-B6D3-4FCF-9694-C030F390C4CA}" destId="{C3CBEF71-4975-4C2A-A472-49EEB8FC416F}" srcOrd="0" destOrd="0" parTransId="{6AB77505-5CD9-49EB-8CDD-649EB4FA67D3}" sibTransId="{3EA81A86-9FE2-4B38-A5B0-22D60800F8A6}"/>
-    <dgm:cxn modelId="{81AD1B6D-7691-40B1-858F-222827E9A05A}" type="presOf" srcId="{0E0EFE8A-DCFF-46BA-B7BA-79CB1402BD81}" destId="{852853E0-409D-4C75-98EE-1A1953503355}" srcOrd="0" destOrd="0" presId="urn:microsoft.com/office/officeart/2005/8/layout/hList6"/>
-    <dgm:cxn modelId="{17BC307B-24CA-41D1-8177-62A824857491}" type="presOf" srcId="{F3B70211-CD60-49D4-B706-36B692B3604F}" destId="{D60DB361-87A4-4A99-8649-DD81DC6B2DF5}" srcOrd="0" destOrd="0" presId="urn:microsoft.com/office/officeart/2005/8/layout/hList6"/>
-    <dgm:cxn modelId="{961D7384-774E-4FA0-960A-828C0E81F674}" srcId="{BE7DFCA2-B6D3-4FCF-9694-C030F390C4CA}" destId="{0E0EFE8A-DCFF-46BA-B7BA-79CB1402BD81}" srcOrd="5" destOrd="0" parTransId="{3A52F9AB-1609-42B9-988A-A8029D38DC00}" sibTransId="{CA6A21C8-2AFC-4842-8F60-44EA088A2B75}"/>
-    <dgm:cxn modelId="{FE8C599C-E10C-41B7-9761-6BB19318C013}" type="presOf" srcId="{29D80F14-981B-4917-AEFA-0D45F988EF2D}" destId="{F263FFB2-DBA4-4D57-A53A-C25ACCC9C374}" srcOrd="0" destOrd="0" presId="urn:microsoft.com/office/officeart/2005/8/layout/hList6"/>
-    <dgm:cxn modelId="{38FC85A5-0B4C-447D-B261-AD7BD09CD419}" srcId="{BE7DFCA2-B6D3-4FCF-9694-C030F390C4CA}" destId="{29D80F14-981B-4917-AEFA-0D45F988EF2D}" srcOrd="1" destOrd="0" parTransId="{0072E055-3A02-47C1-973A-C3477F4A4998}" sibTransId="{5E1406DC-67AF-47FB-B429-5B3A25F4000B}"/>
-    <dgm:cxn modelId="{1EE525D8-0550-4AEB-85C3-F88BE6053D29}" type="presOf" srcId="{BE7DFCA2-B6D3-4FCF-9694-C030F390C4CA}" destId="{656AC286-E43B-4495-816B-9B31F64C0FA2}" srcOrd="0" destOrd="0" presId="urn:microsoft.com/office/officeart/2005/8/layout/hList6"/>
-    <dgm:cxn modelId="{20359BDC-B9B0-4348-BDED-6D4E8B94D498}" srcId="{BE7DFCA2-B6D3-4FCF-9694-C030F390C4CA}" destId="{733AB762-868D-4050-AD43-89A5D0E1AA78}" srcOrd="3" destOrd="0" parTransId="{D13AB3EE-EDCB-47A3-B129-1621C2CC92FA}" sibTransId="{203A0548-B9AB-4331-A903-DEDF8B984FFA}"/>
-    <dgm:cxn modelId="{64EFBEE5-DD9C-4874-8656-150A912DAAA7}" srcId="{BE7DFCA2-B6D3-4FCF-9694-C030F390C4CA}" destId="{F3B70211-CD60-49D4-B706-36B692B3604F}" srcOrd="2" destOrd="0" parTransId="{0F331C83-F2CF-4502-A1B2-1CA741FCDD57}" sibTransId="{E1ED54F1-CC2E-4E59-88B6-8928997C3DD6}"/>
-    <dgm:cxn modelId="{8812DCF2-F89F-4242-B3E7-90191485BFA9}" type="presOf" srcId="{C3CBEF71-4975-4C2A-A472-49EEB8FC416F}" destId="{3437F0CE-E42F-4854-9E3E-24AEE29FE1AE}" srcOrd="0" destOrd="0" presId="urn:microsoft.com/office/officeart/2005/8/layout/hList6"/>
-    <dgm:cxn modelId="{8101D8F8-D3DD-4C02-B384-A417EB21883D}" type="presOf" srcId="{789244E9-0613-49EC-B4BE-F782A992C06E}" destId="{DAB554C8-8786-4CBD-BB12-46B4BB20E344}" srcOrd="0" destOrd="0" presId="urn:microsoft.com/office/officeart/2005/8/layout/hList6"/>
-    <dgm:cxn modelId="{BEF645F0-6C1F-4DA0-ABF3-F47F6A199522}" type="presParOf" srcId="{656AC286-E43B-4495-816B-9B31F64C0FA2}" destId="{3437F0CE-E42F-4854-9E3E-24AEE29FE1AE}" srcOrd="0" destOrd="0" presId="urn:microsoft.com/office/officeart/2005/8/layout/hList6"/>
-    <dgm:cxn modelId="{C346F0C0-C46E-4F85-B5BE-75F977A58A93}" type="presParOf" srcId="{656AC286-E43B-4495-816B-9B31F64C0FA2}" destId="{C2662469-CBE7-4BC4-A2FB-C1C1F45A66E7}" srcOrd="1" destOrd="0" presId="urn:microsoft.com/office/officeart/2005/8/layout/hList6"/>
-    <dgm:cxn modelId="{AC044E55-E522-4468-86EC-4DBD861F4207}" type="presParOf" srcId="{656AC286-E43B-4495-816B-9B31F64C0FA2}" destId="{F263FFB2-DBA4-4D57-A53A-C25ACCC9C374}" srcOrd="2" destOrd="0" presId="urn:microsoft.com/office/officeart/2005/8/layout/hList6"/>
-    <dgm:cxn modelId="{7DC07DDF-96DF-4184-B310-823ADAEBA4B5}" type="presParOf" srcId="{656AC286-E43B-4495-816B-9B31F64C0FA2}" destId="{D59FFE75-7B6D-4B32-94B4-4E0AD04E046D}" srcOrd="3" destOrd="0" presId="urn:microsoft.com/office/officeart/2005/8/layout/hList6"/>
-    <dgm:cxn modelId="{75235158-9431-4513-987E-A77906587799}" type="presParOf" srcId="{656AC286-E43B-4495-816B-9B31F64C0FA2}" destId="{D60DB361-87A4-4A99-8649-DD81DC6B2DF5}" srcOrd="4" destOrd="0" presId="urn:microsoft.com/office/officeart/2005/8/layout/hList6"/>
-    <dgm:cxn modelId="{53373DAA-7A5E-45AC-B60F-4E7A002D09F8}" type="presParOf" srcId="{656AC286-E43B-4495-816B-9B31F64C0FA2}" destId="{9A9DC155-9900-4675-8EE3-B3A68DE18AD5}" srcOrd="5" destOrd="0" presId="urn:microsoft.com/office/officeart/2005/8/layout/hList6"/>
-    <dgm:cxn modelId="{C1D8241E-5AA4-4C0A-BB25-15F0C1F67C3F}" type="presParOf" srcId="{656AC286-E43B-4495-816B-9B31F64C0FA2}" destId="{E1569F6E-62A2-433D-9925-69C8F43733C1}" srcOrd="6" destOrd="0" presId="urn:microsoft.com/office/officeart/2005/8/layout/hList6"/>
-    <dgm:cxn modelId="{24ADB7B2-1E04-4EE3-A547-89CE8EFB4C87}" type="presParOf" srcId="{656AC286-E43B-4495-816B-9B31F64C0FA2}" destId="{C5DB4D4F-7B7D-4809-83A3-14BAF77AA50B}" srcOrd="7" destOrd="0" presId="urn:microsoft.com/office/officeart/2005/8/layout/hList6"/>
-    <dgm:cxn modelId="{72EA4150-0C2C-43BD-A583-B4D5F05C49CD}" type="presParOf" srcId="{656AC286-E43B-4495-816B-9B31F64C0FA2}" destId="{DAB554C8-8786-4CBD-BB12-46B4BB20E344}" srcOrd="8" destOrd="0" presId="urn:microsoft.com/office/officeart/2005/8/layout/hList6"/>
-    <dgm:cxn modelId="{0FAB3888-CA33-4321-93F4-40C55758BCD6}" type="presParOf" srcId="{656AC286-E43B-4495-816B-9B31F64C0FA2}" destId="{E36888D6-BAB9-441E-985E-DC2C262C29ED}" srcOrd="9" destOrd="0" presId="urn:microsoft.com/office/officeart/2005/8/layout/hList6"/>
-    <dgm:cxn modelId="{157EFC3C-F458-4E2D-B709-ED93B87CE7A3}" type="presParOf" srcId="{656AC286-E43B-4495-816B-9B31F64C0FA2}" destId="{852853E0-409D-4C75-98EE-1A1953503355}" srcOrd="10" destOrd="0" presId="urn:microsoft.com/office/officeart/2005/8/layout/hList6"/>
-  </dgm:cxnLst>
-  <dgm:bg/>
-  <dgm:whole/>
-  <dgm:extLst>
-    <a:ext uri="http://schemas.microsoft.com/office/drawing/2008/diagram">
-      <dsp:dataModelExt xmlns:dsp="http://schemas.microsoft.com/office/drawing/2008/diagram" relId="rId23" minVer="http://schemas.openxmlformats.org/drawingml/2006/diagram"/>
-    </a:ext>
-  </dgm:extLst>
-</dgm:dataModel>
-</file>
-
-<file path=word/diagrams/drawing1.xml><?xml version="1.0" encoding="utf-8"?>
-<dsp:drawing xmlns:dgm="http://schemas.openxmlformats.org/drawingml/2006/diagram" xmlns:dsp="http://schemas.microsoft.com/office/drawing/2008/diagram" xmlns:a="http://schemas.openxmlformats.org/drawingml/2006/main">
-  <dsp:spTree>
-    <dsp:nvGrpSpPr>
-      <dsp:cNvPr id="0" name=""/>
-      <dsp:cNvGrpSpPr/>
-    </dsp:nvGrpSpPr>
-    <dsp:grpSpPr/>
-    <dsp:sp modelId="{3437F0CE-E42F-4854-9E3E-24AEE29FE1AE}">
-      <dsp:nvSpPr>
-        <dsp:cNvPr id="0" name=""/>
-        <dsp:cNvSpPr/>
-      </dsp:nvSpPr>
-      <dsp:spPr>
-        <a:xfrm rot="16200000">
-          <a:off x="-803251" y="805428"/>
-          <a:ext cx="2470785" cy="859928"/>
-        </a:xfrm>
-        <a:prstGeom prst="flowChartManualOperation">
-          <a:avLst/>
-        </a:prstGeom>
-        <a:solidFill>
-          <a:schemeClr val="accent2">
-            <a:hueOff val="0"/>
-            <a:satOff val="0"/>
-            <a:lumOff val="0"/>
-            <a:alphaOff val="0"/>
-          </a:schemeClr>
-        </a:solidFill>
-        <a:ln w="12700" cap="flat" cmpd="sng" algn="ctr">
-          <a:solidFill>
-            <a:schemeClr val="lt1">
-              <a:hueOff val="0"/>
-              <a:satOff val="0"/>
-              <a:lumOff val="0"/>
-              <a:alphaOff val="0"/>
-            </a:schemeClr>
-          </a:solidFill>
-          <a:prstDash val="solid"/>
-          <a:miter lim="800000"/>
-        </a:ln>
-        <a:effectLst/>
-      </dsp:spPr>
-      <dsp:style>
-        <a:lnRef idx="2">
-          <a:scrgbClr r="0" g="0" b="0"/>
-        </a:lnRef>
-        <a:fillRef idx="1">
-          <a:scrgbClr r="0" g="0" b="0"/>
-        </a:fillRef>
-        <a:effectRef idx="0">
-          <a:scrgbClr r="0" g="0" b="0"/>
-        </a:effectRef>
-        <a:fontRef idx="minor">
-          <a:schemeClr val="lt1"/>
-        </a:fontRef>
-      </dsp:style>
-      <dsp:txBody>
-        <a:bodyPr spcFirstLastPara="0" vert="horz" wrap="square" lIns="63500" tIns="0" rIns="62726" bIns="0" numCol="1" spcCol="1270" anchor="ctr" anchorCtr="0">
-          <a:noAutofit/>
-        </a:bodyPr>
-        <a:lstStyle/>
-        <a:p>
-          <a:pPr marL="0" lvl="0" indent="0" algn="ctr" defTabSz="444500">
-            <a:lnSpc>
-              <a:spcPct val="90000"/>
-            </a:lnSpc>
-            <a:spcBef>
-              <a:spcPct val="0"/>
-            </a:spcBef>
-            <a:spcAft>
-              <a:spcPct val="35000"/>
-            </a:spcAft>
-            <a:buNone/>
-          </a:pPr>
-          <a:r>
-            <a:rPr lang="en-US" sz="1000" kern="1200"/>
-            <a:t>Windows Operating System</a:t>
-          </a:r>
-        </a:p>
-      </dsp:txBody>
-      <dsp:txXfrm rot="5400000">
-        <a:off x="2177" y="494157"/>
-        <a:ext cx="859928" cy="1482471"/>
-      </dsp:txXfrm>
-    </dsp:sp>
-    <dsp:sp modelId="{F263FFB2-DBA4-4D57-A53A-C25ACCC9C374}">
-      <dsp:nvSpPr>
-        <dsp:cNvPr id="0" name=""/>
-        <dsp:cNvSpPr/>
-      </dsp:nvSpPr>
-      <dsp:spPr>
-        <a:xfrm rot="16200000">
-          <a:off x="14850" y="805428"/>
-          <a:ext cx="2470785" cy="859928"/>
-        </a:xfrm>
-        <a:prstGeom prst="flowChartManualOperation">
-          <a:avLst/>
-        </a:prstGeom>
-        <a:solidFill>
-          <a:schemeClr val="accent2">
-            <a:hueOff val="-291073"/>
-            <a:satOff val="-16786"/>
-            <a:lumOff val="1726"/>
-            <a:alphaOff val="0"/>
-          </a:schemeClr>
-        </a:solidFill>
-        <a:ln w="12700" cap="flat" cmpd="sng" algn="ctr">
-          <a:noFill/>
-          <a:prstDash val="solid"/>
-          <a:miter lim="800000"/>
-        </a:ln>
-        <a:effectLst/>
-      </dsp:spPr>
-      <dsp:style>
-        <a:lnRef idx="2">
-          <a:scrgbClr r="0" g="0" b="0"/>
-        </a:lnRef>
-        <a:fillRef idx="1">
-          <a:scrgbClr r="0" g="0" b="0"/>
-        </a:fillRef>
-        <a:effectRef idx="0">
-          <a:scrgbClr r="0" g="0" b="0"/>
-        </a:effectRef>
-        <a:fontRef idx="minor">
-          <a:schemeClr val="lt1"/>
-        </a:fontRef>
-      </dsp:style>
-      <dsp:txBody>
-        <a:bodyPr spcFirstLastPara="0" vert="horz" wrap="square" lIns="63500" tIns="0" rIns="62726" bIns="0" numCol="1" spcCol="1270" anchor="ctr" anchorCtr="0">
-          <a:noAutofit/>
-        </a:bodyPr>
-        <a:lstStyle/>
-        <a:p>
-          <a:pPr marL="0" lvl="0" indent="0" algn="ctr" defTabSz="444500">
-            <a:lnSpc>
-              <a:spcPct val="90000"/>
-            </a:lnSpc>
-            <a:spcBef>
-              <a:spcPct val="0"/>
-            </a:spcBef>
-            <a:spcAft>
-              <a:spcPct val="35000"/>
-            </a:spcAft>
-            <a:buNone/>
-          </a:pPr>
-          <a:r>
-            <a:rPr lang="en-US" sz="1000" kern="1200"/>
-            <a:t>PHP (Hypertext Preprocessor)</a:t>
-          </a:r>
-        </a:p>
-      </dsp:txBody>
-      <dsp:txXfrm rot="5400000">
-        <a:off x="820278" y="494157"/>
-        <a:ext cx="859928" cy="1482471"/>
-      </dsp:txXfrm>
-    </dsp:sp>
-    <dsp:sp modelId="{D60DB361-87A4-4A99-8649-DD81DC6B2DF5}">
-      <dsp:nvSpPr>
-        <dsp:cNvPr id="0" name=""/>
-        <dsp:cNvSpPr/>
-      </dsp:nvSpPr>
-      <dsp:spPr>
-        <a:xfrm rot="16200000">
-          <a:off x="854235" y="805428"/>
-          <a:ext cx="2470785" cy="859928"/>
-        </a:xfrm>
-        <a:prstGeom prst="flowChartManualOperation">
-          <a:avLst/>
-        </a:prstGeom>
-        <a:solidFill>
-          <a:schemeClr val="accent2">
-            <a:hueOff val="-582145"/>
-            <a:satOff val="-33571"/>
-            <a:lumOff val="3451"/>
-            <a:alphaOff val="0"/>
-          </a:schemeClr>
-        </a:solidFill>
-        <a:ln w="12700" cap="flat" cmpd="sng" algn="ctr">
-          <a:noFill/>
-          <a:prstDash val="solid"/>
-          <a:miter lim="800000"/>
-        </a:ln>
-        <a:effectLst/>
-      </dsp:spPr>
-      <dsp:style>
-        <a:lnRef idx="2">
-          <a:scrgbClr r="0" g="0" b="0"/>
-        </a:lnRef>
-        <a:fillRef idx="1">
-          <a:scrgbClr r="0" g="0" b="0"/>
-        </a:fillRef>
-        <a:effectRef idx="0">
-          <a:scrgbClr r="0" g="0" b="0"/>
-        </a:effectRef>
-        <a:fontRef idx="minor">
-          <a:schemeClr val="lt1"/>
-        </a:fontRef>
-      </dsp:style>
-      <dsp:txBody>
-        <a:bodyPr spcFirstLastPara="0" vert="horz" wrap="square" lIns="63500" tIns="0" rIns="62726" bIns="0" numCol="1" spcCol="1270" anchor="ctr" anchorCtr="0">
-          <a:noAutofit/>
-        </a:bodyPr>
-        <a:lstStyle/>
-        <a:p>
-          <a:pPr marL="0" lvl="0" indent="0" algn="ctr" defTabSz="444500">
-            <a:lnSpc>
-              <a:spcPct val="90000"/>
-            </a:lnSpc>
-            <a:spcBef>
-              <a:spcPct val="0"/>
-            </a:spcBef>
-            <a:spcAft>
-              <a:spcPct val="35000"/>
-            </a:spcAft>
-            <a:buNone/>
-          </a:pPr>
-          <a:r>
-            <a:rPr lang="en-US" sz="1000" kern="1200"/>
-            <a:t>XAMPP SERVER Database</a:t>
-          </a:r>
-        </a:p>
-      </dsp:txBody>
-      <dsp:txXfrm rot="5400000">
-        <a:off x="1659663" y="494157"/>
-        <a:ext cx="859928" cy="1482471"/>
-      </dsp:txXfrm>
-    </dsp:sp>
-    <dsp:sp modelId="{E1569F6E-62A2-433D-9925-69C8F43733C1}">
-      <dsp:nvSpPr>
-        <dsp:cNvPr id="0" name=""/>
-        <dsp:cNvSpPr/>
-      </dsp:nvSpPr>
-      <dsp:spPr>
-        <a:xfrm rot="16200000">
-          <a:off x="1714938" y="805428"/>
-          <a:ext cx="2470785" cy="859928"/>
-        </a:xfrm>
-        <a:prstGeom prst="flowChartManualOperation">
-          <a:avLst/>
-        </a:prstGeom>
-        <a:solidFill>
-          <a:schemeClr val="accent2">
-            <a:hueOff val="-873218"/>
-            <a:satOff val="-50357"/>
-            <a:lumOff val="5177"/>
-            <a:alphaOff val="0"/>
-          </a:schemeClr>
-        </a:solidFill>
-        <a:ln w="12700" cap="flat" cmpd="sng" algn="ctr">
-          <a:noFill/>
-          <a:prstDash val="solid"/>
-          <a:miter lim="800000"/>
-        </a:ln>
-        <a:effectLst/>
-      </dsp:spPr>
-      <dsp:style>
-        <a:lnRef idx="2">
-          <a:scrgbClr r="0" g="0" b="0"/>
-        </a:lnRef>
-        <a:fillRef idx="1">
-          <a:scrgbClr r="0" g="0" b="0"/>
-        </a:fillRef>
-        <a:effectRef idx="0">
-          <a:scrgbClr r="0" g="0" b="0"/>
-        </a:effectRef>
-        <a:fontRef idx="minor">
-          <a:schemeClr val="lt1"/>
-        </a:fontRef>
-      </dsp:style>
-      <dsp:txBody>
-        <a:bodyPr spcFirstLastPara="0" vert="horz" wrap="square" lIns="63500" tIns="0" rIns="62726" bIns="0" numCol="1" spcCol="1270" anchor="ctr" anchorCtr="0">
-          <a:noAutofit/>
-        </a:bodyPr>
-        <a:lstStyle/>
-        <a:p>
-          <a:pPr marL="0" lvl="0" indent="0" algn="ctr" defTabSz="444500">
-            <a:lnSpc>
-              <a:spcPct val="90000"/>
-            </a:lnSpc>
-            <a:spcBef>
-              <a:spcPct val="0"/>
-            </a:spcBef>
-            <a:spcAft>
-              <a:spcPct val="35000"/>
-            </a:spcAft>
-            <a:buNone/>
-          </a:pPr>
-          <a:r>
-            <a:rPr lang="en-US" sz="1000" kern="1200"/>
-            <a:t>HTML (Hypertext Markup Language)</a:t>
-          </a:r>
-        </a:p>
-      </dsp:txBody>
-      <dsp:txXfrm rot="5400000">
-        <a:off x="2520366" y="494157"/>
-        <a:ext cx="859928" cy="1482471"/>
-      </dsp:txXfrm>
-    </dsp:sp>
-    <dsp:sp modelId="{DAB554C8-8786-4CBD-BB12-46B4BB20E344}">
-      <dsp:nvSpPr>
-        <dsp:cNvPr id="0" name=""/>
-        <dsp:cNvSpPr/>
-      </dsp:nvSpPr>
-      <dsp:spPr>
-        <a:xfrm rot="16200000">
-          <a:off x="2566818" y="805428"/>
-          <a:ext cx="2470785" cy="859928"/>
-        </a:xfrm>
-        <a:prstGeom prst="flowChartManualOperation">
-          <a:avLst/>
-        </a:prstGeom>
-        <a:solidFill>
-          <a:schemeClr val="accent2">
-            <a:hueOff val="-1164290"/>
-            <a:satOff val="-67142"/>
-            <a:lumOff val="6902"/>
-            <a:alphaOff val="0"/>
-          </a:schemeClr>
-        </a:solidFill>
-        <a:ln w="12700" cap="flat" cmpd="sng" algn="ctr">
-          <a:noFill/>
-          <a:prstDash val="solid"/>
-          <a:miter lim="800000"/>
-        </a:ln>
-        <a:effectLst/>
-      </dsp:spPr>
-      <dsp:style>
-        <a:lnRef idx="2">
-          <a:scrgbClr r="0" g="0" b="0"/>
-        </a:lnRef>
-        <a:fillRef idx="1">
-          <a:scrgbClr r="0" g="0" b="0"/>
-        </a:fillRef>
-        <a:effectRef idx="0">
-          <a:scrgbClr r="0" g="0" b="0"/>
-        </a:effectRef>
-        <a:fontRef idx="minor">
-          <a:schemeClr val="lt1"/>
-        </a:fontRef>
-      </dsp:style>
-      <dsp:txBody>
-        <a:bodyPr spcFirstLastPara="0" vert="horz" wrap="square" lIns="63500" tIns="0" rIns="62726" bIns="0" numCol="1" spcCol="1270" anchor="ctr" anchorCtr="0">
-          <a:noAutofit/>
-        </a:bodyPr>
-        <a:lstStyle/>
-        <a:p>
-          <a:pPr marL="0" lvl="0" indent="0" algn="ctr" defTabSz="444500">
-            <a:lnSpc>
-              <a:spcPct val="90000"/>
-            </a:lnSpc>
-            <a:spcBef>
-              <a:spcPct val="0"/>
-            </a:spcBef>
-            <a:spcAft>
-              <a:spcPct val="35000"/>
-            </a:spcAft>
-            <a:buNone/>
-          </a:pPr>
-          <a:r>
-            <a:rPr lang="en-US" sz="1000" kern="1200"/>
-            <a:t>CSS (Cascading Style Sheet)</a:t>
-          </a:r>
-        </a:p>
-      </dsp:txBody>
-      <dsp:txXfrm rot="5400000">
-        <a:off x="3372246" y="494157"/>
-        <a:ext cx="859928" cy="1482471"/>
-      </dsp:txXfrm>
-    </dsp:sp>
-    <dsp:sp modelId="{852853E0-409D-4C75-98EE-1A1953503355}">
-      <dsp:nvSpPr>
-        <dsp:cNvPr id="0" name=""/>
-        <dsp:cNvSpPr/>
-      </dsp:nvSpPr>
-      <dsp:spPr>
-        <a:xfrm rot="16200000">
-          <a:off x="3418965" y="805428"/>
-          <a:ext cx="2470785" cy="859928"/>
-        </a:xfrm>
-        <a:prstGeom prst="flowChartManualOperation">
-          <a:avLst/>
-        </a:prstGeom>
-        <a:solidFill>
-          <a:schemeClr val="accent2">
-            <a:hueOff val="-1455363"/>
-            <a:satOff val="-83928"/>
-            <a:lumOff val="8628"/>
-            <a:alphaOff val="0"/>
-          </a:schemeClr>
-        </a:solidFill>
-        <a:ln w="12700" cap="flat" cmpd="sng" algn="ctr">
-          <a:noFill/>
-          <a:prstDash val="solid"/>
-          <a:miter lim="800000"/>
-        </a:ln>
-        <a:effectLst/>
-      </dsp:spPr>
-      <dsp:style>
-        <a:lnRef idx="2">
-          <a:scrgbClr r="0" g="0" b="0"/>
-        </a:lnRef>
-        <a:fillRef idx="1">
-          <a:scrgbClr r="0" g="0" b="0"/>
-        </a:fillRef>
-        <a:effectRef idx="0">
-          <a:scrgbClr r="0" g="0" b="0"/>
-        </a:effectRef>
-        <a:fontRef idx="minor">
-          <a:schemeClr val="lt1"/>
-        </a:fontRef>
-      </dsp:style>
-      <dsp:txBody>
-        <a:bodyPr spcFirstLastPara="0" vert="horz" wrap="square" lIns="63500" tIns="0" rIns="62726" bIns="0" numCol="1" spcCol="1270" anchor="ctr" anchorCtr="0">
-          <a:noAutofit/>
-        </a:bodyPr>
-        <a:lstStyle/>
-        <a:p>
-          <a:pPr marL="0" lvl="0" indent="0" algn="ctr" defTabSz="444500">
-            <a:lnSpc>
-              <a:spcPct val="90000"/>
-            </a:lnSpc>
-            <a:spcBef>
-              <a:spcPct val="0"/>
-            </a:spcBef>
-            <a:spcAft>
-              <a:spcPct val="35000"/>
-            </a:spcAft>
-            <a:buNone/>
-          </a:pPr>
-          <a:r>
-            <a:rPr lang="en-US" sz="1000" kern="1200"/>
-            <a:t>JavaScript</a:t>
-          </a:r>
-        </a:p>
-      </dsp:txBody>
-      <dsp:txXfrm rot="5400000">
-        <a:off x="4224393" y="494157"/>
-        <a:ext cx="859928" cy="1482471"/>
-      </dsp:txXfrm>
-    </dsp:sp>
-  </dsp:spTree>
-</dsp:drawing>
-</file>
-
-<file path=word/diagrams/layout1.xml><?xml version="1.0" encoding="utf-8"?>
-<dgm:layoutDef xmlns:dgm="http://schemas.openxmlformats.org/drawingml/2006/diagram" xmlns:a="http://schemas.openxmlformats.org/drawingml/2006/main" uniqueId="urn:microsoft.com/office/officeart/2005/8/layout/hList6">
-  <dgm:title val=""/>
-  <dgm:desc val=""/>
-  <dgm:catLst>
-    <dgm:cat type="list" pri="18000"/>
-  </dgm:catLst>
-  <dgm:sampData>
-    <dgm:dataModel>
-      <dgm:ptLst>
-        <dgm:pt modelId="0" type="doc"/>
-        <dgm:pt modelId="1">
-          <dgm:prSet phldr="1"/>
-        </dgm:pt>
-        <dgm:pt modelId="11">
-          <dgm:prSet phldr="1"/>
-        </dgm:pt>
-        <dgm:pt modelId="12">
-          <dgm:prSet phldr="1"/>
-        </dgm:pt>
-        <dgm:pt modelId="2">
-          <dgm:prSet phldr="1"/>
-        </dgm:pt>
-        <dgm:pt modelId="21">
-          <dgm:prSet phldr="1"/>
-        </dgm:pt>
-        <dgm:pt modelId="22">
-          <dgm:prSet phldr="1"/>
-        </dgm:pt>
-        <dgm:pt modelId="3">
-          <dgm:prSet phldr="1"/>
-        </dgm:pt>
-        <dgm:pt modelId="31">
-          <dgm:prSet phldr="1"/>
-        </dgm:pt>
-        <dgm:pt modelId="32">
-          <dgm:prSet phldr="1"/>
-        </dgm:pt>
-      </dgm:ptLst>
-      <dgm:cxnLst>
-        <dgm:cxn modelId="4" srcId="0" destId="1" srcOrd="0" destOrd="0"/>
-        <dgm:cxn modelId="5" srcId="0" destId="2" srcOrd="1" destOrd="0"/>
-        <dgm:cxn modelId="6" srcId="0" destId="3" srcOrd="2" destOrd="0"/>
-        <dgm:cxn modelId="13" srcId="1" destId="11" srcOrd="0" destOrd="0"/>
-        <dgm:cxn modelId="14" srcId="1" destId="12" srcOrd="1" destOrd="0"/>
-        <dgm:cxn modelId="23" srcId="2" destId="21" srcOrd="0" destOrd="0"/>
-        <dgm:cxn modelId="24" srcId="2" destId="22" srcOrd="1" destOrd="0"/>
-        <dgm:cxn modelId="33" srcId="3" destId="31" srcOrd="0" destOrd="0"/>
-        <dgm:cxn modelId="34" srcId="3" destId="32" srcOrd="1" destOrd="0"/>
-      </dgm:cxnLst>
-      <dgm:bg/>
-      <dgm:whole/>
-    </dgm:dataModel>
-  </dgm:sampData>
-  <dgm:styleData>
-    <dgm:dataModel>
-      <dgm:ptLst>
-        <dgm:pt modelId="0" type="doc"/>
-        <dgm:pt modelId="1"/>
-        <dgm:pt modelId="11"/>
-        <dgm:pt modelId="2"/>
-        <dgm:pt modelId="21"/>
-      </dgm:ptLst>
-      <dgm:cxnLst>
-        <dgm:cxn modelId="4" srcId="0" destId="1" srcOrd="0" destOrd="0"/>
-        <dgm:cxn modelId="5" srcId="0" destId="2" srcOrd="1" destOrd="0"/>
-        <dgm:cxn modelId="13" srcId="1" destId="11" srcOrd="0" destOrd="0"/>
-        <dgm:cxn modelId="23" srcId="2" destId="21" srcOrd="0" destOrd="0"/>
-      </dgm:cxnLst>
-      <dgm:bg/>
-      <dgm:whole/>
-    </dgm:dataModel>
-  </dgm:styleData>
-  <dgm:clrData>
-    <dgm:dataModel>
-      <dgm:ptLst>
-        <dgm:pt modelId="0" type="doc"/>
-        <dgm:pt modelId="1"/>
-        <dgm:pt modelId="11"/>
-        <dgm:pt modelId="2"/>
-        <dgm:pt modelId="21"/>
-        <dgm:pt modelId="3"/>
-        <dgm:pt modelId="31"/>
-        <dgm:pt modelId="4"/>
-        <dgm:pt modelId="41"/>
-      </dgm:ptLst>
-      <dgm:cxnLst>
-        <dgm:cxn modelId="5" srcId="0" destId="1" srcOrd="0" destOrd="0"/>
-        <dgm:cxn modelId="6" srcId="0" destId="2" srcOrd="1" destOrd="0"/>
-        <dgm:cxn modelId="7" srcId="0" destId="3" srcOrd="2" destOrd="0"/>
-        <dgm:cxn modelId="8" srcId="0" destId="4" srcOrd="3" destOrd="0"/>
-        <dgm:cxn modelId="13" srcId="1" destId="11" srcOrd="0" destOrd="0"/>
-        <dgm:cxn modelId="23" srcId="2" destId="21" srcOrd="0" destOrd="0"/>
-        <dgm:cxn modelId="33" srcId="3" destId="31" srcOrd="0" destOrd="0"/>
-        <dgm:cxn modelId="43" srcId="4" destId="41" srcOrd="0" destOrd="0"/>
-      </dgm:cxnLst>
-      <dgm:bg/>
-      <dgm:whole/>
-    </dgm:dataModel>
-  </dgm:clrData>
-  <dgm:layoutNode name="Name0">
-    <dgm:varLst>
-      <dgm:dir/>
-      <dgm:resizeHandles val="exact"/>
-    </dgm:varLst>
-    <dgm:choose name="Name1">
-      <dgm:if name="Name2" func="var" arg="dir" op="equ" val="norm">
-        <dgm:alg type="lin"/>
-      </dgm:if>
-      <dgm:else name="Name3">
-        <dgm:alg type="lin">
-          <dgm:param type="linDir" val="fromR"/>
-        </dgm:alg>
-      </dgm:else>
-    </dgm:choose>
-    <dgm:shape xmlns:r="http://schemas.openxmlformats.org/officeDocument/2006/relationships" r:blip="">
-      <dgm:adjLst/>
-    </dgm:shape>
-    <dgm:presOf/>
-    <dgm:constrLst>
-      <dgm:constr type="h" for="ch" ptType="node" refType="h"/>
-      <dgm:constr type="w" for="ch" ptType="node" refType="w"/>
-      <dgm:constr type="primFontSz" for="ch" ptType="node" op="equ"/>
-      <dgm:constr type="w" for="ch" forName="sibTrans" refType="w" fact="0.075"/>
-    </dgm:constrLst>
-    <dgm:ruleLst/>
-    <dgm:forEach name="nodesForEach" axis="ch" ptType="node">
-      <dgm:layoutNode name="node">
-        <dgm:varLst>
-          <dgm:bulletEnabled val="1"/>
-        </dgm:varLst>
-        <dgm:alg type="tx"/>
-        <dgm:choose name="Name4">
-          <dgm:if name="Name5" func="var" arg="dir" op="equ" val="norm">
-            <dgm:shape xmlns:r="http://schemas.openxmlformats.org/officeDocument/2006/relationships" rot="-90" type="flowChartManualOperation" r:blip="">
-              <dgm:adjLst/>
-            </dgm:shape>
-          </dgm:if>
-          <dgm:else name="Name6">
-            <dgm:shape xmlns:r="http://schemas.openxmlformats.org/officeDocument/2006/relationships" rot="90" type="flowChartManualOperation" r:blip="">
-              <dgm:adjLst/>
-            </dgm:shape>
-          </dgm:else>
-        </dgm:choose>
-        <dgm:presOf axis="desOrSelf" ptType="node"/>
-        <dgm:constrLst>
-          <dgm:constr type="primFontSz" val="65"/>
-          <dgm:constr type="tMarg"/>
-          <dgm:constr type="bMarg"/>
-          <dgm:constr type="lMarg" refType="primFontSz" fact="0.5"/>
-          <dgm:constr type="rMarg" refType="lMarg"/>
-        </dgm:constrLst>
-        <dgm:ruleLst>
-          <dgm:rule type="primFontSz" val="5" fact="NaN" max="NaN"/>
-        </dgm:ruleLst>
-      </dgm:layoutNode>
-      <dgm:forEach name="sibTransForEach" axis="followSib" ptType="sibTrans" cnt="1">
-        <dgm:layoutNode name="sibTrans">
-          <dgm:alg type="sp"/>
-          <dgm:shape xmlns:r="http://schemas.openxmlformats.org/officeDocument/2006/relationships" r:blip="">
-            <dgm:adjLst/>
-          </dgm:shape>
-          <dgm:presOf/>
-          <dgm:constrLst/>
-          <dgm:ruleLst/>
-        </dgm:layoutNode>
-      </dgm:forEach>
-    </dgm:forEach>
-  </dgm:layoutNode>
-</dgm:layoutDef>
-</file>
-
-<file path=word/diagrams/quickStyle1.xml><?xml version="1.0" encoding="utf-8"?>
-<dgm:styleDef xmlns:dgm="http://schemas.openxmlformats.org/drawingml/2006/diagram" xmlns:a="http://schemas.openxmlformats.org/drawingml/2006/main" uniqueId="urn:microsoft.com/office/officeart/2005/8/quickstyle/simple1">
-  <dgm:title val=""/>
-  <dgm:desc val=""/>
-  <dgm:catLst>
-    <dgm:cat type="simple" pri="10100"/>
-  </dgm:catLst>
-  <dgm:scene3d>
-    <a:camera prst="orthographicFront"/>
-    <a:lightRig rig="threePt" dir="t"/>
-  </dgm:scene3d>
-  <dgm:styleLbl name="node0">
-    <dgm:scene3d>
-      <a:camera prst="orthographicFront"/>
-      <a:lightRig rig="threePt" dir="t"/>
-    </dgm:scene3d>
-    <dgm:sp3d/>
-    <dgm:txPr/>
-    <dgm:style>
-      <a:lnRef idx="2">
-        <a:scrgbClr r="0" g="0" b="0"/>
-      </a:lnRef>
-      <a:fillRef idx="1">
-        <a:scrgbClr r="0" g="0" b="0"/>
-      </a:fillRef>
-      <a:effectRef idx="0">
-        <a:scrgbClr r="0" g="0" b="0"/>
-      </a:effectRef>
-      <a:fontRef idx="minor">
-        <a:schemeClr val="lt1"/>
-      </a:fontRef>
-    </dgm:style>
-  </dgm:styleLbl>
-  <dgm:styleLbl name="lnNode1">
-    <dgm:scene3d>
-      <a:camera prst="orthographicFront"/>
-      <a:lightRig rig="threePt" dir="t"/>
-    </dgm:scene3d>
-    <dgm:sp3d/>
-    <dgm:txPr/>
-    <dgm:style>
-      <a:lnRef idx="2">
-        <a:scrgbClr r="0" g="0" b="0"/>
-      </a:lnRef>
-      <a:fillRef idx="1">
-        <a:scrgbClr r="0" g="0" b="0"/>
-      </a:fillRef>
-      <a:effectRef idx="0">
-        <a:scrgbClr r="0" g="0" b="0"/>
-      </a:effectRef>
-      <a:fontRef idx="minor">
-        <a:schemeClr val="lt1"/>
-      </a:fontRef>
-    </dgm:style>
-  </dgm:styleLbl>
-  <dgm:styleLbl name="vennNode1">
-    <dgm:scene3d>
-      <a:camera prst="orthographicFront"/>
-      <a:lightRig rig="threePt" dir="t"/>
-    </dgm:scene3d>
-    <dgm:sp3d/>
-    <dgm:txPr/>
-    <dgm:style>
-      <a:lnRef idx="2">
-        <a:scrgbClr r="0" g="0" b="0"/>
-      </a:lnRef>
-      <a:fillRef idx="1">
-        <a:scrgbClr r="0" g="0" b="0"/>
-      </a:fillRef>
-      <a:effectRef idx="0">
-        <a:scrgbClr r="0" g="0" b="0"/>
-      </a:effectRef>
-      <a:fontRef idx="minor">
-        <a:schemeClr val="tx1"/>
-      </a:fontRef>
-    </dgm:style>
-  </dgm:styleLbl>
-  <dgm:styleLbl name="alignNode1">
-    <dgm:scene3d>
-      <a:camera prst="orthographicFront"/>
-      <a:lightRig rig="threePt" dir="t"/>
-    </dgm:scene3d>
-    <dgm:sp3d/>
-    <dgm:txPr/>
-    <dgm:style>
-      <a:lnRef idx="2">
-        <a:scrgbClr r="0" g="0" b="0"/>
-      </a:lnRef>
-      <a:fillRef idx="1">
-        <a:scrgbClr r="0" g="0" b="0"/>
-      </a:fillRef>
-      <a:effectRef idx="0">
-        <a:scrgbClr r="0" g="0" b="0"/>
-      </a:effectRef>
-      <a:fontRef idx="minor">
-        <a:schemeClr val="lt1"/>
-      </a:fontRef>
-    </dgm:style>
-  </dgm:styleLbl>
-  <dgm:styleLbl name="node1">
-    <dgm:scene3d>
-      <a:camera prst="orthographicFront"/>
-      <a:lightRig rig="threePt" dir="t"/>
-    </dgm:scene3d>
-    <dgm:sp3d/>
-    <dgm:txPr/>
-    <dgm:style>
-      <a:lnRef idx="2">
-        <a:scrgbClr r="0" g="0" b="0"/>
-      </a:lnRef>
-      <a:fillRef idx="1">
-        <a:scrgbClr r="0" g="0" b="0"/>
-      </a:fillRef>
-      <a:effectRef idx="0">
-        <a:scrgbClr r="0" g="0" b="0"/>
-      </a:effectRef>
-      <a:fontRef idx="minor">
-        <a:schemeClr val="lt1"/>
-      </a:fontRef>
-    </dgm:style>
-  </dgm:styleLbl>
-  <dgm:styleLbl name="node2">
-    <dgm:scene3d>
-      <a:camera prst="orthographicFront"/>
-      <a:lightRig rig="threePt" dir="t"/>
-    </dgm:scene3d>
-    <dgm:sp3d/>
-    <dgm:txPr/>
-    <dgm:style>
-      <a:lnRef idx="2">
-        <a:scrgbClr r="0" g="0" b="0"/>
-      </a:lnRef>
-      <a:fillRef idx="1">
-        <a:scrgbClr r="0" g="0" b="0"/>
-      </a:fillRef>
-      <a:effectRef idx="0">
-        <a:scrgbClr r="0" g="0" b="0"/>
-      </a:effectRef>
-      <a:fontRef idx="minor">
-        <a:schemeClr val="lt1"/>
-      </a:fontRef>
-    </dgm:style>
-  </dgm:styleLbl>
-  <dgm:styleLbl name="node3">
-    <dgm:scene3d>
-      <a:camera prst="orthographicFront"/>
-      <a:lightRig rig="threePt" dir="t"/>
-    </dgm:scene3d>
-    <dgm:sp3d/>
-    <dgm:txPr/>
-    <dgm:style>
-      <a:lnRef idx="2">
-        <a:scrgbClr r="0" g="0" b="0"/>
-      </a:lnRef>
-      <a:fillRef idx="1">
-        <a:scrgbClr r="0" g="0" b="0"/>
-      </a:fillRef>
-      <a:effectRef idx="0">
-        <a:scrgbClr r="0" g="0" b="0"/>
-      </a:effectRef>
-      <a:fontRef idx="minor">
-        <a:schemeClr val="lt1"/>
-      </a:fontRef>
-    </dgm:style>
-  </dgm:styleLbl>
-  <dgm:styleLbl name="node4">
-    <dgm:scene3d>
-      <a:camera prst="orthographicFront"/>
-      <a:lightRig rig="threePt" dir="t"/>
-    </dgm:scene3d>
-    <dgm:sp3d/>
-    <dgm:txPr/>
-    <dgm:style>
-      <a:lnRef idx="2">
-        <a:scrgbClr r="0" g="0" b="0"/>
-      </a:lnRef>
-      <a:fillRef idx="1">
-        <a:scrgbClr r="0" g="0" b="0"/>
-      </a:fillRef>
-      <a:effectRef idx="0">
-        <a:scrgbClr r="0" g="0" b="0"/>
-      </a:effectRef>
-      <a:fontRef idx="minor">
-        <a:schemeClr val="lt1"/>
-      </a:fontRef>
-    </dgm:style>
-  </dgm:styleLbl>
-  <dgm:styleLbl name="fgImgPlace1">
-    <dgm:scene3d>
-      <a:camera prst="orthographicFront"/>
-      <a:lightRig rig="threePt" dir="t"/>
-    </dgm:scene3d>
-    <dgm:sp3d/>
-    <dgm:txPr/>
-    <dgm:style>
-      <a:lnRef idx="2">
-        <a:scrgbClr r="0" g="0" b="0"/>
-      </a:lnRef>
-      <a:fillRef idx="1">
-        <a:scrgbClr r="0" g="0" b="0"/>
-      </a:fillRef>
-      <a:effectRef idx="0">
-        <a:scrgbClr r="0" g="0" b="0"/>
-      </a:effectRef>
-      <a:fontRef idx="minor"/>
-    </dgm:style>
-  </dgm:styleLbl>
-  <dgm:styleLbl name="alignImgPlace1">
-    <dgm:scene3d>
-      <a:camera prst="orthographicFront"/>
-      <a:lightRig rig="threePt" dir="t"/>
-    </dgm:scene3d>
-    <dgm:sp3d/>
-    <dgm:txPr/>
-    <dgm:style>
-      <a:lnRef idx="2">
-        <a:scrgbClr r="0" g="0" b="0"/>
-      </a:lnRef>
-      <a:fillRef idx="1">
-        <a:scrgbClr r="0" g="0" b="0"/>
-      </a:fillRef>
-      <a:effectRef idx="0">
-        <a:scrgbClr r="0" g="0" b="0"/>
-      </a:effectRef>
-      <a:fontRef idx="minor"/>
-    </dgm:style>
-  </dgm:styleLbl>
-  <dgm:styleLbl name="bgImgPlace1">
-    <dgm:scene3d>
-      <a:camera prst="orthographicFront"/>
-      <a:lightRig rig="threePt" dir="t"/>
-    </dgm:scene3d>
-    <dgm:sp3d/>
-    <dgm:txPr/>
-    <dgm:style>
-      <a:lnRef idx="2">
-        <a:scrgbClr r="0" g="0" b="0"/>
-      </a:lnRef>
-      <a:fillRef idx="1">
-        <a:scrgbClr r="0" g="0" b="0"/>
-      </a:fillRef>
-      <a:effectRef idx="0">
-        <a:scrgbClr r="0" g="0" b="0"/>
-      </a:effectRef>
-      <a:fontRef idx="minor"/>
-    </dgm:style>
-  </dgm:styleLbl>
-  <dgm:styleLbl name="sibTrans2D1">
-    <dgm:scene3d>
-      <a:camera prst="orthographicFront"/>
-      <a:lightRig rig="threePt" dir="t"/>
-    </dgm:scene3d>
-    <dgm:sp3d/>
-    <dgm:txPr/>
-    <dgm:style>
-      <a:lnRef idx="0">
-        <a:scrgbClr r="0" g="0" b="0"/>
-      </a:lnRef>
-      <a:fillRef idx="1">
-        <a:scrgbClr r="0" g="0" b="0"/>
-      </a:fillRef>
-      <a:effectRef idx="0">
-        <a:scrgbClr r="0" g="0" b="0"/>
-      </a:effectRef>
-      <a:fontRef idx="minor">
-        <a:schemeClr val="lt1"/>
-      </a:fontRef>
-    </dgm:style>
-  </dgm:styleLbl>
-  <dgm:styleLbl name="fgSibTrans2D1">
-    <dgm:scene3d>
-      <a:camera prst="orthographicFront"/>
-      <a:lightRig rig="threePt" dir="t"/>
-    </dgm:scene3d>
-    <dgm:sp3d/>
-    <dgm:txPr/>
-    <dgm:style>
-      <a:lnRef idx="0">
-        <a:scrgbClr r="0" g="0" b="0"/>
-      </a:lnRef>
-      <a:fillRef idx="1">
-        <a:scrgbClr r="0" g="0" b="0"/>
-      </a:fillRef>
-      <a:effectRef idx="0">
-        <a:scrgbClr r="0" g="0" b="0"/>
-      </a:effectRef>
-      <a:fontRef idx="minor">
-        <a:schemeClr val="lt1"/>
-      </a:fontRef>
-    </dgm:style>
-  </dgm:styleLbl>
-  <dgm:styleLbl name="bgSibTrans2D1">
-    <dgm:scene3d>
-      <a:camera prst="orthographicFront"/>
-      <a:lightRig rig="threePt" dir="t"/>
-    </dgm:scene3d>
-    <dgm:sp3d/>
-    <dgm:txPr/>
-    <dgm:style>
-      <a:lnRef idx="0">
-        <a:scrgbClr r="0" g="0" b="0"/>
-      </a:lnRef>
-      <a:fillRef idx="1">
-        <a:scrgbClr r="0" g="0" b="0"/>
-      </a:fillRef>
-      <a:effectRef idx="0">
-        <a:scrgbClr r="0" g="0" b="0"/>
-      </a:effectRef>
-      <a:fontRef idx="minor">
-        <a:schemeClr val="lt1"/>
-      </a:fontRef>
-    </dgm:style>
-  </dgm:styleLbl>
-  <dgm:styleLbl name="sibTrans1D1">
-    <dgm:scene3d>
-      <a:camera prst="orthographicFront"/>
-      <a:lightRig rig="threePt" dir="t"/>
-    </dgm:scene3d>
-    <dgm:sp3d/>
-    <dgm:txPr/>
-    <dgm:style>
-      <a:lnRef idx="1">
-        <a:scrgbClr r="0" g="0" b="0"/>
-      </a:lnRef>
-      <a:fillRef idx="0">
-        <a:scrgbClr r="0" g="0" b="0"/>
-      </a:fillRef>
-      <a:effectRef idx="0">
-        <a:scrgbClr r="0" g="0" b="0"/>
-      </a:effectRef>
-      <a:fontRef idx="minor"/>
-    </dgm:style>
-  </dgm:styleLbl>
-  <dgm:styleLbl name="callout">
-    <dgm:scene3d>
-      <a:camera prst="orthographicFront"/>
-      <a:lightRig rig="threePt" dir="t"/>
-    </dgm:scene3d>
-    <dgm:sp3d/>
-    <dgm:txPr/>
-    <dgm:style>
-      <a:lnRef idx="2">
-        <a:scrgbClr r="0" g="0" b="0"/>
-      </a:lnRef>
-      <a:fillRef idx="1">
-        <a:scrgbClr r="0" g="0" b="0"/>
-      </a:fillRef>
-      <a:effectRef idx="0">
-        <a:scrgbClr r="0" g="0" b="0"/>
-      </a:effectRef>
-      <a:fontRef idx="minor"/>
-    </dgm:style>
-  </dgm:styleLbl>
-  <dgm:styleLbl name="asst0">
-    <dgm:scene3d>
-      <a:camera prst="orthographicFront"/>
-      <a:lightRig rig="threePt" dir="t"/>
-    </dgm:scene3d>
-    <dgm:sp3d/>
-    <dgm:txPr/>
-    <dgm:style>
-      <a:lnRef idx="2">
-        <a:scrgbClr r="0" g="0" b="0"/>
-      </a:lnRef>
-      <a:fillRef idx="1">
-        <a:scrgbClr r="0" g="0" b="0"/>
-      </a:fillRef>
-      <a:effectRef idx="0">
-        <a:scrgbClr r="0" g="0" b="0"/>
-      </a:effectRef>
-      <a:fontRef idx="minor">
-        <a:schemeClr val="lt1"/>
-      </a:fontRef>
-    </dgm:style>
-  </dgm:styleLbl>
-  <dgm:styleLbl name="asst1">
-    <dgm:scene3d>
-      <a:camera prst="orthographicFront"/>
-      <a:lightRig rig="threePt" dir="t"/>
-    </dgm:scene3d>
-    <dgm:sp3d/>
-    <dgm:txPr/>
-    <dgm:style>
-      <a:lnRef idx="2">
-        <a:scrgbClr r="0" g="0" b="0"/>
-      </a:lnRef>
-      <a:fillRef idx="1">
-        <a:scrgbClr r="0" g="0" b="0"/>
-      </a:fillRef>
-      <a:effectRef idx="0">
-        <a:scrgbClr r="0" g="0" b="0"/>
-      </a:effectRef>
-      <a:fontRef idx="minor">
-        <a:schemeClr val="lt1"/>
-      </a:fontRef>
-    </dgm:style>
-  </dgm:styleLbl>
-  <dgm:styleLbl name="asst2">
-    <dgm:scene3d>
-      <a:camera prst="orthographicFront"/>
-      <a:lightRig rig="threePt" dir="t"/>
-    </dgm:scene3d>
-    <dgm:sp3d/>
-    <dgm:txPr/>
-    <dgm:style>
-      <a:lnRef idx="2">
-        <a:scrgbClr r="0" g="0" b="0"/>
-      </a:lnRef>
-      <a:fillRef idx="1">
-        <a:scrgbClr r="0" g="0" b="0"/>
-      </a:fillRef>
-      <a:effectRef idx="0">
-        <a:scrgbClr r="0" g="0" b="0"/>
-      </a:effectRef>
-      <a:fontRef idx="minor">
-        <a:schemeClr val="lt1"/>
-      </a:fontRef>
-    </dgm:style>
-  </dgm:styleLbl>
-  <dgm:styleLbl name="asst3">
-    <dgm:scene3d>
-      <a:camera prst="orthographicFront"/>
-      <a:lightRig rig="threePt" dir="t"/>
-    </dgm:scene3d>
-    <dgm:sp3d/>
-    <dgm:txPr/>
-    <dgm:style>
-      <a:lnRef idx="2">
-        <a:scrgbClr r="0" g="0" b="0"/>
-      </a:lnRef>
-      <a:fillRef idx="1">
-        <a:scrgbClr r="0" g="0" b="0"/>
-      </a:fillRef>
-      <a:effectRef idx="0">
-        <a:scrgbClr r="0" g="0" b="0"/>
-      </a:effectRef>
-      <a:fontRef idx="minor">
-        <a:schemeClr val="lt1"/>
-      </a:fontRef>
-    </dgm:style>
-  </dgm:styleLbl>
-  <dgm:styleLbl name="asst4">
-    <dgm:scene3d>
-      <a:camera prst="orthographicFront"/>
-      <a:lightRig rig="threePt" dir="t"/>
-    </dgm:scene3d>
-    <dgm:sp3d/>
-    <dgm:txPr/>
-    <dgm:style>
-      <a:lnRef idx="2">
-        <a:scrgbClr r="0" g="0" b="0"/>
-      </a:lnRef>
-      <a:fillRef idx="1">
-        <a:scrgbClr r="0" g="0" b="0"/>
-      </a:fillRef>
-      <a:effectRef idx="0">
-        <a:scrgbClr r="0" g="0" b="0"/>
-      </a:effectRef>
-      <a:fontRef idx="minor">
-        <a:schemeClr val="lt1"/>
-      </a:fontRef>
-    </dgm:style>
-  </dgm:styleLbl>
-  <dgm:styleLbl name="parChTrans2D1">
-    <dgm:scene3d>
-      <a:camera prst="orthographicFront"/>
-      <a:lightRig rig="threePt" dir="t"/>
-    </dgm:scene3d>
-    <dgm:sp3d/>
-    <dgm:txPr/>
-    <dgm:style>
-      <a:lnRef idx="2">
-        <a:scrgbClr r="0" g="0" b="0"/>
-      </a:lnRef>
-      <a:fillRef idx="1">
-        <a:scrgbClr r="0" g="0" b="0"/>
-      </a:fillRef>
-      <a:effectRef idx="0">
-        <a:scrgbClr r="0" g="0" b="0"/>
-      </a:effectRef>
-      <a:fontRef idx="minor">
-        <a:schemeClr val="lt1"/>
-      </a:fontRef>
-    </dgm:style>
-  </dgm:styleLbl>
-  <dgm:styleLbl name="parChTrans2D2">
-    <dgm:scene3d>
-      <a:camera prst="orthographicFront"/>
-      <a:lightRig rig="threePt" dir="t"/>
-    </dgm:scene3d>
-    <dgm:sp3d/>
-    <dgm:txPr/>
-    <dgm:style>
-      <a:lnRef idx="2">
-        <a:scrgbClr r="0" g="0" b="0"/>
-      </a:lnRef>
-      <a:fillRef idx="1">
-        <a:scrgbClr r="0" g="0" b="0"/>
-      </a:fillRef>
-      <a:effectRef idx="0">
-        <a:scrgbClr r="0" g="0" b="0"/>
-      </a:effectRef>
-      <a:fontRef idx="minor">
-        <a:schemeClr val="lt1"/>
-      </a:fontRef>
-    </dgm:style>
-  </dgm:styleLbl>
-  <dgm:styleLbl name="parChTrans2D3">
-    <dgm:scene3d>
-      <a:camera prst="orthographicFront"/>
-      <a:lightRig rig="threePt" dir="t"/>
-    </dgm:scene3d>
-    <dgm:sp3d/>
-    <dgm:txPr/>
-    <dgm:style>
-      <a:lnRef idx="2">
-        <a:scrgbClr r="0" g="0" b="0"/>
-      </a:lnRef>
-      <a:fillRef idx="1">
-        <a:scrgbClr r="0" g="0" b="0"/>
-      </a:fillRef>
-      <a:effectRef idx="0">
-        <a:scrgbClr r="0" g="0" b="0"/>
-      </a:effectRef>
-      <a:fontRef idx="minor">
-        <a:schemeClr val="lt1"/>
-      </a:fontRef>
-    </dgm:style>
-  </dgm:styleLbl>
-  <dgm:styleLbl name="parChTrans2D4">
-    <dgm:scene3d>
-      <a:camera prst="orthographicFront"/>
-      <a:lightRig rig="threePt" dir="t"/>
-    </dgm:scene3d>
-    <dgm:sp3d/>
-    <dgm:txPr/>
-    <dgm:style>
-      <a:lnRef idx="2">
-        <a:scrgbClr r="0" g="0" b="0"/>
-      </a:lnRef>
-      <a:fillRef idx="1">
-        <a:scrgbClr r="0" g="0" b="0"/>
-      </a:fillRef>
-      <a:effectRef idx="0">
-        <a:scrgbClr r="0" g="0" b="0"/>
-      </a:effectRef>
-      <a:fontRef idx="minor">
-        <a:schemeClr val="lt1"/>
-      </a:fontRef>
-    </dgm:style>
-  </dgm:styleLbl>
-  <dgm:styleLbl name="parChTrans1D1">
-    <dgm:scene3d>
-      <a:camera prst="orthographicFront"/>
-      <a:lightRig rig="threePt" dir="t"/>
-    </dgm:scene3d>
-    <dgm:sp3d/>
-    <dgm:txPr/>
-    <dgm:style>
-      <a:lnRef idx="2">
-        <a:scrgbClr r="0" g="0" b="0"/>
-      </a:lnRef>
-      <a:fillRef idx="0">
-        <a:scrgbClr r="0" g="0" b="0"/>
-      </a:fillRef>
-      <a:effectRef idx="0">
-        <a:scrgbClr r="0" g="0" b="0"/>
-      </a:effectRef>
-      <a:fontRef idx="minor"/>
-    </dgm:style>
-  </dgm:styleLbl>
-  <dgm:styleLbl name="parChTrans1D2">
-    <dgm:scene3d>
-      <a:camera prst="orthographicFront"/>
-      <a:lightRig rig="threePt" dir="t"/>
-    </dgm:scene3d>
-    <dgm:sp3d/>
-    <dgm:txPr/>
-    <dgm:style>
-      <a:lnRef idx="2">
-        <a:scrgbClr r="0" g="0" b="0"/>
-      </a:lnRef>
-      <a:fillRef idx="0">
-        <a:scrgbClr r="0" g="0" b="0"/>
-      </a:fillRef>
-      <a:effectRef idx="0">
-        <a:scrgbClr r="0" g="0" b="0"/>
-      </a:effectRef>
-      <a:fontRef idx="minor"/>
-    </dgm:style>
-  </dgm:styleLbl>
-  <dgm:styleLbl name="parChTrans1D3">
-    <dgm:scene3d>
-      <a:camera prst="orthographicFront"/>
-      <a:lightRig rig="threePt" dir="t"/>
-    </dgm:scene3d>
-    <dgm:sp3d/>
-    <dgm:txPr/>
-    <dgm:style>
-      <a:lnRef idx="2">
-        <a:scrgbClr r="0" g="0" b="0"/>
-      </a:lnRef>
-      <a:fillRef idx="0">
-        <a:scrgbClr r="0" g="0" b="0"/>
-      </a:fillRef>
-      <a:effectRef idx="0">
-        <a:scrgbClr r="0" g="0" b="0"/>
-      </a:effectRef>
-      <a:fontRef idx="minor"/>
-    </dgm:style>
-  </dgm:styleLbl>
-  <dgm:styleLbl name="parChTrans1D4">
-    <dgm:scene3d>
-      <a:camera prst="orthographicFront"/>
-      <a:lightRig rig="threePt" dir="t"/>
-    </dgm:scene3d>
-    <dgm:sp3d/>
-    <dgm:txPr/>
-    <dgm:style>
-      <a:lnRef idx="2">
-        <a:scrgbClr r="0" g="0" b="0"/>
-      </a:lnRef>
-      <a:fillRef idx="0">
-        <a:scrgbClr r="0" g="0" b="0"/>
-      </a:fillRef>
-      <a:effectRef idx="0">
-        <a:scrgbClr r="0" g="0" b="0"/>
-      </a:effectRef>
-      <a:fontRef idx="minor"/>
-    </dgm:style>
-  </dgm:styleLbl>
-  <dgm:styleLbl name="fgAcc1">
-    <dgm:scene3d>
-      <a:camera prst="orthographicFront"/>
-      <a:lightRig rig="threePt" dir="t"/>
-    </dgm:scene3d>
-    <dgm:sp3d/>
-    <dgm:txPr/>
-    <dgm:style>
-      <a:lnRef idx="2">
-        <a:scrgbClr r="0" g="0" b="0"/>
-      </a:lnRef>
-      <a:fillRef idx="1">
-        <a:scrgbClr r="0" g="0" b="0"/>
-      </a:fillRef>
-      <a:effectRef idx="0">
-        <a:scrgbClr r="0" g="0" b="0"/>
-      </a:effectRef>
-      <a:fontRef idx="minor"/>
-    </dgm:style>
-  </dgm:styleLbl>
-  <dgm:styleLbl name="conFgAcc1">
-    <dgm:scene3d>
-      <a:camera prst="orthographicFront"/>
-      <a:lightRig rig="threePt" dir="t"/>
-    </dgm:scene3d>
-    <dgm:sp3d/>
-    <dgm:txPr/>
-    <dgm:style>
-      <a:lnRef idx="2">
-        <a:scrgbClr r="0" g="0" b="0"/>
-      </a:lnRef>
-      <a:fillRef idx="1">
-        <a:scrgbClr r="0" g="0" b="0"/>
-      </a:fillRef>
-      <a:effectRef idx="0">
-        <a:scrgbClr r="0" g="0" b="0"/>
-      </a:effectRef>
-      <a:fontRef idx="minor"/>
-    </dgm:style>
-  </dgm:styleLbl>
-  <dgm:styleLbl name="alignAcc1">
-    <dgm:scene3d>
-      <a:camera prst="orthographicFront"/>
-      <a:lightRig rig="threePt" dir="t"/>
-    </dgm:scene3d>
-    <dgm:sp3d/>
-    <dgm:txPr/>
-    <dgm:style>
-      <a:lnRef idx="2">
-        <a:scrgbClr r="0" g="0" b="0"/>
-      </a:lnRef>
-      <a:fillRef idx="1">
-        <a:scrgbClr r="0" g="0" b="0"/>
-      </a:fillRef>
-      <a:effectRef idx="0">
-        <a:scrgbClr r="0" g="0" b="0"/>
-      </a:effectRef>
-      <a:fontRef idx="minor"/>
-    </dgm:style>
-  </dgm:styleLbl>
-  <dgm:styleLbl name="trAlignAcc1">
-    <dgm:scene3d>
-      <a:camera prst="orthographicFront"/>
-      <a:lightRig rig="threePt" dir="t"/>
-    </dgm:scene3d>
-    <dgm:sp3d/>
-    <dgm:txPr/>
-    <dgm:style>
-      <a:lnRef idx="1">
-        <a:scrgbClr r="0" g="0" b="0"/>
-      </a:lnRef>
-      <a:fillRef idx="1">
-        <a:scrgbClr r="0" g="0" b="0"/>
-      </a:fillRef>
-      <a:effectRef idx="0">
-        <a:scrgbClr r="0" g="0" b="0"/>
-      </a:effectRef>
-      <a:fontRef idx="minor"/>
-    </dgm:style>
-  </dgm:styleLbl>
-  <dgm:styleLbl name="bgAcc1">
-    <dgm:scene3d>
-      <a:camera prst="orthographicFront"/>
-      <a:lightRig rig="threePt" dir="t"/>
-    </dgm:scene3d>
-    <dgm:sp3d/>
-    <dgm:txPr/>
-    <dgm:style>
-      <a:lnRef idx="2">
-        <a:scrgbClr r="0" g="0" b="0"/>
-      </a:lnRef>
-      <a:fillRef idx="1">
-        <a:scrgbClr r="0" g="0" b="0"/>
-      </a:fillRef>
-      <a:effectRef idx="0">
-        <a:scrgbClr r="0" g="0" b="0"/>
-      </a:effectRef>
-      <a:fontRef idx="minor"/>
-    </dgm:style>
-  </dgm:styleLbl>
-  <dgm:styleLbl name="solidFgAcc1">
-    <dgm:scene3d>
-      <a:camera prst="orthographicFront"/>
-      <a:lightRig rig="threePt" dir="t"/>
-    </dgm:scene3d>
-    <dgm:sp3d/>
-    <dgm:txPr/>
-    <dgm:style>
-      <a:lnRef idx="2">
-        <a:scrgbClr r="0" g="0" b="0"/>
-      </a:lnRef>
-      <a:fillRef idx="1">
-        <a:scrgbClr r="0" g="0" b="0"/>
-      </a:fillRef>
-      <a:effectRef idx="0">
-        <a:scrgbClr r="0" g="0" b="0"/>
-      </a:effectRef>
-      <a:fontRef idx="minor"/>
-    </dgm:style>
-  </dgm:styleLbl>
-  <dgm:styleLbl name="solidAlignAcc1">
-    <dgm:scene3d>
-      <a:camera prst="orthographicFront"/>
-      <a:lightRig rig="threePt" dir="t"/>
-    </dgm:scene3d>
-    <dgm:sp3d/>
-    <dgm:txPr/>
-    <dgm:style>
-      <a:lnRef idx="2">
-        <a:scrgbClr r="0" g="0" b="0"/>
-      </a:lnRef>
-      <a:fillRef idx="1">
-        <a:scrgbClr r="0" g="0" b="0"/>
-      </a:fillRef>
-      <a:effectRef idx="0">
-        <a:scrgbClr r="0" g="0" b="0"/>
-      </a:effectRef>
-      <a:fontRef idx="minor"/>
-    </dgm:style>
-  </dgm:styleLbl>
-  <dgm:styleLbl name="solidBgAcc1">
-    <dgm:scene3d>
-      <a:camera prst="orthographicFront"/>
-      <a:lightRig rig="threePt" dir="t"/>
-    </dgm:scene3d>
-    <dgm:sp3d/>
-    <dgm:txPr/>
-    <dgm:style>
-      <a:lnRef idx="2">
-        <a:scrgbClr r="0" g="0" b="0"/>
-      </a:lnRef>
-      <a:fillRef idx="1">
-        <a:scrgbClr r="0" g="0" b="0"/>
-      </a:fillRef>
-      <a:effectRef idx="0">
-        <a:scrgbClr r="0" g="0" b="0"/>
-      </a:effectRef>
-      <a:fontRef idx="minor"/>
-    </dgm:style>
-  </dgm:styleLbl>
-  <dgm:styleLbl name="fgAccFollowNode1">
-    <dgm:scene3d>
-      <a:camera prst="orthographicFront"/>
-      <a:lightRig rig="threePt" dir="t"/>
-    </dgm:scene3d>
-    <dgm:sp3d/>
-    <dgm:txPr/>
-    <dgm:style>
-      <a:lnRef idx="2">
-        <a:scrgbClr r="0" g="0" b="0"/>
-      </a:lnRef>
-      <a:fillRef idx="1">
-        <a:scrgbClr r="0" g="0" b="0"/>
-      </a:fillRef>
-      <a:effectRef idx="0">
-        <a:scrgbClr r="0" g="0" b="0"/>
-      </a:effectRef>
-      <a:fontRef idx="minor"/>
-    </dgm:style>
-  </dgm:styleLbl>
-  <dgm:styleLbl name="alignAccFollowNode1">
-    <dgm:scene3d>
-      <a:camera prst="orthographicFront"/>
-      <a:lightRig rig="threePt" dir="t"/>
-    </dgm:scene3d>
-    <dgm:sp3d/>
-    <dgm:txPr/>
-    <dgm:style>
-      <a:lnRef idx="2">
-        <a:scrgbClr r="0" g="0" b="0"/>
-      </a:lnRef>
-      <a:fillRef idx="1">
-        <a:scrgbClr r="0" g="0" b="0"/>
-      </a:fillRef>
-      <a:effectRef idx="0">
-        <a:scrgbClr r="0" g="0" b="0"/>
-      </a:effectRef>
-      <a:fontRef idx="minor"/>
-    </dgm:style>
-  </dgm:styleLbl>
-  <dgm:styleLbl name="bgAccFollowNode1">
-    <dgm:scene3d>
-      <a:camera prst="orthographicFront"/>
-      <a:lightRig rig="threePt" dir="t"/>
-    </dgm:scene3d>
-    <dgm:sp3d/>
-    <dgm:txPr/>
-    <dgm:style>
-      <a:lnRef idx="2">
-        <a:scrgbClr r="0" g="0" b="0"/>
-      </a:lnRef>
-      <a:fillRef idx="1">
-        <a:scrgbClr r="0" g="0" b="0"/>
-      </a:fillRef>
-      <a:effectRef idx="0">
-        <a:scrgbClr r="0" g="0" b="0"/>
-      </a:effectRef>
-      <a:fontRef idx="minor"/>
-    </dgm:style>
-  </dgm:styleLbl>
-  <dgm:styleLbl name="fgAcc0">
-    <dgm:scene3d>
-      <a:camera prst="orthographicFront"/>
-      <a:lightRig rig="threePt" dir="t"/>
-    </dgm:scene3d>
-    <dgm:sp3d/>
-    <dgm:txPr/>
-    <dgm:style>
-      <a:lnRef idx="2">
-        <a:scrgbClr r="0" g="0" b="0"/>
-      </a:lnRef>
-      <a:fillRef idx="1">
-        <a:scrgbClr r="0" g="0" b="0"/>
-      </a:fillRef>
-      <a:effectRef idx="0">
-        <a:scrgbClr r="0" g="0" b="0"/>
-      </a:effectRef>
-      <a:fontRef idx="minor"/>
-    </dgm:style>
-  </dgm:styleLbl>
-  <dgm:styleLbl name="fgAcc2">
-    <dgm:scene3d>
-      <a:camera prst="orthographicFront"/>
-      <a:lightRig rig="threePt" dir="t"/>
-    </dgm:scene3d>
-    <dgm:sp3d/>
-    <dgm:txPr/>
-    <dgm:style>
-      <a:lnRef idx="2">
-        <a:scrgbClr r="0" g="0" b="0"/>
-      </a:lnRef>
-      <a:fillRef idx="1">
-        <a:scrgbClr r="0" g="0" b="0"/>
-      </a:fillRef>
-      <a:effectRef idx="0">
-        <a:scrgbClr r="0" g="0" b="0"/>
-      </a:effectRef>
-      <a:fontRef idx="minor"/>
-    </dgm:style>
-  </dgm:styleLbl>
-  <dgm:styleLbl name="fgAcc3">
-    <dgm:scene3d>
-      <a:camera prst="orthographicFront"/>
-      <a:lightRig rig="threePt" dir="t"/>
-    </dgm:scene3d>
-    <dgm:sp3d/>
-    <dgm:txPr/>
-    <dgm:style>
-      <a:lnRef idx="2">
-        <a:scrgbClr r="0" g="0" b="0"/>
-      </a:lnRef>
-      <a:fillRef idx="1">
-        <a:scrgbClr r="0" g="0" b="0"/>
-      </a:fillRef>
-      <a:effectRef idx="0">
-        <a:scrgbClr r="0" g="0" b="0"/>
-      </a:effectRef>
-      <a:fontRef idx="minor"/>
-    </dgm:style>
-  </dgm:styleLbl>
-  <dgm:styleLbl name="fgAcc4">
-    <dgm:scene3d>
-      <a:camera prst="orthographicFront"/>
-      <a:lightRig rig="threePt" dir="t"/>
-    </dgm:scene3d>
-    <dgm:sp3d/>
-    <dgm:txPr/>
-    <dgm:style>
-      <a:lnRef idx="2">
-        <a:scrgbClr r="0" g="0" b="0"/>
-      </a:lnRef>
-      <a:fillRef idx="1">
-        <a:scrgbClr r="0" g="0" b="0"/>
-      </a:fillRef>
-      <a:effectRef idx="0">
-        <a:scrgbClr r="0" g="0" b="0"/>
-      </a:effectRef>
-      <a:fontRef idx="minor"/>
-    </dgm:style>
-  </dgm:styleLbl>
-  <dgm:styleLbl name="bgShp">
-    <dgm:scene3d>
-      <a:camera prst="orthographicFront"/>
-      <a:lightRig rig="threePt" dir="t"/>
-    </dgm:scene3d>
-    <dgm:sp3d/>
-    <dgm:txPr/>
-    <dgm:style>
-      <a:lnRef idx="0">
-        <a:scrgbClr r="0" g="0" b="0"/>
-      </a:lnRef>
-      <a:fillRef idx="1">
-        <a:scrgbClr r="0" g="0" b="0"/>
-      </a:fillRef>
-      <a:effectRef idx="0">
-        <a:scrgbClr r="0" g="0" b="0"/>
-      </a:effectRef>
-      <a:fontRef idx="minor"/>
-    </dgm:style>
-  </dgm:styleLbl>
-  <dgm:styleLbl name="dkBgShp">
-    <dgm:scene3d>
-      <a:camera prst="orthographicFront"/>
-      <a:lightRig rig="threePt" dir="t"/>
-    </dgm:scene3d>
-    <dgm:sp3d/>
-    <dgm:txPr/>
-    <dgm:style>
-      <a:lnRef idx="0">
-        <a:scrgbClr r="0" g="0" b="0"/>
-      </a:lnRef>
-      <a:fillRef idx="1">
-        <a:scrgbClr r="0" g="0" b="0"/>
-      </a:fillRef>
-      <a:effectRef idx="0">
-        <a:scrgbClr r="0" g="0" b="0"/>
-      </a:effectRef>
-      <a:fontRef idx="minor"/>
-    </dgm:style>
-  </dgm:styleLbl>
-  <dgm:styleLbl name="trBgShp">
-    <dgm:scene3d>
-      <a:camera prst="orthographicFront"/>
-      <a:lightRig rig="threePt" dir="t"/>
-    </dgm:scene3d>
-    <dgm:sp3d/>
-    <dgm:txPr/>
-    <dgm:style>
-      <a:lnRef idx="0">
-        <a:scrgbClr r="0" g="0" b="0"/>
-      </a:lnRef>
-      <a:fillRef idx="1">
-        <a:scrgbClr r="0" g="0" b="0"/>
-      </a:fillRef>
-      <a:effectRef idx="0">
-        <a:scrgbClr r="0" g="0" b="0"/>
-      </a:effectRef>
-      <a:fontRef idx="minor"/>
-    </dgm:style>
-  </dgm:styleLbl>
-  <dgm:styleLbl name="fgShp">
-    <dgm:scene3d>
-      <a:camera prst="orthographicFront"/>
-      <a:lightRig rig="threePt" dir="t"/>
-    </dgm:scene3d>
-    <dgm:sp3d/>
-    <dgm:txPr/>
-    <dgm:style>
-      <a:lnRef idx="2">
-        <a:scrgbClr r="0" g="0" b="0"/>
-      </a:lnRef>
-      <a:fillRef idx="1">
-        <a:scrgbClr r="0" g="0" b="0"/>
-      </a:fillRef>
-      <a:effectRef idx="0">
-        <a:scrgbClr r="0" g="0" b="0"/>
-      </a:effectRef>
-      <a:fontRef idx="minor"/>
-    </dgm:style>
-  </dgm:styleLbl>
-  <dgm:styleLbl name="revTx">
-    <dgm:scene3d>
-      <a:camera prst="orthographicFront"/>
-      <a:lightRig rig="threePt" dir="t"/>
-    </dgm:scene3d>
-    <dgm:sp3d/>
-    <dgm:txPr/>
-    <dgm:style>
-      <a:lnRef idx="0">
-        <a:scrgbClr r="0" g="0" b="0"/>
-      </a:lnRef>
-      <a:fillRef idx="0">
-        <a:scrgbClr r="0" g="0" b="0"/>
-      </a:fillRef>
-      <a:effectRef idx="0">
-        <a:scrgbClr r="0" g="0" b="0"/>
-      </a:effectRef>
-      <a:fontRef idx="minor"/>
-    </dgm:style>
-  </dgm:styleLbl>
-</dgm:styleDef>
-</file>
-
 <file path=word/theme/theme1.xml><?xml version="1.0" encoding="utf-8"?>
 <a:theme xmlns:a="http://schemas.openxmlformats.org/drawingml/2006/main" name="Office Theme">
   <a:themeElements>
